--- a/ms-2026-04-10.docx
+++ b/ms-2026-04-10.docx
@@ -1,16 +1,19 @@
 
 <file path=word/document.xml><?xml version="1.0" encoding="utf-8"?>
-<w:document xmlns:wpc="http://schemas.microsoft.com/office/word/2010/wordprocessingCanvas" xmlns:cx="http://schemas.microsoft.com/office/drawing/2014/chartex" xmlns:cx1="http://schemas.microsoft.com/office/drawing/2015/9/8/chartex" xmlns:cx2="http://schemas.microsoft.com/office/drawing/2015/10/21/chartex" xmlns:cx3="http://schemas.microsoft.com/office/drawing/2016/5/9/chartex" xmlns:cx4="http://schemas.microsoft.com/office/drawing/2016/5/10/chartex" xmlns:cx5="http://schemas.microsoft.com/office/drawing/2016/5/11/chartex" xmlns:cx6="http://schemas.microsoft.com/office/drawing/2016/5/12/chartex" xmlns:cx7="http://schemas.microsoft.com/office/drawing/2016/5/13/chartex" xmlns:cx8="http://schemas.microsoft.com/office/drawing/2016/5/14/chartex" xmlns:mc="http://schemas.openxmlformats.org/markup-compatibility/2006" xmlns:aink="http://schemas.microsoft.com/office/drawing/2016/ink" xmlns:am3d="http://schemas.microsoft.com/office/drawing/2017/model3d" xmlns:o="urn:schemas-microsoft-com:office:office" xmlns:oel="http://schemas.microsoft.com/office/2019/extlst" xmlns:r="http://schemas.openxmlformats.org/officeDocument/2006/relationships" xmlns:m="http://schemas.openxmlformats.org/officeDocument/2006/math" xmlns:v="urn:schemas-microsoft-com:vml" xmlns:wp14="http://schemas.microsoft.com/office/word/2010/wordprocessingDrawing" xmlns:wp="http://schemas.openxmlformats.org/drawingml/2006/wordprocessingDrawing" xmlns:w10="urn:schemas-microsoft-com:office:word" xmlns:w="http://schemas.openxmlformats.org/wordprocessingml/2006/main" xmlns:w14="http://schemas.microsoft.com/office/word/2010/wordml" xmlns:w15="http://schemas.microsoft.com/office/word/2012/wordml" xmlns:w16cex="http://schemas.microsoft.com/office/word/2018/wordml/cex" xmlns:w16cid="http://schemas.microsoft.com/office/word/2016/wordml/cid" xmlns:w16="http://schemas.microsoft.com/office/word/2018/wordml" xmlns:w16du="http://schemas.microsoft.com/office/word/2023/wordml/word16du" xmlns:w16sdtdh="http://schemas.microsoft.com/office/word/2020/wordml/sdtdatahash" xmlns:w16sdtfl="http://schemas.microsoft.com/office/word/2024/wordml/sdtformatlock" xmlns:w16se="http://schemas.microsoft.com/office/word/2015/wordml/symex" xmlns:wpg="http://schemas.microsoft.com/office/word/2010/wordprocessingGroup" xmlns:wpi="http://schemas.microsoft.com/office/word/2010/wordprocessingInk" xmlns:wne="http://schemas.microsoft.com/office/word/2006/wordml" xmlns:wps="http://schemas.microsoft.com/office/word/2010/wordprocessingShape" mc:Ignorable="w14 w15 w16se w16cid w16 w16cex w16sdtdh w16sdtfl w16du wp14">
+<w:document xmlns:o="urn:schemas-microsoft-com:office:office" xmlns:r="http://schemas.openxmlformats.org/officeDocument/2006/relationships" xmlns:v="urn:schemas-microsoft-com:vml" xmlns:w="http://schemas.openxmlformats.org/wordprocessingml/2006/main" xmlns:w10="urn:schemas-microsoft-com:office:word" xmlns:wp="http://schemas.openxmlformats.org/drawingml/2006/wordprocessingDrawing" xmlns:pic="http://schemas.openxmlformats.org/drawingml/2006/picture" xmlns:wps="http://schemas.microsoft.com/office/word/2010/wordprocessingShape" xmlns:wpg="http://schemas.microsoft.com/office/word/2010/wordprocessingGroup" xmlns:mc="http://schemas.openxmlformats.org/markup-compatibility/2006" xmlns:wp14="http://schemas.microsoft.com/office/word/2010/wordprocessingDrawing" xmlns:w14="http://schemas.microsoft.com/office/word/2010/wordml" xmlns:w15="http://schemas.microsoft.com/office/word/2012/wordml" mc:Ignorable="w14 wp14 w15">
   <w:body>
     <w:p>
       <w:pPr>
         <w:pStyle w:val="Title"/>
-      </w:pPr>
-      <w:r>
+        <w:rPr/>
+      </w:pPr>
+      <w:r>
+        <w:rPr/>
         <w:t>Repertoire of indel m</w:t>
       </w:r>
       <w:bookmarkStart w:id="0" w:name="OLE_LINK1"/>
       <w:r>
+        <w:rPr/>
         <w:t>utation</w:t>
       </w:r>
       <w:r>
@@ -20,6 +23,7 @@
         <w:t>al</w:t>
       </w:r>
       <w:r>
+        <w:rPr/>
         <w:t xml:space="preserve"> </w:t>
       </w:r>
       <w:r>
@@ -29,6 +33,7 @@
         <w:t>signatures</w:t>
       </w:r>
       <w:r>
+        <w:rPr/>
         <w:t xml:space="preserve"> </w:t>
       </w:r>
       <w:r>
@@ -41,9 +46,11 @@
     <w:p>
       <w:pPr>
         <w:pStyle w:val="authorsandaff"/>
-        <w:spacing w:after="240"/>
-      </w:pPr>
-      <w:r>
+        <w:spacing w:before="0" w:after="240"/>
+        <w:rPr/>
+      </w:pPr>
+      <w:r>
+        <w:rPr/>
         <w:t>Mo Liu</w:t>
       </w:r>
       <w:r>
@@ -53,6 +60,7 @@
         <w:t>1*#</w:t>
       </w:r>
       <w:r>
+        <w:rPr/>
         <w:t>,</w:t>
       </w:r>
       <w:r>
@@ -62,6 +70,7 @@
         <w:t xml:space="preserve"> Mi Ni Huang2*,</w:t>
       </w:r>
       <w:r>
+        <w:rPr/>
         <w:t xml:space="preserve"> Xue Ming Wu1, Qi Zheng</w:t>
       </w:r>
       <w:r>
@@ -71,6 +80,7 @@
         <w:t xml:space="preserve">1, </w:t>
       </w:r>
       <w:r>
+        <w:rPr/>
         <w:t>Runtian Yao</w:t>
       </w:r>
       <w:r>
@@ -80,6 +90,7 @@
         <w:t>2</w:t>
       </w:r>
       <w:r>
+        <w:rPr/>
         <w:t xml:space="preserve">, </w:t>
       </w:r>
       <w:r>
@@ -89,6 +100,7 @@
         <w:t xml:space="preserve">Ying Yang1, Runxi Shen3, </w:t>
       </w:r>
       <w:r>
+        <w:rPr/>
         <w:t>Steven G. Rozen4</w:t>
       </w:r>
       <w:r>
@@ -101,14 +113,17 @@
     <w:p>
       <w:pPr>
         <w:pStyle w:val="authorsandaff"/>
-      </w:pPr>
-      <w:r>
+        <w:rPr/>
+      </w:pPr>
+      <w:r>
+        <w:rPr/>
         <w:t>1 Sino-French Hoffmann Institute, School of Basic Medical Sciences, Guangzhou Medical University, Guangzhou, Guangdong 511436, China</w:t>
       </w:r>
     </w:p>
     <w:p>
       <w:pPr>
         <w:pStyle w:val="authorsandaff"/>
+        <w:rPr/>
       </w:pPr>
       <w:r>
         <w:rPr>
@@ -117,6 +132,7 @@
         <w:t xml:space="preserve">2 </w:t>
       </w:r>
       <w:r>
+        <w:rPr/>
         <w:t>Molecular Cancer Research Center, School of Medicine, Shenzhen Campus of Sun Yat-</w:t>
       </w:r>
       <w:r>
@@ -126,12 +142,14 @@
         <w:t>S</w:t>
       </w:r>
       <w:r>
+        <w:rPr/>
         <w:t>en University, Sun Yat-sen University, Shenzhen, 518107, China</w:t>
       </w:r>
     </w:p>
     <w:p>
       <w:pPr>
         <w:pStyle w:val="authorsandaff"/>
+        <w:rPr/>
       </w:pPr>
       <w:r>
         <w:rPr>
@@ -140,12 +158,14 @@
         <w:t xml:space="preserve">3 </w:t>
       </w:r>
       <w:r>
+        <w:rPr/>
         <w:t>Imaging Platform, Broad Institute of Harvard and MIT, Cambridge, Massachusetts, United States</w:t>
       </w:r>
     </w:p>
     <w:p>
       <w:pPr>
         <w:pStyle w:val="authorsandaff"/>
+        <w:rPr/>
       </w:pPr>
       <w:r>
         <w:rPr>
@@ -154,19 +174,23 @@
         <w:t>4</w:t>
       </w:r>
       <w:r>
+        <w:rPr/>
         <w:t xml:space="preserve"> Department of Biostatistics and Bioinformatics, Duke University School of Medicine, Durham, North Carolina, 27710, United States</w:t>
       </w:r>
     </w:p>
     <w:p>
       <w:pPr>
         <w:pStyle w:val="authorsandaff"/>
-      </w:pPr>
-      <w:r>
+        <w:rPr/>
+      </w:pPr>
+      <w:r>
+        <w:rPr/>
         <w:t xml:space="preserve"># Corresponding authors: E-mails: </w:t>
       </w:r>
-      <w:hyperlink r:id="rId7">
+      <w:hyperlink r:id="rId2">
         <w:r>
           <w:rPr>
+            <w:rStyle w:val="Style6"/>
             <w:rFonts w:hint="eastAsia"/>
           </w:rPr>
           <w:t>mo.liu@gzhmu.edu.cn</w:t>
@@ -180,6 +204,13 @@
       </w:r>
     </w:p>
     <w:p>
+      <w:pPr>
+        <w:pStyle w:val="Normal"/>
+        <w:rPr/>
+      </w:pPr>
+      <w:r>
+        <w:rPr/>
+      </w:r>
       <w:r>
         <w:br w:type="page"/>
       </w:r>
@@ -187,99 +218,130 @@
     <w:p>
       <w:pPr>
         <w:pStyle w:val="Heading1"/>
-        <w:spacing w:before="0"/>
-      </w:pPr>
-      <w:r>
-        <w:rPr>
-          <w:rFonts w:hint="eastAsia"/>
-        </w:rPr>
-        <w:lastRenderedPageBreak/>
+        <w:spacing w:before="0" w:after="120"/>
+        <w:rPr/>
+      </w:pPr>
+      <w:r>
+        <w:rPr>
+          <w:rFonts w:hint="eastAsia"/>
+        </w:rPr>
         <w:t>Abstract</w:t>
       </w:r>
     </w:p>
     <w:p>
       <w:pPr>
         <w:pStyle w:val="normalfirst"/>
-      </w:pPr>
-      <w:r>
-        <w:t xml:space="preserve">Mutational signatures can be viewed as latent factors that can reconstruct observed mutational spectra and that ideally correspond to specific mutagenic mechanisms. The mutational signatures of small insertions and deletions (“indels”) have been under-studied, but Koh, Nanda, and colleagues recently published two new classifications that recognize 89 types and 476 types of indels. We show here that both these classifications provide better discrimination between spectra and signatures than the older classification into 83 types of indel. We analyzed somatic indels in 6,975 whole genomes from 32 cancer types to create comprehensive collections of indel signatures. We identified signatures in all three classification schemes (476, 89, and 83 types of indels) using a method based on hierarchical Dirichlet processes and a method based on non-negative matrix factorization, with consistent results across the two methods. We identified 44 89-type mutational signatures and, independently, their corresponding 476-type signatures. Of these, to our knowledge, similar 89-type signatures were previously described for 18. Lossless translation between signatures in the 83-type and the two new classification schemes is impossible. However, we leveraged tumor mutational spectra dominated by individual signatures to exhaustively elucidate these correspondences. We found that the new classification schemes are in most cases superior, in that they detect differences between spectra and signatures that the 83-type classification does not. We provide a web site for exploring indel signatures and their relationships across the three classifications, as well as </w:t>
-      </w:r>
-      <w:r>
-        <w:rPr>
-          <w:shd w:val="clear" w:color="auto" w:fill="FFFF00"/>
+        <w:rPr/>
+      </w:pPr>
+      <w:r>
+        <w:rPr/>
+        <w:t>Mutational signatures can be viewed as latent factors that can reconstruct observed mutational spectra and that ideally correspond to specific mutagenic mechanisms. The mutational signatures of small insertions and deletions (“indels”) have been under-studied, but Koh, Nanda, and colleagues recently published two new classifications that recognize 89 types and 476 types of indels. We show here that both these classifications provide better discrimination between spectra and signatures than the older classification into 83 types of indel. We analyzed somatic indels in 6,975 whole genomes from 32 cancer types to create comprehensive collections of indel signatures. We identified signatures in all three classification schemes (476, 89, and 83 types of indels) using a method based on hierarchical Dirichlet processes and a method based on</w:t>
+      </w:r>
+      <w:r>
+        <w:rPr/>
+        <w:t>+</w:t>
+      </w:r>
+      <w:r>
+        <w:rPr/>
+        <w:t xml:space="preserve"> non-negative matrix factorization, with consistent results across the two methods. We identified 44 89-type mutational signatures and, independently, their corresponding 476-type signatures. Of these, to our knowledge, similar 89-type signatures were previously described for 18. Lossless translation between signatures in the 83-type and the two new classification schemes is impossible. However, we leveraged tumor mutational spectra dominated by individual signatures to exhaustively elucidate these correspondences. We found that the new classification schemes are in most cases superior, in that they detect differences between spectra and signatures that the 83-type classification does not. We provide a web site for exploring indel signatures and their relationships across the three classifications, as well as </w:t>
+      </w:r>
+      <w:r>
+        <w:rPr>
+          <w:shd w:fill="FFFF00" w:val="clear"/>
         </w:rPr>
         <w:t>signatures’ presence in tumors</w:t>
       </w:r>
       <w:r>
+        <w:rPr/>
         <w:t xml:space="preserve"> and signatures’ relationships to genomic topography. </w:t>
       </w:r>
     </w:p>
     <w:p>
       <w:pPr>
         <w:pStyle w:val="normalfirst"/>
-      </w:pPr>
-      <w:r>
+        <w:rPr/>
+      </w:pPr>
+      <w:r>
+        <w:rPr/>
         <w:t>(Currently 244 words)</w:t>
       </w:r>
     </w:p>
     <w:p>
       <w:pPr>
         <w:pStyle w:val="normalfirst"/>
-      </w:pPr>
+        <w:rPr/>
+      </w:pPr>
+      <w:r>
+        <w:rPr/>
+      </w:r>
     </w:p>
     <w:p>
       <w:pPr>
         <w:pStyle w:val="normalfirst"/>
-      </w:pPr>
+        <w:rPr/>
+      </w:pPr>
+      <w:r>
+        <w:rPr/>
+      </w:r>
     </w:p>
     <w:p>
       <w:pPr>
         <w:pStyle w:val="normalfirst"/>
-      </w:pPr>
-    </w:p>
-    <w:p>
-      <w:r>
+        <w:rPr/>
+      </w:pPr>
+      <w:r>
+        <w:rPr/>
+      </w:r>
+    </w:p>
+    <w:p>
+      <w:pPr>
+        <w:pStyle w:val="Normal"/>
+        <w:rPr/>
+      </w:pPr>
+      <w:r>
+        <w:rPr/>
         <w:t xml:space="preserve">NOTES On possible journals: abstract word limits:, nat genet abst limit 150, 4000 words 8 display items;  cancer research, 250 words; cancer discovery 150 words; cell genomics, 150 words; genome research 250 words; </w:t>
       </w:r>
       <w:r>
         <w:rPr>
-          <w:shd w:val="clear" w:color="auto" w:fill="FFFF00"/>
+          <w:shd w:fill="FFFF00" w:val="clear"/>
         </w:rPr>
         <w:t xml:space="preserve">Elife? Cell / cell genomics resource? </w:t>
       </w:r>
-      <w:hyperlink r:id="rId8">
+      <w:hyperlink r:id="rId3">
         <w:r>
           <w:rPr>
             <w:rStyle w:val="Hyperlink"/>
-            <w:shd w:val="clear" w:color="auto" w:fill="FFFF00"/>
+            <w:shd w:fill="FFFF00" w:val="clear"/>
           </w:rPr>
           <w:t>https://share.google/aimode/QKRo26NUhoR9S8WBd</w:t>
         </w:r>
       </w:hyperlink>
       <w:r>
         <w:rPr>
-          <w:shd w:val="clear" w:color="auto" w:fill="FFFF00"/>
+          <w:shd w:fill="FFFF00" w:val="clear"/>
         </w:rPr>
         <w:t xml:space="preserve"> </w:t>
       </w:r>
     </w:p>
     <w:p>
       <w:pPr>
-        <w:rPr>
-          <w:shd w:val="clear" w:color="auto" w:fill="FFFF00"/>
-        </w:rPr>
-      </w:pPr>
-      <w:r>
-        <w:rPr>
-          <w:shd w:val="clear" w:color="auto" w:fill="FFFF00"/>
+        <w:pStyle w:val="Normal"/>
+        <w:rPr>
+          <w:shd w:fill="FFFF00" w:val="clear"/>
+        </w:rPr>
+      </w:pPr>
+      <w:r>
+        <w:rPr>
+          <w:shd w:fill="FFFF00" w:val="clear"/>
         </w:rPr>
         <w:t xml:space="preserve">Cell Resource: </w:t>
       </w:r>
-      <w:hyperlink r:id="rId9">
+      <w:hyperlink r:id="rId4">
         <w:r>
           <w:rPr>
             <w:rStyle w:val="Hyperlink"/>
-            <w:shd w:val="clear" w:color="auto" w:fill="FFFF00"/>
+            <w:shd w:fill="FFFF00" w:val="clear"/>
           </w:rPr>
           <w:t>https://share.google/aimode/WwQBtrZhnQtX3IRmf</w:t>
         </w:r>
@@ -287,22 +349,28 @@
     </w:p>
     <w:p>
       <w:pPr>
-        <w:rPr>
-          <w:shd w:val="clear" w:color="auto" w:fill="FFFF00"/>
-        </w:rPr>
-      </w:pPr>
-      <w:r>
-        <w:rPr>
-          <w:shd w:val="clear" w:color="auto" w:fill="FFFF00"/>
+        <w:pStyle w:val="Normal"/>
+        <w:rPr>
+          <w:shd w:fill="FFFF00" w:val="clear"/>
+        </w:rPr>
+      </w:pPr>
+      <w:r>
+        <w:rPr>
+          <w:shd w:fill="FFFF00" w:val="clear"/>
         </w:rPr>
         <w:t>https://share.google/aimode/oq2obmCUzjqylWw4j</w:t>
       </w:r>
     </w:p>
     <w:p>
-      <w:r>
+      <w:pPr>
+        <w:pStyle w:val="Normal"/>
+        <w:rPr/>
+      </w:pPr>
+      <w:r>
+        <w:rPr/>
         <w:t xml:space="preserve">NOTE: Koh et al. Extracted from tumor types: bladder (n = 347), brain (CNS, n = 392), colorectal (n = 2,146), endometrial (n = 695), lung (n = 958), stomach (n = 181) and skin (n = 56) cancers from the GEL 100,000 Genomes Project35 Strelka (page 1136, top right column)  </w:t>
       </w:r>
-      <w:hyperlink r:id="rId10">
+      <w:hyperlink r:id="rId5">
         <w:r>
           <w:rPr>
             <w:rStyle w:val="Hyperlink"/>
@@ -317,25 +385,34 @@
         <w:t xml:space="preserve"> </w:t>
       </w:r>
       <w:r>
+        <w:rPr/>
         <w:t>We extracted from 32 types &gt; 4 times as many (koh extracted from 7)</w:t>
       </w:r>
     </w:p>
     <w:p>
       <w:pPr>
         <w:pStyle w:val="Heading1"/>
-        <w:spacing w:before="0"/>
-        <w:rPr>
-          <w:b w:val="0"/>
-          <w:bCs w:val="0"/>
-        </w:rPr>
-      </w:pPr>
-      <w:r>
-        <w:rPr>
-          <w:b w:val="0"/>
-          <w:bCs w:val="0"/>
-          <w:shd w:val="clear" w:color="auto" w:fill="FFFF00"/>
-        </w:rPr>
-        <w:t>“Resource” in CELL</w:t>
+        <w:spacing w:before="0" w:after="120"/>
+        <w:rPr>
+          <w:b w:val="false"/>
+          <w:bCs w:val="false"/>
+        </w:rPr>
+      </w:pPr>
+      <w:r>
+        <w:rPr>
+          <w:b w:val="false"/>
+          <w:bCs w:val="false"/>
+          <w:shd w:fill="FFFF00" w:val="clear"/>
+        </w:rPr>
+        <w:t>“</w:t>
+      </w:r>
+      <w:r>
+        <w:rPr>
+          <w:b w:val="false"/>
+          <w:bCs w:val="false"/>
+          <w:shd w:fill="FFFF00" w:val="clear"/>
+        </w:rPr>
+        <w:t>Resource” in CELL</w:t>
       </w:r>
       <w:r>
         <w:br w:type="page"/>
@@ -344,16 +421,18 @@
     <w:p>
       <w:pPr>
         <w:pStyle w:val="Heading1"/>
-        <w:spacing w:before="0"/>
-      </w:pPr>
-      <w:r>
-        <w:lastRenderedPageBreak/>
+        <w:spacing w:before="0" w:after="120"/>
+        <w:rPr/>
+      </w:pPr>
+      <w:r>
+        <w:rPr/>
         <w:t>Introduction</w:t>
       </w:r>
     </w:p>
     <w:p>
       <w:pPr>
         <w:pStyle w:val="normalfirst"/>
+        <w:rPr/>
       </w:pPr>
       <w:r>
         <w:rPr>
@@ -396,6 +475,7 @@
       </w:r>
       <w:bookmarkStart w:id="1" w:name="ZOTERO_BREF_SKWaXNETtpY0"/>
       <w:r>
+        <w:rPr/>
         <w:t>(Alexandrov et al. 2014)</w:t>
       </w:r>
       <w:bookmarkEnd w:id="1"/>
@@ -432,12 +512,17 @@
         <w:rPr>
           <w:rStyle w:val="normalfirstChar"/>
         </w:rPr>
-        <w:instrText>ADDIN ZOTERO_ITEM CSL_CITATION {"citationID":"cuOTYsMj","properties":{"formattedCitation":"(Davies et al. 2017; Cooper et al. 2010; Grolleman et al. 2019)","plainCitation":"(Davies et al. 2017; Cooper et al. 2010; Grolleman et al. 2019)","dontUpdate":true,"noteIndex":0},"citationItems":[{"id":"LB8OR9DJ/tgI39TZW","uris":["http://zotero.org/users/14858941/items/FX3CFPG5"],"itemData":{"id":713,"type":"article-journal","abstract":"Approximately 1-5% of breast cancers are attributed to inherited mutations in BRCA1 or BRCA2 and are selectively sensitive to poly(ADP-ribose) polymerase (PARP) inhibitors. In other cancer types, germline and/or somatic mutations in BRCA1 and/or BRCA2 (BRCA1/BRCA2) also confer selective sensitivity to PARP inhibitors. Thus, assays to detect BRCA1/BRCA2-deficient tumors have been sought. Recently, somatic substitution, insertion/deletion and rearrangement patterns, or 'mutational signatures', were associated with BRCA1/BRCA2 dysfunction. Herein we used a lasso logistic regression model to identify six distinguishing mutational signatures predictive of BRCA1/BRCA2 deficiency. A weighted model called HRDetect was developed to accurately detect BRCA1/BRCA2-deficient samples. HRDetect identifies BRCA1/BRCA2-deficient tumors with 98.7% sensitivity (area under the curve (AUC) = 0.98). Application of this model in a cohort of 560 individuals with breast cancer, of whom 22 were known to carry a germline BRCA1 or BRCA2 mutation, allowed us to identify an additional 22 tumors with somatic loss of BRCA1 or BRCA2 and 47 tumors with functional BRCA1/BRCA2 deficiency where no mutation was detected. We validated HRDetect on independent cohorts of breast, ovarian and pancreatic cancers and demonstrated its efficacy in alternative sequencing strategies. Integrating all of the classes of mutational signatures thus reveals a larger proportion of individuals with breast cancer harboring BRCA1/BRCA2 deficiency (up to 22%) than hitherto appreciated (∼1-5%) who could have selective therapeutic sensitivity to PARP inhibition.","container-title":"Nature Medicine","DOI":"10.1038/nm.4292","ISSN":"1546170X","issue":"4","note":"PMID: 28288110\npublisher: Nature Publishing Group","page":"517-525","title":"HRDetect is a predictor of BRCA1 and BRCA2 deficiency based on mutational signatures","volume":"23","author":[{"family":"Davies","given":"Helen"},{"family":"Glodzik","given":"Dominik"},{"family":"Morganella","given":"Sandro"},{"family":"Yates","given":"Lucy R."},{"family":"Staaf","given":"Johan"},{"family":"Zou","given":"Xueqing"},{"family":"Ramakrishna","given":"Manasa"},{"family":"Martin","given":"Sancha"},{"family":"Boyault","given":"Sandrine"},{"family":"Sieuwerts","given":"Anieta M."},{"family":"Simpson","given":"Peter T."},{"family":"King","given":"Tari A."},{"family":"Raine","given":"Keiran"},{"family":"Eyfjord","given":"Jorunn E."},{"family":"Kong","given":"Gu"},{"family":"Borg","given":"Åke"},{"family":"Birney","given":"Ewan"},{"family":"Stunnenberg","given":"Hendrik G."},{"family":"Van De Vijver","given":"Marc J."},{"family":"Børresen-Dale","given":"Anne Lise"},{"family":"Martens","given":"John W.M."},{"family":"Span","given":"Paul N."},{"family":"Lakhani","given":"Sunil R."},{"family":"Vincent-Salomon","given":"Anne"},{"family":"Sotiriou","given":"Christos"},{"family":"Tutt","given":"Andrew"},{"family":"Thompson","given":"Alastair M."},{"family":"Van Laere","given":"Steven"},{"family":"Richardson","given":"Andrea L."},{"family":"Viari","given":"Alain"},{"family":"Campbell","given":"Peter J."},{"family":"Stratton","given":"Michael R."},{"family":"Nik-Zainal","given":"Serena"}],"issued":{"date-parts":[["2017",4,1]]}}},{"id":"LB8OR9DJ/a9CwVIGa","uris":["http://zotero.org/users/14858941/items/8FL9VAM8"],"itemData":{"id":717,"type":"report","abstract":"The cytosine-guanine (CpG) dinucleotide has long been known to be a hotspot for pathological mutation in the human genome. This hypermutability is related to its role as the major site of cytosine methylation with the attendant risk of spontaneous deamination of 5-methylcytosine (5mC) to yield thymine. Cytosine methylation, however, also occurs in the context of CpNpG sites in the human genome, an unsurprising finding since the intrinsic symmetry of CpNpG renders it capable of supporting a semi-conservative model of replication of the methylation pattern. Recently, it has become clear that significant DNA methylation occurs in a CpHpG context (where H ¼ A, C or T) in a variety of human somatic tissues. If we assume that CpHpG methylation also occurs in the germline, and that 5mC deamination can occur within a CpHpG context, then we might surmise that methylated CpHpG sites could also constitute mutation hotspots causing human genetic disease. To test this postulate, 54,625 missense and nonsense mutations from 2,113 genes causing inherited disease were retrieved from the Human Gene Mutation Database (http://www.hgmd.org). Some 18.2 per cent of these pathological lesions were found to be C ! Tand G ! A transitions located in CpG dinucleotides (compatible with a model of methylation-mediated deamination of 5mC), an approximately tenfold higher proportion than would have been expected by chance alone. The corresponding proportion for the CpHpG trinucleotide was 9.9 per cent, an approximately twofold higher proportion than would have been expected by chance. We therefore estimate that 5 per cent of missense/nonsense mutations causing human inherited disease may be attributable to methylation-mediated deamination of 5mC within a CpHpG context.","title":"Methylation-mediated deamination of 5-methylcytosine appears to give rise to mutations causing human inherited disease in CpNpG trinucleotides, as well as in CpG dinucleotides","URL":"http://www.hgmd.org","author":[{"family":"Cooper","given":"David N"},{"family":"Mort","given":"Matthew"},{"family":"Stenson","given":"Peter D"},{"family":"Ball","given":"Edward V"},{"family":"Chuzhanova","given":"Nadia A"}],"issued":{"date-parts":[["2010"]]}}},{"id":"LB8OR9DJ/h3OtBvRM","uris":["http://zotero.org/users/14858941/items/VWVTSC8I"],"itemData":{"id":711,"type":"article-journal","abstract":"Biallelic germline mutations affecting NTHL1 predispose carriers to adenomatous polyposis and colorectal cancer, but the complete phenotype is unknown. We describe 29 individuals carrying biallelic germline NTHL1 mutations from 17 families, of which 26 developed one (n = 10) or multiple (n = 16) malignancies in 14 different tissues. An unexpected high breast cancer incidence was observed in female carriers (60%). Mutational signature analysis of 14 tumors from 7 organs revealed that NTHL1 deficiency underlies the main mutational process in all but one of the tumors (93%). These results reveal NTHL1 as a multi-tumor predisposition gene with a high lifetime risk for extracolonic cancers and a typical mutational signature observed across tumor types, which can assist in the recognition of this syndrome.","container-title":"Cancer Cell","DOI":"10.1016/j.ccell.2018.12.011","ISSN":"18783686","issue":"2","note":"PMID: 30753826\npublisher: Cell Press","page":"256-266.e5","title":"Mutational Signature Analysis Reveals NTHL1 Deficiency to Cause a Multi-tumor Phenotype","volume":"35","author":[{"family":"Grolleman","given":"Judith E."},{"family":"Voer","given":"Richarda M.","non-dropping-particle":"de"},{"family":"Elsayed","given":"Fadwa A."},{"family":"Nielsen","given":"Maartje"},{"family":"Weren","given":"Robbert D.A."},{"family":"Palles","given":"Claire"},{"family":"Ligtenberg","given":"Marjolijn J.L."},{"family":"Vos","given":"Janet R."},{"family":"Broeke","given":"Sanne W.","non-dropping-particle":"ten"},{"family":"Miranda","given":"Noel F.C.C.","non-dropping-particle":"de"},{"family":"Kuiper","given":"Renske A."},{"family":"Kamping","given":"Eveline J."},{"family":"Jansen","given":"Erik A.M."},{"family":"Vink-Börger","given":"M. Elisa"},{"family":"Popp","given":"Isabell"},{"family":"Lang","given":"Alois"},{"family":"Spier","given":"Isabel"},{"family":"Hüneburg","given":"Robert"},{"family":"James","given":"Paul A."},{"family":"Li","given":"Na"},{"family":"Staninova","given":"Marija"},{"family":"Lindsay","given":"Helen"},{"family":"Cockburn","given":"David"},{"family":"Spasic-Boskovic","given":"Olivera"},{"family":"Clendenning","given":"Mark"},{"family":"Sweet","given":"Kevin"},{"family":"Capellá","given":"Gabriel"},{"family":"Sjursen","given":"Wenche"},{"family":"Høberg-Vetti","given":"Hildegunn"},{"family":"Jongmans","given":"Marjolijn C."},{"family":"Neveling","given":"Kornelia"},{"family":"Geurts van Kessel","given":"Ad"},{"family":"Morreau","given":"Hans"},{"family":"Hes","given":"Frederik J."},{"family":"Sijmons","given":"Rolf H."},{"family":"Schackert","given":"Hans K."},{"family":"Ruiz-Ponte","given":"Clara"},{"family":"Dymerska","given":"Dagmara"},{"family":"Lubinski","given":"Jan"},{"family":"Rivera","given":"Barbara"},{"family":"Foulkes","given":"William D."},{"family":"Tomlinson","given":"Ian P."},{"family":"Valle","given":"Laura"},{"family":"Buchanan","given":"Daniel D."},{"family":"Kenwrick","given":"Sue"},{"family":"Adlard","given":"Julian"},{"family":"Dimovski","given":"Aleksandar J."},{"family":"Campbell","given":"Ian G."},{"family":"Aretz","given":"Stefan"},{"family":"Schindler","given":"Detlev"},{"family":"Wezel","given":"Tom","non-dropping-particle":"van"},{"family":"Hoogerbrugge","given":"Nicoline"},{"family":"Kuiper","given":"Roland P."}],"issued":{"date-parts":[["2019",2,11]]}}}],"schema":"https://github.com/citation-style-language/schema/raw/master/csl-citation.json"}</w:instrText>
+        <w:instrText xml:space="preserve">ADDIN ZOTERO_ITEM CSL_CITATION {"citationID":"cuOTYsMj","properties":{"formattedCitation":"(Davies et al. 2017; Cooper et al. 2010; Grolleman et al. 2019)","plainCitation":"(Davies et al. 2017; Cooper et al. 2010; Grolleman et al. 2019)","dontUpdate":true,"noteIndex":0},"citationItems":[{"id":"LB8OR9DJ/tgI39TZW","uris":["http://zotero.org/users/14858941/items/FX3CFPG5"],"itemData":{"id":713,"type":"article-journal","abstract":"Approximately 1-5% of breast cancers are attributed to inherited mutations in BRCA1 or BRCA2 and are selectively sensitive to poly(ADP-ribose) polymerase (PARP) inhibitors. In other cancer types, germline and/or somatic mutations in BRCA1 and/or BRCA2 (BRCA1/BRCA2) also confer selective sensitivity to PARP inhibitors. Thus, assays to detect BRCA1/BRCA2-deficient tumors have been sought. Recently, somatic substitution, insertion/deletion and rearrangement patterns, or 'mutational signatures', were associated with BRCA1/BRCA2 dysfunction. Herein we used a lasso logistic regression model to identify six distinguishing mutational signatures predictive of BRCA1/BRCA2 deficiency. A weighted model called HRDetect was developed to accurately detect BRCA1/BRCA2-deficient samples. HRDetect identifies BRCA1/BRCA2-deficient tumors with 98.7% sensitivity (area under the curve (AUC) = 0.98). Application of this model in a cohort of 560 individuals with breast cancer, of whom 22 were known to carry a germline BRCA1 or BRCA2 mutation, allowed us to identify an additional 22 tumors with somatic loss of BRCA1 or BRCA2 and 47 tumors with functional BRCA1/BRCA2 deficiency where no mutation was detected. We validated HRDetect on independent cohorts of breast, ovarian and pancreatic cancers and demonstrated its efficacy in alternative sequencing strategies. Integrating all of the classes of mutational signatures thus reveals a larger proportion of individuals with breast cancer harboring BRCA1/BRCA2 deficiency (up to 22%) than hitherto appreciated (∼1-5%) who could have selective therapeutic sensitivity to PARP inhibition.","container-title":"Nature Medicine","DOI":"10.1038/nm.4292","ISSN":"1546170X","issue":"4","note":"PMID: 28288110\npublisher: Nature Publishing Group","page":"517-525","title":"HRDetect is a predictor of BRCA1 and BRCA2 deficiency based on mutational signatures","volume":"23","author":[{"family":"Davies","given":"Helen"},{"family":"Glodzik","given":"Dominik"},{"family":"Morganella","given":"Sandro"},{"family":"Yates","given":"Lucy R."},{"family":"Staaf","given":"Johan"},{"family":"Zou","given":"Xueqing"},{"family":"Ramakrishna","given":"Manasa"},{"family":"Martin","given":"Sancha"},{"family":"Boyault","given":"Sandrine"},{"family":"Sieuwerts","given":"Anieta M."},{"family":"Simpson","given":"Peter T."},{"family":"King","given":"Tari A."},{"family":"Raine","given":"Keiran"},{"family":"Eyfjord","given":"Jorunn E."},{"family":"Kong","given":"Gu"},{"family":"Borg","given":"Åke"},{"family":"Birney","given":"Ewan"},{"family":"Stunnenberg","given":"Hendrik G."},{"family":"Van De Vijver","given":"Marc J."},{"family":"Børresen-Dale","given":"Anne Lise"},{"family":"Martens","given":"John W.M."},{"family":"Span","given":"Paul N."},{"family":"Lakhani","given":"Sunil R."},{"family":"Vincent-Salomon","given":"Anne"},{"family":"Sotiriou","given":"Christos"},{"family":"Tutt","given":"Andrew"},{"family":"Thompson","given":"Alastair M."},{"family":"Van Laere","given":"Steven"},{"family":"Richardson","given":"Andrea L."},{"family":"Viari","given":"Alain"},{"family":"Campbell","given":"Peter J."},{"family":"Stratton","given":"Michael R."},{"family":"Nik-Zainal","given":"Serena"}],"issued":{"date-parts":[["2017",4,1]]}}},{"id":"LB8OR9DJ/a9CwVIGa","uris":["http://zotero.org/users/14858941/items/8FL9VAM8"],"itemData":{"id":717,"type":"report","abstract":"The cytosine-guanine (CpG) dinucleotide has long been known to be a hotspot for pathological mutation in the human genome. This hypermutability is related to its role as the major site of cytosine methylation with the attendant risk of spontaneous deamination of 5-methylcytosine (5mC) to yield thymine. Cytosine methylation, however, also occurs in the context of CpNpG sites in the human genome, an unsurprising finding since the intrinsic symmetry of CpNpG renders it capable of supporting a semi-conservative model of replication of the methylation pattern. Recently, it has become clear that significant DNA methylation occurs in a CpHpG context (where H ¼ A, C or T) in a variety of human somatic tissues. If we assume that CpHpG methylation also occurs in the germline, and that 5mC deamination can occur within a CpHpG context, then we might surmise that methylated CpHpG sites could also constitute mutation hotspots causing human genetic disease. To test this postulate, 54,625 missense and nonsense mutations from 2,113 genes causing inherited disease were retrieved from the Human Gene Mutation Database (http://www.hgmd.org). Some 18.2 per cent of these pathological lesions were found to be C ! Tand G ! A transitions located in CpG dinucleotides (compatible with a model of methylation-mediated deamination of 5mC), an approximately tenfold higher proportion than would have been expected by chance alone. The corresponding proportion for the CpHpG trinucleotide was 9.9 per cent, an approximately twofold higher proportion than would have been expected by chance. We therefore estimate that 5 per cent of missense/nonsense mutations causing human inherited disease may be attributable to methylation-mediated deamination of 5mC within a CpHpG context.","title":"Methylation-mediated deamination of 5-methylcytosine appears to give rise to mutations causing human inherited disease in CpNpG trinucleotides, as well as in CpG dinucleotides","URL":"http://www.hgmd.org","author":[{"family":"Cooper","given":"David N"},{"family":"Mort","given":"Matthew"},{"family":"Stenson","given":"Peter D"},{"family":"Ball","given":"Edward V"},{"family":"Chuzhanova","given":"Nadia A"}],"issued":{"date-parts":[["2010"]]}}},{"id":"LB8OR9DJ/h3OtBvRM","uris":["http://zotero.org/users/14858941/items/VWVTSC8I"],"itemData":{"id":711,"type":"article-journal","abstract":"Biallelic germline mutations affecting NTHL1 predispose carriers to adenomatous polyposis and colorectal cancer, but the complete phenotype is unknown. We describe 29 individuals carrying biallelic germline NTHL1 mutations from 17 families, of which 26 developed one (n = 10) or multiple (n = 16) malignancies in 14 different tissues. An unexpected high breast cancer incidence was observed in female carriers (60%). Mutational signature analysis of 14 tumors from 7 organs revealed that NTHL1 deficiency underlies the main mutational process in all but one of the tumors (93%). These results reveal NTHL1 as a multi-tumor predisposition gene with a high lifetime risk for extracolonic cancers and a typical mutational signature observed across tumor types, which can assist in the recognition of this syndrome.","container-title":"Cancer Cell","DOI":"10.1016/j.ccell.2018.12.011","ISSN":"18783686","issue":"2","note":"PMID: 30753826\npublisher: Cell Press","page":"256-266.e5","title":"Mutational Signature Analysis Reveals NTHL1 Deficiency to Cause a Multi-tumor Phenotype","volume":"35","author":[{"family":"Grolleman","given":"Judith E."},{"family":"Voer","given":"Richarda M.","non-dropping-particle":"de"},{"family":"Elsayed","given":"Fadwa A."},{"family":"Nielsen","given":"Maartje"},{"family":"Weren","given":"Robbert D.A."},{"family":"Palles","given":"Claire"},{"family":"Ligtenberg","given":"Marjolijn J.L."},{"family":"Vos","given":"Janet R."},{"family":"Broeke","given":"Sanne W.","non-dropping-particle":"ten"},{"family":"Miranda","given":"Noel F.C.C.","non-dropping-particle":"de"},{"family":"Kuiper","given":"Renske A."},{"family":"Kamping","given":"Eveline J."},{"family":"Jansen","given":"Erik A.M."},{"family":"Vink-Börger","given":"M. Elisa"},{"family":"Popp","given":"Isabell"},{"family":"Lang","given":"Alois"},{"family":"Spier","given":"Isabel"},{"family":"Hüneburg","given":"Robert"},{"family":"James","given":"Paul A."},{"family":"Li","given":"Na"},{"family":"Staninova","given":"Marija"},{"family":"Lindsay","given":"Helen"},{"family":"Cockburn","given":"David"},{"family":"Spasic-Boskovic","given":"Olivera"},{"family":"Clendenning","given":"Mark"},{"family":"Sweet","given":"Kevin"},{"family":"Capellá","given":"Gabriel"},{"family":"Sjursen","given":"Wenche"},{"family":"Høberg-Vetti","given":"Hildegunn"},{"family":"Jongmans","given":"Marjolijn C."},{"family":"Neveling","given":"Kornelia"},{"family":"Geurts van Kessel","given":"Ad"},{"family":"Morreau","given":"Hans"},{"family":"Hes","given":"Frederik J."},{"family":"Sijmons","given":"Rolf H."},{"family":"Schackert","given":"Hans K."},{"family":"Ruiz-Ponte","given":"Clara"},{"family":"Dymerska","given":"Dagmara"},{"family":"Lubinski","given":"Jan"},{"family":"Rivera","given":"Barbara"},{"family":"Foulkes","given":"William D."},{"family":"Tomlinson","given":"Ian P."},{"family":"Valle","given":"Laura"},{"family":"Buchanan","given":"Daniel D."},{"family":"Kenwrick","given":"Sue"},{"family":"Adlard","given":"Julian"},{"family":"Dimovski","given":"Aleksandar J."},{"family":"Campbell","given":"Ian G."},{"family":"Aretz","given":"Stefan"},{"family":"Schindler","given":"Detlev"},{"family":"Wezel","given":"Tom","non-dropping-particle":"van"},{"family":"Hoogerbrugge","given":"Nicoline"},{"family":"Kuiper","given":"Roland P."}],"issued":{"date-parts":[["2019",2,11]]}}}],"schema":"https://github.com/citation-style-language/schema/raw/master/csl-citation.json"}</w:instrText>
       </w:r>
       <w:r>
         <w:rPr>
           <w:rStyle w:val="normalfirstChar"/>
         </w:rPr>
+      </w:r>
+      <w:r>
+        <w:rPr>
+          <w:rStyle w:val="normalfirstChar"/>
+        </w:rPr>
         <w:fldChar w:fldCharType="separate"/>
       </w:r>
       <w:r>
@@ -463,6 +548,11 @@
         <w:rPr>
           <w:rStyle w:val="normalfirstChar"/>
         </w:rPr>
+      </w:r>
+      <w:r>
+        <w:rPr>
+          <w:rStyle w:val="normalfirstChar"/>
+        </w:rPr>
         <w:fldChar w:fldCharType="end"/>
       </w:r>
       <w:r>
@@ -472,6 +562,7 @@
         <w:t>, or exogenous sources, including exposure to chemical</w:t>
       </w:r>
       <w:r>
+        <w:rPr/>
         <w:t xml:space="preserve"> carcinogens </w:t>
       </w:r>
       <w:r>
@@ -481,6 +572,7 @@
         <w:t>in</w:t>
       </w:r>
       <w:r>
+        <w:rPr/>
         <w:t xml:space="preserve"> tobacco smok</w:t>
       </w:r>
       <w:r>
@@ -490,14 +582,17 @@
         <w:t>e</w:t>
       </w:r>
       <w:r>
+        <w:rPr/>
         <w:t xml:space="preserve"> or certain herbal medicines </w:t>
       </w:r>
       <w:bookmarkStart w:id="2" w:name="ZOTERO_BREF_IM4gJ3yQ6hq2"/>
       <w:r>
+        <w:rPr/>
         <w:t>(Alexandrov et al. 2016; Ng et al. 2017; Dziubańska-Kusibab et al. 2020; Boot et al. 2020)</w:t>
       </w:r>
       <w:bookmarkEnd w:id="2"/>
       <w:r>
+        <w:rPr/>
         <w:t xml:space="preserve">. Mutational signature analysis provides insights into cancer etiology, prognosis, prevention, </w:t>
       </w:r>
       <w:r>
@@ -507,6 +602,7 @@
         <w:t xml:space="preserve">evolution, </w:t>
       </w:r>
       <w:r>
+        <w:rPr/>
         <w:t xml:space="preserve">and </w:t>
       </w:r>
       <w:r>
@@ -516,6 +612,7 @@
         <w:t xml:space="preserve">mutational signatures can </w:t>
       </w:r>
       <w:r>
+        <w:rPr/>
         <w:t>also serv</w:t>
       </w:r>
       <w:r>
@@ -525,6 +622,7 @@
         <w:t>e</w:t>
       </w:r>
       <w:r>
+        <w:rPr/>
         <w:t xml:space="preserve"> as biomarkers for mutagenic exposures</w:t>
       </w:r>
       <w:r>
@@ -535,7 +633,12 @@
       </w:r>
     </w:p>
     <w:p>
-      <w:r>
+      <w:pPr>
+        <w:pStyle w:val="Normal"/>
+        <w:rPr/>
+      </w:pPr>
+      <w:r>
+        <w:rPr/>
         <w:t xml:space="preserve">By “mutational signatures” we mean distinctive patterns </w:t>
       </w:r>
       <w:r>
@@ -545,6 +648,7 @@
         <w:t xml:space="preserve">of mutations </w:t>
       </w:r>
       <w:r>
+        <w:rPr/>
         <w:t>left on genomes by mutagenic processes or exposures. They can be identified by exposing cultured cells</w:t>
       </w:r>
       <w:r>
@@ -554,6 +658,7 @@
         <w:t>, organoids, or experimental animals</w:t>
       </w:r>
       <w:r>
+        <w:rPr/>
         <w:t xml:space="preserve"> to suspected mutagens or </w:t>
       </w:r>
       <w:r>
@@ -563,6 +668,7 @@
         <w:t xml:space="preserve">perturbing DNA repair pathways </w:t>
       </w:r>
       <w:r>
+        <w:rPr/>
         <w:t xml:space="preserve">and then sequencing the </w:t>
       </w:r>
       <w:r>
@@ -572,14 +678,17 @@
         <w:t xml:space="preserve">affected </w:t>
       </w:r>
       <w:r>
+        <w:rPr/>
         <w:t xml:space="preserve">genomes </w:t>
       </w:r>
       <w:bookmarkStart w:id="3" w:name="ZOTERO_BREF_97iR0u2ckHXQ"/>
       <w:r>
+        <w:rPr/>
         <w:t>(Boot et al. 2018; M. N. Huang et al. 2017; Kucab et al. 2019; Caipa Garcia et al. 2024; Riva et al. 2020)</w:t>
       </w:r>
       <w:bookmarkEnd w:id="3"/>
       <w:r>
+        <w:rPr/>
         <w:t>. In addition, machine learning can identify mutational signatures as latent factors that explain the patterns of mutations in large collections of somatic mutation dat</w:t>
       </w:r>
       <w:r>
@@ -597,6 +706,7 @@
       </w:r>
       <w:bookmarkEnd w:id="4"/>
       <w:r>
+        <w:rPr/>
         <w:t>. For example, data mining of upper tract urothelial cancers (UTUC) from Taiwan initially identified the aristolochic acid (AA) single-base substitution (SBS) signature</w:t>
       </w:r>
       <w:r>
@@ -607,6 +717,7 @@
       </w:r>
       <w:bookmarkStart w:id="5" w:name="ZOTERO_BREF_JvwdUEeJfzJa"/>
       <w:r>
+        <w:rPr/>
         <w:t>(Hoang et al. 2013; Poon et al. 2013)</w:t>
       </w:r>
       <w:bookmarkEnd w:id="5"/>
@@ -617,6 +728,7 @@
         <w:t>.</w:t>
       </w:r>
       <w:r>
+        <w:rPr/>
         <w:t xml:space="preserve"> Subsequent analysis revealed that this signature was also present in bladder, kidney, and liver cancers</w:t>
       </w:r>
       <w:r>
@@ -627,10 +739,12 @@
       </w:r>
       <w:bookmarkStart w:id="6" w:name="ZOTERO_BREF_NhmgMLG5UTqp"/>
       <w:r>
+        <w:rPr/>
         <w:t>(Ng et al. 2017; Poon et al. 2015)</w:t>
       </w:r>
       <w:bookmarkEnd w:id="6"/>
       <w:r>
+        <w:rPr/>
         <w:t xml:space="preserve">. </w:t>
       </w:r>
       <w:r>
@@ -640,6 +754,7 @@
         <w:t xml:space="preserve">More recently, </w:t>
       </w:r>
       <w:r>
+        <w:rPr/>
         <w:t xml:space="preserve">data mining of </w:t>
       </w:r>
       <w:r>
@@ -649,6 +764,7 @@
         <w:t xml:space="preserve">Chinese </w:t>
       </w:r>
       <w:r>
+        <w:rPr/>
         <w:t>liver cancer genom</w:t>
       </w:r>
       <w:r>
@@ -658,11 +774,8 @@
         <w:t>es</w:t>
       </w:r>
       <w:r>
-        <w:t xml:space="preserve"> and experiments in cell </w:t>
-      </w:r>
-      <w:r>
-        <w:lastRenderedPageBreak/>
-        <w:t>culture showed that AA also generates double-base-substitution (DBS) signatures and, relevant to the current study, small insertion-and-deletion (indel) signatures (Figure 1)</w:t>
+        <w:rPr/>
+        <w:t xml:space="preserve"> and experiments in cell culture showed that AA also generates double-base-substitution (DBS) signatures and, relevant to the current study, small insertion-and-deletion (indel) signatures (Figure 1)</w:t>
       </w:r>
       <w:r>
         <w:rPr>
@@ -672,6 +785,7 @@
       </w:r>
       <w:bookmarkStart w:id="7" w:name="ZOTERO_BREF_F69glrCEhxC1"/>
       <w:r>
+        <w:rPr/>
         <w:t>(Chen et al. 2024)</w:t>
       </w:r>
       <w:bookmarkEnd w:id="7"/>
@@ -683,19 +797,27 @@
       </w:r>
     </w:p>
     <w:p>
-      <w:r>
+      <w:pPr>
+        <w:pStyle w:val="Normal"/>
+        <w:rPr/>
+      </w:pPr>
+      <w:r>
+        <w:rPr/>
         <w:t xml:space="preserve">Mutational signature research has tended to focus less on indel rather than SBS signatures, and symptomatic of this COSMIC v3.5 catalogs only 25 indel signatures compared to 78 SBS signatures. Nevertheless, indel signatures can yield important information for cancer classification, epidemiology, and treatment and for understanding DNA repair and mutagenic mechanisms. Examples include identification of tumors with homologous recombination deficiency or with mismatch repair deficiency </w:t>
       </w:r>
       <w:bookmarkStart w:id="8" w:name="ZOTERO_BREF_hhD988u0jN7V"/>
       <w:r>
+        <w:rPr/>
         <w:t>(M. Huang et al. 2015; Davies et al. 2017; Koh et al. 2025)</w:t>
       </w:r>
       <w:bookmarkEnd w:id="8"/>
       <w:r>
+        <w:rPr/>
         <w:t xml:space="preserve"> and a rare indel hypermutator phenotype due to a mutation in topoisomerase 2 alpha </w:t>
       </w:r>
       <w:bookmarkStart w:id="9" w:name="ZOTERO_BREF_D2iecPnvmjdB"/>
       <w:r>
+        <w:rPr/>
         <w:t>(Boot et al. 2022)</w:t>
       </w:r>
       <w:bookmarkEnd w:id="9"/>
@@ -707,46 +829,71 @@
       </w:r>
     </w:p>
     <w:p>
-      <w:r>
+      <w:pPr>
+        <w:pStyle w:val="Normal"/>
+        <w:rPr/>
+      </w:pPr>
+      <w:r>
+        <w:rPr/>
         <w:t xml:space="preserve">The first widely used classification of indels recognized 83 indel types, </w:t>
       </w:r>
       <w:r>
         <w:fldChar w:fldCharType="begin"/>
       </w:r>
       <w:r>
-        <w:instrText>ADDIN ZOTERO_ITEM CSL_CITATION {"citationID":"fIiqgmcK","properties":{"formattedCitation":"(Alexandrov et al. 2020)","plainCitation":"(Alexandrov et al. 2020)","dontUpdate":true,"noteIndex":0},"citationItems":[{"id":"LB8OR9DJ/jGITRxMJ","uris":["http://zotero.org/users/14858941/items/D4J6FKUG"],"itemData":{"id":659,"type":"article-journal","abstract":"Somatic mutations in cancer genomes are caused by multiple mutational processes, each of which generates a characteristic mutational signature1. Here, as part of the Pan-Cancer Analysis of Whole Genomes (PCAWG) Consortium2 of the International Cancer Genome Consortium (ICGC) and The Cancer Genome Atlas (TCGA), we characterized mutational signatures using 84,729,690 somatic mutations from 4,645 whole-genome and 19,184 exome sequences that encompass most types of cancer. We identified 49 single-base-substitution, 11 doublet-base-substitution, 4 clustered-base-substitution and 17 small insertion-and-deletion signatures. The substantial size of our dataset, compared with previous analyses3–15, enabled the discovery of new signatures, the separation of overlapping signatures and the decomposition of signatures into components that may represent associated—but distinct—DNA damage, repair and/or replication mechanisms. By estimating the contribution of each signature to the mutational catalogues of individual cancer genomes, we revealed associations of signatures to exogenous or endogenous exposures, as well as to defective DNA-maintenance processes. However, many signatures are of unknown cause. This analysis provides a systematic perspective on the repertoire of mutational processes that contribute to the development of human cancer.","container-title":"Nature","DOI":"10.1038/s41586-020-1943-3","ISSN":"14764687","issue":"7793","note":"PMID: 32025018\npublisher: Nature Research","page":"94-101","title":"The repertoire of mutational signatures in human cancer","volume":"578","author":[{"family":"Alexandrov","given":"Ludmil B."},{"family":"Kim","given":"Jaegil"},{"family":"Haradhvala","given":"Nicholas J."},{"family":"Huang","given":"Mi Ni"},{"family":"Tian Ng","given":"Alvin Wei"},{"family":"Wu","given":"Yang"},{"family":"Boot","given":"Arnoud"},{"family":"Covington","given":"Kyle R."},{"family":"Gordenin","given":"Dmitry A."},{"family":"Bergstrom","given":"Erik N."},{"family":"Islam","given":"S. M.Ashiqul"},{"family":"Lopez-Bigas","given":"Nuria"},{"family":"Klimczak","given":"Leszek J."},{"family":"McPherson","given":"John R."},{"family":"Morganella","given":"Sandro"},{"family":"Sabarinathan","given":"Radhakrishnan"},{"family":"Wheeler","given":"David A."},{"family":"Mustonen","given":"Ville"},{"family":"Boutros","given":"Paul"},{"family":"Chan","given":"Kin"},{"family":"Fujimoto","given":"Akihiro"},{"family":"Getz","given":"Gad"},{"family":"Huang","given":"Mi Ni"},{"family":"Kazanov","given":"Marat"},{"family":"Lawrence","given":"Michael"},{"family":"Martincorena","given":"Iñigo"},{"family":"Morganella","given":"Sandro"},{"family":"Nakagawa","given":"Hidewaki"},{"family":"Polak","given":"Paz"},{"family":"Prokopec","given":"Stephenie"},{"family":"Roberts","given":"Steven A."},{"family":"Rozen","given":"Steven G."},{"family":"Saini","given":"Natalie"},{"family":"Shibata","given":"Tatsuhiro"},{"family":"Shiraishi","given":"Yuichi"},{"family":"Stratton","given":"Michael R."},{"family":"Teh","given":"Bin Tean"},{"family":"Vázquez-García","given":"Ignacio"},{"family":"Yousif","given":"Fouad"},{"family":"Yu","given":"Willie"}],"issued":{"date-parts":[["2020",2,6]]}}}],"schema":"https://github.com/citation-style-language/schema/raw/master/csl-citation.json"}</w:instrText>
-      </w:r>
-      <w:r>
+        <w:rPr/>
+        <w:instrText xml:space="preserve">ADDIN ZOTERO_ITEM CSL_CITATION {"citationID":"fIiqgmcK","properties":{"formattedCitation":"(Alexandrov et al. 2020)","plainCitation":"(Alexandrov et al. 2020)","dontUpdate":true,"noteIndex":0},"citationItems":[{"id":"LB8OR9DJ/jGITRxMJ","uris":["http://zotero.org/users/14858941/items/D4J6FKUG"],"itemData":{"id":659,"type":"article-journal","abstract":"Somatic mutations in cancer genomes are caused by multiple mutational processes, each of which generates a characteristic mutational signature1. Here, as part of the Pan-Cancer Analysis of Whole Genomes (PCAWG) Consortium2 of the International Cancer Genome Consortium (ICGC) and The Cancer Genome Atlas (TCGA), we characterized mutational signatures using 84,729,690 somatic mutations from 4,645 whole-genome and 19,184 exome sequences that encompass most types of cancer. We identified 49 single-base-substitution, 11 doublet-base-substitution, 4 clustered-base-substitution and 17 small insertion-and-deletion signatures. The substantial size of our dataset, compared with previous analyses3–15, enabled the discovery of new signatures, the separation of overlapping signatures and the decomposition of signatures into components that may represent associated—but distinct—DNA damage, repair and/or replication mechanisms. By estimating the contribution of each signature to the mutational catalogues of individual cancer genomes, we revealed associations of signatures to exogenous or endogenous exposures, as well as to defective DNA-maintenance processes. However, many signatures are of unknown cause. This analysis provides a systematic perspective on the repertoire of mutational processes that contribute to the development of human cancer.","container-title":"Nature","DOI":"10.1038/s41586-020-1943-3","ISSN":"14764687","issue":"7793","note":"PMID: 32025018\npublisher: Nature Research","page":"94-101","title":"The repertoire of mutational signatures in human cancer","volume":"578","author":[{"family":"Alexandrov","given":"Ludmil B."},{"family":"Kim","given":"Jaegil"},{"family":"Haradhvala","given":"Nicholas J."},{"family":"Huang","given":"Mi Ni"},{"family":"Tian Ng","given":"Alvin Wei"},{"family":"Wu","given":"Yang"},{"family":"Boot","given":"Arnoud"},{"family":"Covington","given":"Kyle R."},{"family":"Gordenin","given":"Dmitry A."},{"family":"Bergstrom","given":"Erik N."},{"family":"Islam","given":"S. M.Ashiqul"},{"family":"Lopez-Bigas","given":"Nuria"},{"family":"Klimczak","given":"Leszek J."},{"family":"McPherson","given":"John R."},{"family":"Morganella","given":"Sandro"},{"family":"Sabarinathan","given":"Radhakrishnan"},{"family":"Wheeler","given":"David A."},{"family":"Mustonen","given":"Ville"},{"family":"Boutros","given":"Paul"},{"family":"Chan","given":"Kin"},{"family":"Fujimoto","given":"Akihiro"},{"family":"Getz","given":"Gad"},{"family":"Huang","given":"Mi Ni"},{"family":"Kazanov","given":"Marat"},{"family":"Lawrence","given":"Michael"},{"family":"Martincorena","given":"Iñigo"},{"family":"Morganella","given":"Sandro"},{"family":"Nakagawa","given":"Hidewaki"},{"family":"Polak","given":"Paz"},{"family":"Prokopec","given":"Stephenie"},{"family":"Roberts","given":"Steven A."},{"family":"Rozen","given":"Steven G."},{"family":"Saini","given":"Natalie"},{"family":"Shibata","given":"Tatsuhiro"},{"family":"Shiraishi","given":"Yuichi"},{"family":"Stratton","given":"Michael R."},{"family":"Teh","given":"Bin Tean"},{"family":"Vázquez-García","given":"Ignacio"},{"family":"Yousif","given":"Fouad"},{"family":"Yu","given":"Willie"}],"issued":{"date-parts":[["2020",2,6]]}}}],"schema":"https://github.com/citation-style-language/schema/raw/master/csl-citation.json"}</w:instrText>
+      </w:r>
+      <w:r>
+        <w:rPr/>
+      </w:r>
+      <w:r>
+        <w:rPr/>
         <w:fldChar w:fldCharType="separate"/>
       </w:r>
       <w:r>
+        <w:rPr/>
         <w:t>Alexandrov et al. 2020</w:t>
       </w:r>
       <w:r>
+        <w:rPr/>
+      </w:r>
+      <w:r>
+        <w:rPr/>
         <w:fldChar w:fldCharType="end"/>
       </w:r>
       <w:r>
+        <w:rPr/>
         <w:t xml:space="preserve">and recently </w:t>
       </w:r>
       <w:bookmarkStart w:id="10" w:name="ZOTERO_BREF_2bTJlJjriYWb"/>
       <w:r>
+        <w:rPr/>
         <w:t>(Koh et al. 2025)</w:t>
       </w:r>
       <w:bookmarkEnd w:id="10"/>
       <w:r>
+        <w:rPr/>
         <w:t xml:space="preserve"> proposed two classification schemes, one with 89 types of indel and one with 476 types (Figure 1). </w:t>
       </w:r>
     </w:p>
     <w:p>
-      <w:r>
+      <w:pPr>
+        <w:pStyle w:val="Normal"/>
+        <w:rPr/>
+      </w:pPr>
+      <w:r>
+        <w:rPr/>
         <w:t xml:space="preserve">The older, 83-type scheme primarily categorizes indels based on the number of bases inserted or deleted, and for single-base insertions and deletions the identity of the deleted or inserted base (conventionally shown as pyrimidines, C or T) </w:t>
       </w:r>
       <w:bookmarkStart w:id="11" w:name="ZOTERO_BREF_DLfsir5mroQA"/>
       <w:r>
+        <w:rPr/>
         <w:t>(Rozen 2026)</w:t>
       </w:r>
       <w:bookmarkEnd w:id="11"/>
       <w:r>
+        <w:rPr/>
         <w:t>. For these single-base indels, the classification also considers the number of flanking C or T residues (Figure 1A). Indels longer than 1 base are further classified by their occu</w:t>
       </w:r>
       <w:r>
@@ -756,6 +903,7 @@
         <w:t xml:space="preserve">rrence within repetitive sequences </w:t>
       </w:r>
       <w:r>
+        <w:rPr/>
         <w:t>(i.e. microsatellites, simple tandem repeats). For</w:t>
       </w:r>
       <w:r>
@@ -765,36 +913,27 @@
         <w:t xml:space="preserve"> deletions</w:t>
       </w:r>
       <w:r>
+        <w:rPr/>
         <w:t xml:space="preserve"> of</w:t>
       </w:r>
       <w:r>
         <w:rPr>
           <w:rFonts w:hint="eastAsia"/>
         </w:rPr>
+        <w:t xml:space="preserve"> ≥2 </w:t>
+      </w:r>
+      <w:r>
+        <w:rPr/>
+        <w:t>bases</w:t>
+      </w:r>
+      <w:r>
+        <w:rPr>
+          <w:rFonts w:hint="eastAsia"/>
+        </w:rPr>
         <w:t xml:space="preserve"> </w:t>
       </w:r>
       <w:r>
-        <w:rPr>
-          <w:rFonts w:hint="eastAsia"/>
-        </w:rPr>
-        <w:t>≥</w:t>
-      </w:r>
-      <w:r>
-        <w:rPr>
-          <w:rFonts w:hint="eastAsia"/>
-        </w:rPr>
-        <w:t xml:space="preserve">2 </w:t>
-      </w:r>
-      <w:r>
-        <w:t>bases</w:t>
-      </w:r>
-      <w:r>
-        <w:rPr>
-          <w:rFonts w:hint="eastAsia"/>
-        </w:rPr>
-        <w:t xml:space="preserve"> </w:t>
-      </w:r>
-      <w:r>
+        <w:rPr/>
         <w:t xml:space="preserve">the 83-type system classification also encodes </w:t>
       </w:r>
       <w:r>
@@ -804,6 +943,7 @@
         <w:t>the presence of microhomology</w:t>
       </w:r>
       <w:r>
+        <w:rPr/>
         <w:t xml:space="preserve">. Microhomology is </w:t>
       </w:r>
       <w:r>
@@ -813,11 +953,8 @@
         <w:t>a hallmark of error-prone DNA repair by non-homologous end-joining, which</w:t>
       </w:r>
       <w:r>
-        <w:t xml:space="preserve"> operates when repair by </w:t>
-      </w:r>
-      <w:r>
-        <w:lastRenderedPageBreak/>
-        <w:t>homologous recombination is not available, notably</w:t>
+        <w:rPr/>
+        <w:t xml:space="preserve"> operates when repair by homologous recombination is not available, notably</w:t>
       </w:r>
       <w:r>
         <w:rPr>
@@ -849,19 +986,7 @@
         <w:rPr>
           <w:rFonts w:hint="eastAsia"/>
         </w:rPr>
-        <w:t xml:space="preserve">|GG </w:t>
-      </w:r>
-      <w:r>
-        <w:rPr>
-          <w:rFonts w:hint="eastAsia"/>
-        </w:rPr>
-        <w:t>→</w:t>
-      </w:r>
-      <w:r>
-        <w:rPr>
-          <w:rFonts w:hint="eastAsia"/>
-        </w:rPr>
-        <w:t xml:space="preserve"> A</w:t>
+        <w:t>|GG → A</w:t>
       </w:r>
       <w:r>
         <w:rPr>
@@ -877,6 +1002,7 @@
         <w:t>GG) exhibits a 2-b</w:t>
       </w:r>
       <w:r>
+        <w:rPr/>
         <w:t>ase</w:t>
       </w:r>
       <w:r>
@@ -886,15 +1012,22 @@
         <w:t xml:space="preserve"> microhomology (CA)</w:t>
       </w:r>
       <w:r>
+        <w:rPr/>
         <w:t xml:space="preserve">. </w:t>
       </w:r>
     </w:p>
     <w:p>
-      <w:r>
+      <w:pPr>
+        <w:pStyle w:val="Normal"/>
+        <w:rPr/>
+      </w:pPr>
+      <w:r>
+        <w:rPr/>
         <w:t xml:space="preserve">The two new indel classification scheme consist of one based on 476 types of indel and one based on 89 types, which mainly consolidates similar mutation types in the 476-type classification into coarser-grained mutation types </w:t>
       </w:r>
       <w:bookmarkStart w:id="12" w:name="ZOTERO_BREF_6zFIi2vPZWZ4"/>
       <w:r>
+        <w:rPr/>
         <w:t>(Koh et al. 2025)</w:t>
       </w:r>
       <w:bookmarkEnd w:id="12"/>
@@ -905,11 +1038,12 @@
         <w:t>.</w:t>
       </w:r>
       <w:r>
+        <w:rPr/>
         <w:t xml:space="preserve"> Critically, unlike the 83-type classification scheme, both the 476 and the 89-type classifications distinguish different types indels of a single T or C according to the non-T (respectively, non-C) flaking bases. This dramatically improves discrimination between mutational spectra and signatures containing single-base indels, which are present in most signatures. For example, the 89-type classification distinguishes between deletions of a T in which the preceding base is A, C, or G (in Figure 1B, signature InsDel23). Thus, deletions of ATA→AA or ATTA&gt;ATA are distinguished from deletions of CTA&gt;CA or CTTA&gt;CTA, distinctions that the 83-type classification does not capture. At the same time, however, for deletions of a single T, the 89-type classification groups together deletions of a single T in isolation along with deletions of a single T from repeats of 2 to 4 Ts, a distinction that the 83-type and 476-type classification schemes capture (Figure 1B versus Figure 1C).  </w:t>
       </w:r>
       <w:r>
         <w:rPr>
-          <w:shd w:val="clear" w:color="auto" w:fill="FFFF00"/>
+          <w:shd w:fill="FFFF00" w:val="clear"/>
         </w:rPr>
         <w:t>ADD 476 to FIG 1 and delete SBS and DBS or move to sup fig</w:t>
       </w:r>
@@ -917,9 +1051,11 @@
     <w:p>
       <w:pPr>
         <w:pStyle w:val="ListParagraph"/>
-        <w:ind w:firstLine="480"/>
-      </w:pPr>
-      <w:r>
+        <w:ind w:firstLineChars="200"/>
+        <w:rPr/>
+      </w:pPr>
+      <w:r>
+        <w:rPr/>
         <w:t xml:space="preserve">Here, we analyzed somatic indels in </w:t>
       </w:r>
       <w:r>
@@ -929,6 +1065,7 @@
         <w:t>6,975</w:t>
       </w:r>
       <w:r>
+        <w:rPr/>
         <w:t xml:space="preserve"> whole genomes to create a comprehensive collection of indel signatures in all three classification schemes using approaches based on hierarchical Dirichlet processes and on non-negative matrix factorization. We systematically matched the 476-type signatures to 8</w:t>
       </w:r>
       <w:r>
@@ -938,11 +1075,8 @@
         <w:t>9-type</w:t>
       </w:r>
       <w:r>
-        <w:t xml:space="preserve"> signatures by collapsing the 476-type signatures to 89-type signatures and comparing the collapsed signatures to signatures identified in the 89-type classification. We also mapped the mutational signatures based on the 83-type classification to signatures in the other two classifications based on tumor samples with high cosine similarities to </w:t>
-      </w:r>
-      <w:r>
-        <w:lastRenderedPageBreak/>
-        <w:t>signatures. We further profiled the replication timing, asymmetry</w:t>
+        <w:rPr/>
+        <w:t xml:space="preserve"> signatures by collapsing the 476-type signatures to 89-type signatures and comparing the collapsed signatures to signatures identified in the 89-type classification. We also mapped the mutational signatures based on the 83-type classification to signatures in the other two classifications based on tumor samples with high cosine similarities to signatures. We further profiled the replication timing, asymmetry</w:t>
       </w:r>
       <w:r>
         <w:rPr>
@@ -951,6 +1085,7 @@
         <w:t xml:space="preserve"> between genic and intergenic regions and </w:t>
       </w:r>
       <w:r>
+        <w:rPr/>
         <w:t>asymmetry</w:t>
       </w:r>
       <w:r>
@@ -960,11 +1095,12 @@
         <w:t xml:space="preserve"> between leading and lagging </w:t>
       </w:r>
       <w:r>
+        <w:rPr/>
         <w:t xml:space="preserve">replication strand of each signature, providing insights into their underlying mutational processes. We also tallied </w:t>
       </w:r>
       <w:r>
         <w:rPr>
-          <w:shd w:val="clear" w:color="auto" w:fill="FFFF00"/>
+          <w:shd w:fill="FFFF00" w:val="clear"/>
         </w:rPr>
         <w:t>their contributions to key cancer genes, associations to SBSs and to sex within a given cancer type. In addition to the supplementary information provided here, we also provide a web site to facilitate exploration of these signatures.</w:t>
       </w:r>
@@ -972,104 +1108,116 @@
     <w:p>
       <w:pPr>
         <w:pStyle w:val="Heading1"/>
-      </w:pPr>
-      <w:r>
+        <w:rPr/>
+      </w:pPr>
+      <w:r>
+        <w:rPr/>
         <w:t>Results</w:t>
       </w:r>
     </w:p>
     <w:p>
       <w:pPr>
         <w:pStyle w:val="Heading2"/>
-      </w:pPr>
-      <w:r>
+        <w:rPr/>
+      </w:pPr>
+      <w:r>
+        <w:rPr/>
         <w:t>Repertoire of indel signatures based on de novo signature discovery</w:t>
       </w:r>
     </w:p>
     <w:p>
       <w:pPr>
         <w:pStyle w:val="normalfirst"/>
-      </w:pPr>
-      <w:r>
+        <w:rPr/>
+      </w:pPr>
+      <w:r>
+        <w:rPr/>
         <w:t>We identified indel signatures in all three classifications from a total of 6,975 cancer genomes encompassing 32 cancer types</w:t>
       </w:r>
       <w:r>
         <w:rPr>
-          <w:shd w:val="clear" w:color="auto" w:fill="FFFF00"/>
+          <w:shd w:fill="FFFF00" w:val="clear"/>
         </w:rPr>
         <w:t xml:space="preserve"> </w:t>
       </w:r>
       <w:r>
+        <w:rPr/>
         <w:t xml:space="preserve">using a method based on hierarchical Dirichlet processes  </w:t>
       </w:r>
       <w:bookmarkStart w:id="13" w:name="ZOTERO_BREF_sXKgi2ptdMXh"/>
       <w:r>
+        <w:rPr/>
         <w:t>(Liu et al. 2023)</w:t>
       </w:r>
       <w:bookmarkEnd w:id="13"/>
       <w:r>
+        <w:rPr/>
         <w:t xml:space="preserve">, and SigProfilerExtractor (SigPro), a method based on non-negative matrix factorization </w:t>
       </w:r>
       <w:bookmarkStart w:id="14" w:name="ZOTERO_BREF_Ax2rB3g50il2"/>
       <w:r>
+        <w:rPr/>
         <w:t>(Islam et al. 2022)</w:t>
       </w:r>
       <w:bookmarkEnd w:id="14"/>
       <w:r>
+        <w:rPr/>
         <w:t>.</w:t>
       </w:r>
-      <w:commentRangeStart w:id="15"/>
-      <w:r>
+      <w:commentRangeStart w:id="0"/>
+      <w:r>
+        <w:rPr/>
         <w:t xml:space="preserve"> The extracted signatures were broadly consistent between the two methods </w:t>
       </w:r>
       <w:r>
         <w:rPr>
-          <w:shd w:val="clear" w:color="auto" w:fill="FFFF00"/>
+          <w:shd w:fill="FFFF00" w:val="clear"/>
         </w:rPr>
         <w:t xml:space="preserve">(reference table 1, shiny app, our vignette), </w:t>
       </w:r>
       <w:r>
+        <w:rPr/>
         <w:t>W</w:t>
       </w:r>
-      <w:commentRangeEnd w:id="15"/>
-      <w:r>
-        <w:rPr>
-          <w:rStyle w:val="CommentReference"/>
-          <w:sz w:val="24"/>
-          <w:szCs w:val="24"/>
-        </w:rPr>
-        <w:commentReference w:id="15"/>
-      </w:r>
-      <w:r>
+      <w:r>
+        <w:rPr/>
+      </w:r>
+      <w:commentRangeEnd w:id="0"/>
+      <w:r>
+        <w:commentReference w:id="0"/>
+      </w:r>
+      <w:r>
+        <w:rPr/>
         <w:t xml:space="preserve">e identified 44 mutational signatures in the new 89-type classification and, independently, the 44 corresponding signatures in the new 476-type classification. We assessed concordance between signatures identified in two classification systems by collapsing the 476-type signatures to their 89-type counterparts and comparing them to signatures extracted in the 89-type classification. Mean cosine similarity was &gt; 0.989 (median &gt; 0.994, minimum &gt; 0.951), providing evidence that these signatures constitute latent factors robust to the feature set in which the were discovered. Further evidence of their robustness derives from the identification of tumor spectra dominated by a single signature. For </w:t>
       </w:r>
       <w:r>
         <w:rPr>
-          <w:shd w:val="clear" w:color="auto" w:fill="FFFF00"/>
+          <w:shd w:fill="FFFF00" w:val="clear"/>
         </w:rPr>
         <w:t>35</w:t>
       </w:r>
       <w:r>
+        <w:rPr/>
         <w:t xml:space="preserve"> of the 44 signatures we identified tumor spectra with &gt; </w:t>
       </w:r>
       <w:r>
         <w:rPr>
-          <w:shd w:val="clear" w:color="auto" w:fill="FFFF00"/>
+          <w:shd w:fill="FFFF00" w:val="clear"/>
         </w:rPr>
         <w:t>0.95</w:t>
       </w:r>
       <w:r>
-        <w:t xml:space="preserve"> cosine similarity, and 39 of the signatures had tumor spectra with &gt; 0.90 similarity (Table 1). Of the 44 signatures </w:t>
-      </w:r>
-      <w:r>
-        <w:lastRenderedPageBreak/>
-        <w:t xml:space="preserve">identified in the 89-type classification, similar signatures were previously described for 18 </w:t>
-      </w:r>
-      <w:bookmarkStart w:id="16" w:name="ZOTERO_BREF_DLtC4TQmbVUR"/>
-      <w:r>
+        <w:rPr/>
+        <w:t xml:space="preserve"> cosine similarity, and 39 of the signatures had tumor spectra with &gt; 0.90 similarity (Table 1). Of the 44 signatures identified in the 89-type classification, similar signatures were previously described for 18 </w:t>
+      </w:r>
+      <w:bookmarkStart w:id="15" w:name="ZOTERO_BREF_DLtC4TQmbVUR"/>
+      <w:r>
+        <w:rPr/>
         <w:t>(Koh et al. 2025)</w:t>
       </w:r>
-      <w:bookmarkEnd w:id="16"/>
-      <w:r>
+      <w:bookmarkEnd w:id="15"/>
+      <w:r>
+        <w:rPr/>
         <w:t xml:space="preserve">. </w:t>
       </w:r>
     </w:p>
@@ -1077,16 +1225,20 @@
       <w:pPr>
         <w:pStyle w:val="normalfirst"/>
         <w:ind w:firstLine="720"/>
-      </w:pPr>
-      <w:r>
+        <w:rPr/>
+      </w:pPr>
+      <w:r>
+        <w:rPr/>
         <w:t xml:space="preserve">We also carried out signature discovery in spectra in the 83-type classification, and discovered 34 signatures, of which 20 were similar to signatures in the COSMIC reference set and 3 additional signatures were similar to signatures identified in </w:t>
       </w:r>
-      <w:bookmarkStart w:id="17" w:name="ZOTERO_BREF_RenPiKIXIJyQ"/>
-      <w:r>
+      <w:bookmarkStart w:id="16" w:name="ZOTERO_BREF_RenPiKIXIJyQ"/>
+      <w:r>
+        <w:rPr/>
         <w:t>(Jin et al. 2024b)</w:t>
       </w:r>
-      <w:bookmarkEnd w:id="17"/>
-      <w:r>
+      <w:bookmarkEnd w:id="16"/>
+      <w:r>
+        <w:rPr/>
         <w:t>.</w:t>
       </w:r>
     </w:p>
@@ -1094,26 +1246,30 @@
       <w:pPr>
         <w:pStyle w:val="normalfirst"/>
         <w:ind w:firstLine="720"/>
-      </w:pPr>
-      <w:r>
+        <w:rPr/>
+      </w:pPr>
+      <w:r>
+        <w:rPr/>
         <w:t xml:space="preserve">Because lossless translation between signatures in the 83-type and the two new classification schemes is impossible </w:t>
       </w:r>
       <w:r>
         <w:rPr>
-          <w:shd w:val="clear" w:color="auto" w:fill="FFFF00"/>
+          <w:shd w:fill="FFFF00" w:val="clear"/>
         </w:rPr>
         <w:t>&lt;steve create sup table from .csv file and call it sup_table_no_translation.xlsx&gt;</w:t>
       </w:r>
       <w:r>
+        <w:rPr/>
         <w:t xml:space="preserve">, we used the tumor mutational spectra dominated by individual signatures to exhaustively elucidate these correspondences between the signatures in the 83-type classification system and in the two new classification systems. Table 1 shows the concordances, with details and discussion in </w:t>
       </w:r>
       <w:r>
         <w:rPr>
-          <w:shd w:val="clear" w:color="auto" w:fill="FFFF00"/>
+          <w:shd w:fill="FFFF00" w:val="clear"/>
         </w:rPr>
         <w:t>&lt;cite vignette and shiny app&gt;</w:t>
       </w:r>
       <w:r>
+        <w:rPr/>
         <w:t xml:space="preserve">. </w:t>
       </w:r>
     </w:p>
@@ -1121,13 +1277,15 @@
       <w:pPr>
         <w:pStyle w:val="normalfirst"/>
         <w:ind w:firstLine="720"/>
-      </w:pPr>
-      <w:r>
+        <w:rPr/>
+      </w:pPr>
+      <w:r>
+        <w:rPr/>
         <w:t>In several cases, the 89 and 476 type systems were able to distinguish signatures that the 83-type system merged: &lt;this is a note, delete it: ID1, 2, 3, 5, 19, A, N&gt;.</w:t>
       </w:r>
       <w:r>
         <w:rPr>
-          <w:shd w:val="clear" w:color="auto" w:fill="FFFF00"/>
+          <w:shd w:fill="FFFF00" w:val="clear"/>
         </w:rPr>
         <w:t xml:space="preserve"> &lt;steve write up examples: use 3a (bladder) and 3b (lung/liver well known; bladder new finding) 19a 19b, A_alpha,A_beta&gt; This is a primary component of the advantages of the two new type systems. In many cases the differences between the signatures in the 89 and 476</w:t>
       </w:r>
@@ -1136,30 +1294,31 @@
       <w:pPr>
         <w:pStyle w:val="normalfirst"/>
         <w:ind w:firstLine="720"/>
-      </w:pPr>
-      <w:r>
+        <w:rPr/>
+      </w:pPr>
+      <w:r>
+        <w:rPr/>
         <w:t xml:space="preserve">Conversely, there were two cases in which the 83-type and 476 type systems were able to distinguish two signatures that were similar the 89-type system. In the 89-type system InsDel13 and InsDel_C look very similar because the 89-type system combines deletion of single Ts in stretches of 1, 2, 3, or 4 Ts. However the 83 and 476 type systems show that InsDelC has deletions of 1 T from ATA (ATA → AA), while InsDel13 as deletions of T from ATTA (ATTA → ATA). </w:t>
       </w:r>
-      <w:commentRangeStart w:id="18"/>
-      <w:r>
-        <w:rPr>
-          <w:shd w:val="clear" w:color="auto" w:fill="FFFF00"/>
+      <w:commentRangeStart w:id="1"/>
+      <w:r>
+        <w:rPr>
+          <w:shd w:fill="FFFF00" w:val="clear"/>
         </w:rPr>
         <w:t>&lt;time permitting – do sup fig&gt;</w:t>
       </w:r>
-      <w:commentRangeEnd w:id="18"/>
-      <w:r>
-        <w:rPr>
-          <w:rStyle w:val="CommentReference"/>
-          <w:sz w:val="24"/>
-          <w:szCs w:val="24"/>
-          <w:shd w:val="clear" w:color="auto" w:fill="FFFF00"/>
-        </w:rPr>
-        <w:commentReference w:id="18"/>
-      </w:r>
-      <w:r>
-        <w:rPr>
-          <w:shd w:val="clear" w:color="auto" w:fill="FFFF00"/>
+      <w:r>
+        <w:rPr>
+          <w:shd w:fill="FFFF00" w:val="clear"/>
+        </w:rPr>
+      </w:r>
+      <w:commentRangeEnd w:id="1"/>
+      <w:r>
+        <w:commentReference w:id="1"/>
+      </w:r>
+      <w:r>
+        <w:rPr>
+          <w:shd w:fill="FFFF00" w:val="clear"/>
         </w:rPr>
         <w:t>.</w:t>
       </w:r>
@@ -1168,14 +1327,15 @@
       <w:pPr>
         <w:pStyle w:val="normalfirst"/>
         <w:ind w:firstLine="720"/>
-      </w:pPr>
-      <w:r>
-        <w:lastRenderedPageBreak/>
+        <w:rPr/>
+      </w:pPr>
+      <w:r>
+        <w:rPr/>
         <w:t xml:space="preserve">The pair InsDel11 and InsDel16 is also similar, with InsDel11 having insertions of single Cs next to isolated Cs (Cs with non-Cs on each side, e.g. ACG -&gt; ACCG) and insertion of single Ts next to isolated Ts (e.g. GTG -&gt; GTTG), as opposed to InsDel16 having Cs between non-Cs (e.g. AT -&gt; ACT), and insertion of Ts between non-Ts (e.g. AG -&gt; ATG). </w:t>
       </w:r>
       <w:r>
         <w:rPr>
-          <w:shd w:val="clear" w:color="auto" w:fill="FFFF00"/>
+          <w:shd w:fill="FFFF00" w:val="clear"/>
         </w:rPr>
         <w:t>&lt;time permitting – do sup fig&gt;.</w:t>
       </w:r>
@@ -1210,101 +1370,111 @@
           <w:iCs/>
         </w:rPr>
       </w:pPr>
-    </w:p>
-    <w:p>
-      <w:pPr>
-        <w:pStyle w:val="normalfirst"/>
+      <w:r>
         <w:rPr>
           <w:b/>
           <w:bCs/>
           <w:i/>
           <w:iCs/>
         </w:rPr>
-      </w:pPr>
-      <w:r>
+      </w:r>
+    </w:p>
+    <w:p>
+      <w:pPr>
+        <w:pStyle w:val="normalfirst"/>
         <w:rPr>
           <w:b/>
           <w:bCs/>
           <w:i/>
           <w:iCs/>
         </w:rPr>
-        <w:t>New insights</w:t>
-      </w:r>
-    </w:p>
-    <w:p>
-      <w:pPr>
-        <w:pStyle w:val="normalfirst"/>
+      </w:pPr>
+      <w:r>
         <w:rPr>
           <w:b/>
           <w:bCs/>
           <w:i/>
           <w:iCs/>
         </w:rPr>
-      </w:pPr>
-      <w:r>
+        <w:t>New insights</w:t>
+      </w:r>
+    </w:p>
+    <w:p>
+      <w:pPr>
+        <w:pStyle w:val="normalfirst"/>
         <w:rPr>
           <w:b/>
           <w:bCs/>
           <w:i/>
           <w:iCs/>
         </w:rPr>
-        <w:t xml:space="preserve">AA </w:t>
-      </w:r>
-    </w:p>
-    <w:p>
-      <w:pPr>
-        <w:pStyle w:val="normalfirst"/>
-      </w:pPr>
-      <w:r>
-        <w:rPr>
-          <w:shd w:val="clear" w:color="auto" w:fill="FFFF00"/>
-        </w:rPr>
-        <w:t>&lt;edit&gt; &lt;forget about 89, just contrast 476 to 8</w:t>
-      </w:r>
-      <w:r>
-        <w:t>9&gt; One example of benefits of the new classification schemes is that it reveals that the the most common AA-related deletions of single Ts are deletions of single Ts, while the 89-type collapses these to a single types consisting of deletions of 1 to 4 Ts in various flanking contexts. Both the 476 and the 89-type classifications show that deletions of T are most often associated with a flanking A, which one might speculate is related to the adenine adducts caused by AA. These adenine adducts are also thought to be responsible for the predominance of A&gt;T single base substitutions in the AA SBS signature and of the frequent involvement of adenines in the AA DBS signatures (Figure 1C,D).</w:t>
-      </w:r>
-    </w:p>
-    <w:p>
-      <w:pPr>
-        <w:pStyle w:val="normalfirst"/>
+      </w:pPr>
+      <w:r>
         <w:rPr>
           <w:b/>
           <w:bCs/>
           <w:i/>
           <w:iCs/>
         </w:rPr>
-      </w:pPr>
-      <w:r>
+        <w:t xml:space="preserve">AA </w:t>
+      </w:r>
+    </w:p>
+    <w:p>
+      <w:pPr>
+        <w:pStyle w:val="normalfirst"/>
+        <w:rPr/>
+      </w:pPr>
+      <w:r>
+        <w:rPr>
+          <w:shd w:fill="FFFF00" w:val="clear"/>
+        </w:rPr>
+        <w:t>&lt;edit&gt; &lt;forget about 89, just contrast 476 to 8</w:t>
+      </w:r>
+      <w:r>
+        <w:rPr/>
+        <w:t>9&gt; One example of benefits of the new classification schemes is that it reveals that the the most common AA-related deletions of single Ts are deletions of single Ts, while the 89-type collapses these to a single types consisting of deletions of 1 to 4 Ts in various flanking contexts. Both the 476 and the 89-type classifications show that deletions of T are most often associated with a flanking A, which one might speculate is related to the adenine adducts caused by AA. These adenine adducts are also thought to be responsible for the predominance of A&gt;T single base substitutions in the AA SBS signature and of the frequent involvement of adenines in the AA DBS signatures (Figure 1C,D).</w:t>
+      </w:r>
+    </w:p>
+    <w:p>
+      <w:pPr>
+        <w:pStyle w:val="normalfirst"/>
         <w:rPr>
           <w:b/>
           <w:bCs/>
           <w:i/>
           <w:iCs/>
         </w:rPr>
-        <w:t>InsDel17  vs InsDel8</w:t>
-      </w:r>
-    </w:p>
-    <w:p>
-      <w:pPr>
-        <w:pStyle w:val="normalfirst"/>
+      </w:pPr>
+      <w:r>
         <w:rPr>
           <w:b/>
           <w:bCs/>
           <w:i/>
           <w:iCs/>
         </w:rPr>
-      </w:pPr>
-      <w:r>
+        <w:t>InsDel17  vs InsDel8</w:t>
+      </w:r>
+    </w:p>
+    <w:p>
+      <w:pPr>
+        <w:pStyle w:val="normalfirst"/>
         <w:rPr>
           <w:b/>
           <w:bCs/>
           <w:i/>
           <w:iCs/>
         </w:rPr>
+      </w:pPr>
+      <w:r>
+        <w:rPr>
+          <w:b/>
+          <w:bCs/>
+          <w:i/>
+          <w:iCs/>
+        </w:rPr>
         <w:t xml:space="preserve">A_beta looks like apobec in (already known) / a alpha not correlated  A beta is TCA → TA and TCT → TT, SBS2 TCA →  TTA, TCT → TTT SBS13 is TCA → TGA, TCT -&gt;TGT </w:t>
       </w:r>
-      <w:hyperlink r:id="rId15">
+      <w:hyperlink r:id="rId6">
         <w:r>
           <w:rPr>
             <w:rStyle w:val="Hyperlink"/>
@@ -1334,7 +1504,6 @@
           <w:i/>
           <w:iCs/>
         </w:rPr>
-        <w:lastRenderedPageBreak/>
         <w:t>Koh already cited the paper above; did the paper look at the context -- NO</w:t>
       </w:r>
     </w:p>
@@ -1357,7 +1526,7 @@
         </w:rPr>
         <w:t xml:space="preserve">UV: </w:t>
       </w:r>
-      <w:hyperlink r:id="rId16">
+      <w:hyperlink r:id="rId7">
         <w:r>
           <w:rPr>
             <w:rStyle w:val="Hyperlink"/>
@@ -1413,13 +1582,16 @@
     <w:p>
       <w:pPr>
         <w:pStyle w:val="Heading2"/>
-      </w:pPr>
-      <w:r>
+        <w:rPr/>
+      </w:pPr>
+      <w:r>
+        <w:rPr/>
         <w:t>Signature activity</w:t>
       </w:r>
     </w:p>
     <w:p>
       <w:pPr>
+        <w:pStyle w:val="Normal"/>
         <w:rPr>
           <w:rFonts w:eastAsia="宋体"/>
         </w:rPr>
@@ -1433,6 +1605,7 @@
     </w:p>
     <w:p>
       <w:pPr>
+        <w:pStyle w:val="Normal"/>
         <w:rPr>
           <w:rFonts w:eastAsia="宋体"/>
         </w:rPr>
@@ -1446,6 +1619,7 @@
     </w:p>
     <w:p>
       <w:pPr>
+        <w:pStyle w:val="Normal"/>
         <w:rPr>
           <w:rFonts w:eastAsia="宋体"/>
         </w:rPr>
@@ -1459,6 +1633,7 @@
     </w:p>
     <w:p>
       <w:pPr>
+        <w:pStyle w:val="Normal"/>
         <w:rPr>
           <w:rFonts w:eastAsia="宋体"/>
         </w:rPr>
@@ -1471,8 +1646,17 @@
       </w:r>
     </w:p>
     <w:p>
-      <w:r>
-        <w:t xml:space="preserve"> (Figure </w:t>
+      <w:pPr>
+        <w:pStyle w:val="Normal"/>
+        <w:rPr/>
+      </w:pPr>
+      <w:r>
+        <w:rPr/>
+        <w:t xml:space="preserve"> </w:t>
+      </w:r>
+      <w:r>
+        <w:rPr/>
+        <w:t xml:space="preserve">(Figure </w:t>
       </w:r>
       <w:r>
         <w:rPr>
@@ -1481,6 +1665,7 @@
         <w:t>4a</w:t>
       </w:r>
       <w:r>
+        <w:rPr/>
         <w:t xml:space="preserve">). The novel signatures identified by mSigHdp generally exhibited activity in fewer cancer types compared to established COSMIC signatures, with the exception of ID_A and ID_B, which were prevalent across a wide range of cancers (Figure </w:t>
       </w:r>
       <w:r>
@@ -1490,76 +1675,75 @@
         <w:t>4b</w:t>
       </w:r>
       <w:r>
+        <w:rPr/>
         <w:t xml:space="preserve">). </w:t>
-      </w:r>
-      <w:r>
         <w:softHyphen/>
       </w:r>
       <w:r>
         <w:rPr>
-          <w:shd w:val="clear" w:color="auto" w:fill="FFFF00"/>
+          <w:shd w:fill="FFFF00" w:val="clear"/>
         </w:rPr>
         <w:t>&lt;</w:t>
       </w:r>
-      <w:commentRangeStart w:id="19"/>
-      <w:r>
-        <w:rPr>
-          <w:shd w:val="clear" w:color="auto" w:fill="FFFF00"/>
+      <w:commentRangeStart w:id="2"/>
+      <w:r>
+        <w:rPr>
+          <w:shd w:fill="FFFF00" w:val="clear"/>
         </w:rPr>
         <w:t>Maybe say B is clock-like</w:t>
       </w:r>
-      <w:commentRangeEnd w:id="19"/>
-      <w:r>
-        <w:rPr>
-          <w:rStyle w:val="CommentReference"/>
-          <w:sz w:val="24"/>
-          <w:szCs w:val="24"/>
-          <w:shd w:val="clear" w:color="auto" w:fill="FFFF00"/>
-        </w:rPr>
-        <w:commentReference w:id="19"/>
-      </w:r>
-      <w:r>
-        <w:rPr>
-          <w:shd w:val="clear" w:color="auto" w:fill="FFFF00"/>
+      <w:r>
+        <w:rPr>
+          <w:shd w:fill="FFFF00" w:val="clear"/>
+        </w:rPr>
+      </w:r>
+      <w:commentRangeEnd w:id="2"/>
+      <w:r>
+        <w:commentReference w:id="2"/>
+      </w:r>
+      <w:r>
+        <w:rPr>
+          <w:shd w:fill="FFFF00" w:val="clear"/>
         </w:rPr>
         <w:t>&gt;</w:t>
       </w:r>
     </w:p>
     <w:p>
-      <w:commentRangeStart w:id="20"/>
-      <w:r>
-        <w:rPr>
-          <w:shd w:val="clear" w:color="auto" w:fill="FFFF00"/>
+      <w:pPr>
+        <w:pStyle w:val="Normal"/>
+        <w:rPr/>
+      </w:pPr>
+      <w:commentRangeStart w:id="3"/>
+      <w:r>
+        <w:rPr>
+          <w:shd w:fill="FFFF00" w:val="clear"/>
         </w:rPr>
         <w:t>&lt;need to show this&gt; 8</w:t>
       </w:r>
       <w:r>
+        <w:rPr/>
         <w:t xml:space="preserve">9-type signature assignments revealed strong concordance with the 83-type signatures when a one-to-one mapping was present. </w:t>
       </w:r>
-      <w:commentRangeEnd w:id="20"/>
-      <w:r>
-        <w:rPr>
-          <w:rStyle w:val="CommentReference"/>
-          <w:sz w:val="24"/>
-          <w:szCs w:val="24"/>
-        </w:rPr>
-        <w:commentReference w:id="20"/>
-      </w:r>
-      <w:r>
+      <w:r>
+        <w:rPr/>
+      </w:r>
+      <w:commentRangeEnd w:id="3"/>
+      <w:r>
+        <w:commentReference w:id="3"/>
+      </w:r>
+      <w:r>
+        <w:rPr/>
         <w:t xml:space="preserve">When an 83-type signature was represented by multiple 89-type signatures (e.g., C_ID1 was captured by InsDel1a, InsDel1b, InsDel1c, and InsDel1d), </w:t>
       </w:r>
       <w:r>
         <w:rPr>
-          <w:shd w:val="clear" w:color="auto" w:fill="FFFF00"/>
+          <w:shd w:fill="FFFF00" w:val="clear"/>
         </w:rPr>
         <w:t xml:space="preserve">&lt;this needs to be updated&gt; </w:t>
       </w:r>
       <w:r>
-        <w:t xml:space="preserve">these split signatures often displayed cancer type-specific activity. For example, while C_ID1 and C_ID2 were detected across nearly all cancer types, InsDel1a was most prevalent in colon, prostate, and uterine cancers, whereas InsDel1c was enriched in biliary, CNS, lymphoid, and pancreatic cancers. Similarly, InsDel2a </w:t>
-      </w:r>
-      <w:r>
-        <w:lastRenderedPageBreak/>
-        <w:t>was most active in colon, esophagus, lymphoid, stomach, and uterine cancers, while InsDel2b was more enriched in myeloid malignancies</w:t>
+        <w:rPr/>
+        <w:t>these split signatures often displayed cancer type-specific activity. For example, while C_ID1 and C_ID2 were detected across nearly all cancer types, InsDel1a was most prevalent in colon, prostate, and uterine cancers, whereas InsDel1c was enriched in biliary, CNS, lymphoid, and pancreatic cancers. Similarly, InsDel2a was most active in colon, esophagus, lymphoid, stomach, and uterine cancers, while InsDel2b was more enriched in myeloid malignancies</w:t>
       </w:r>
       <w:r>
         <w:rPr>
@@ -1568,6 +1752,7 @@
         <w:t xml:space="preserve"> (</w:t>
       </w:r>
       <w:r>
+        <w:rPr/>
         <w:t xml:space="preserve">Figure </w:t>
       </w:r>
       <w:r>
@@ -1577,6 +1762,7 @@
         <w:t>4a</w:t>
       </w:r>
       <w:r>
+        <w:rPr/>
         <w:t>).</w:t>
       </w:r>
     </w:p>
@@ -1587,6 +1773,7 @@
           <w:ilvl w:val="0"/>
           <w:numId w:val="0"/>
         </w:numPr>
+        <w:ind w:hanging="0" w:start="0"/>
         <w:rPr>
           <w:i/>
           <w:iCs/>
@@ -1605,13 +1792,18 @@
       </w:r>
     </w:p>
     <w:p>
-      <w:r>
-        <w:rPr>
-          <w:shd w:val="clear" w:color="auto" w:fill="FFFF00"/>
+      <w:pPr>
+        <w:pStyle w:val="Normal"/>
+        <w:rPr/>
+      </w:pPr>
+      <w:r>
+        <w:rPr>
+          <w:shd w:fill="FFFF00" w:val="clear"/>
         </w:rPr>
         <w:t xml:space="preserve">&lt;Call out the ones indicated in the figure&gt; </w:t>
       </w:r>
       <w:r>
+        <w:rPr/>
         <w:t xml:space="preserve">We further analyzed the correlations between our </w:t>
       </w:r>
       <w:r>
@@ -1621,6 +1813,7 @@
         <w:t>Indel</w:t>
       </w:r>
       <w:r>
+        <w:rPr/>
         <w:t xml:space="preserve"> signature activities and SBS signature activities from Degasperi et al. in both PCAWG and HMF samples (Table S</w:t>
       </w:r>
       <w:r>
@@ -1630,15 +1823,17 @@
         <w:t>2&amp;S3</w:t>
       </w:r>
       <w:r>
+        <w:rPr/>
         <w:t xml:space="preserve">). </w:t>
       </w:r>
       <w:r>
         <w:rPr>
-          <w:shd w:val="clear" w:color="auto" w:fill="FFFF00"/>
+          <w:shd w:fill="FFFF00" w:val="clear"/>
         </w:rPr>
         <w:t xml:space="preserve">&lt;We need to show this&gt; </w:t>
       </w:r>
       <w:r>
+        <w:rPr/>
         <w:t xml:space="preserve">Correlation analysis revealed that 89-type signatures can distinguish more nuanced mutational processes—showing distinct correlation patterns </w:t>
       </w:r>
       <w:r>
@@ -1648,6 +1843,7 @@
         <w:t>with SBS signatures</w:t>
       </w:r>
       <w:r>
+        <w:rPr/>
         <w:t>—highlighting the greater resolution and specificity provided by the 89-type taxonomy compared to the 83-type classification scheme. Unsupervised hierarchical clustering (see Methods) grouped mutational signatures into distinct biological modules. The APOBEC cluster (SBS2 and SBS13) showed moderate correlations with InsDel_Aβ and InsDel5b. The homologous recombination deficiency (dHR) cluster (SBS3 and SBS8) exhibited strong associations with C_ID6 and InsDel6 (Figure 5, “HR defects”). UV exposure-related signatures (SBS7a, C_ID13, and InsDel13) also formed a distinct group. The “</w:t>
       </w:r>
       <w:r>
@@ -1657,6 +1853,7 @@
         <w:t>Liver</w:t>
       </w:r>
       <w:r>
+        <w:rPr/>
         <w:t>” cluster highlights that Hx_ID25/ID_B and InsDel5b, two signatures with clock-like mutational patterns, likely represent a clock-like process in liver cancer, as they show strong correlations with SBS12 and SBS16, which are both commonly observed in liver tumors.</w:t>
       </w:r>
       <w:r>
@@ -1666,33 +1863,37 @@
         <w:t xml:space="preserve"> </w:t>
       </w:r>
       <w:r>
+        <w:rPr/>
         <w:t xml:space="preserve">Notably, a strong correlation network was observed among mismatch repair (MMR) deficiency signatures, specifically linking SBS6, SBS26, SBS44, and a range of indel signatures including C_ID2, InsDel2b, InsDel2c, C_ID7, </w:t>
       </w:r>
       <w:r>
         <w:rPr>
-          <w:shd w:val="clear" w:color="auto" w:fill="FFFF00"/>
+          <w:shd w:fill="FFFF00" w:val="clear"/>
         </w:rPr>
         <w:t>ID_J</w:t>
       </w:r>
       <w:r>
+        <w:rPr/>
         <w:t xml:space="preserve">, </w:t>
       </w:r>
       <w:r>
         <w:rPr>
-          <w:shd w:val="clear" w:color="auto" w:fill="FFFF00"/>
+          <w:shd w:fill="FFFF00" w:val="clear"/>
         </w:rPr>
         <w:t>InsDelx33&lt;fix&gt;&lt;fix&gt;</w:t>
       </w:r>
       <w:r>
+        <w:rPr/>
         <w:t xml:space="preserve">, Hx_ID34/ID_K, </w:t>
       </w:r>
       <w:r>
         <w:rPr>
-          <w:shd w:val="clear" w:color="auto" w:fill="FFFF00"/>
+          <w:shd w:fill="FFFF00" w:val="clear"/>
         </w:rPr>
         <w:t>Hx_ID37/ID_N</w:t>
       </w:r>
       <w:r>
+        <w:rPr/>
         <w:t>, Hx_ID38/ID_O, and InsDelx38/InsDel_O (Figure 5, “MMR defects”).</w:t>
       </w:r>
       <w:r>
@@ -1702,11 +1903,8 @@
         <w:t xml:space="preserve"> </w:t>
       </w:r>
       <w:r>
-        <w:t xml:space="preserve">The 89-type taxonomy provided finer resolution of mutational processes. The four 89-type signatures derived from C_ID1—InsDel1a to InsDel1d—exhibited distinct correlation patterns, illustrating </w:t>
-      </w:r>
-      <w:r>
-        <w:lastRenderedPageBreak/>
-        <w:t xml:space="preserve">the refined resolution provided by indel signature analysis. Notably, only InsDel1a closely mirrored the correlation profile of C_ID1, indicating that it most accurately recapitulates the original signature. In contrast, InsDel1b frequently co-occurred with gastrointestinal-associated signatures such as SBS88, SBS17, and SBS93 within the “GI-ROS” </w:t>
+        <w:rPr/>
+        <w:t xml:space="preserve">The 89-type taxonomy provided finer resolution of mutational processes. The four 89-type signatures derived from C_ID1—InsDel1a to InsDel1d—exhibited distinct correlation patterns, illustrating the refined resolution provided by indel signature analysis. Notably, only InsDel1a closely mirrored the correlation profile of C_ID1, indicating that it most accurately recapitulates the original signature. In contrast, InsDel1b frequently co-occurred with gastrointestinal-associated signatures such as SBS88, SBS17, and SBS93 within the “GI-ROS” </w:t>
       </w:r>
       <w:r>
         <w:rPr>
@@ -1715,6 +1913,7 @@
         <w:t>(</w:t>
       </w:r>
       <w:r>
+        <w:rPr/>
         <w:t>“Gastrointestinal</w:t>
       </w:r>
       <w:r>
@@ -1724,6 +1923,7 @@
         <w:t>-</w:t>
       </w:r>
       <w:r>
+        <w:rPr/>
         <w:t>Reactive Oxygen Species</w:t>
       </w:r>
       <w:r>
@@ -1733,6 +1933,7 @@
         <w:t xml:space="preserve">) </w:t>
       </w:r>
       <w:r>
+        <w:rPr/>
         <w:t xml:space="preserve">cluster, while InsDel1c was more specifically associated with SBS44. InsDel1d showed moderate correlations with SBS9, SBS17, and SBS28, which are </w:t>
       </w:r>
       <w:r>
@@ -1742,11 +1943,17 @@
         <w:t xml:space="preserve">predominantly </w:t>
       </w:r>
       <w:r>
+        <w:rPr/>
         <w:t>characterized by T&gt;C and T&gt;G substitutions.</w:t>
       </w:r>
     </w:p>
     <w:p>
-      <w:r>
+      <w:pPr>
+        <w:pStyle w:val="Normal"/>
+        <w:rPr/>
+      </w:pPr>
+      <w:r>
+        <w:rPr/>
         <w:t>These correlation profiles also offer insights into the potential etiologies of previously uncharacterized SBS signatures. For example, SBS92 demonstrated a correlation profile highly similar to SBS4, particularly through strong associations with C_ID3 and InsDel3, suggesting a possible link to tobacco smoking (Figure 5, “Lung Tobacco Smoking”). Within the GI-ROS cluster—encompassing signatures prevalent in gastrointestinal tumors such as SBS17, SBS18 (ROS), SBS1 (5-mC deamination</w:t>
       </w:r>
       <w:r>
@@ -1756,12 +1963,14 @@
         <w:t xml:space="preserve"> which can be partially induced by ROS</w:t>
       </w:r>
       <w:r>
+        <w:rPr/>
         <w:t>), SBS88 (colibactin exposure), and SBS93—we found that C_ID14, C_ID18, InsDel18, and ID_D are more strongly correlated with signatures frequently observed in the GI tract. In contrast, C_ID1, C_ID2, and InsDel2a showed stronger correlations with SBS1 and SBS17, indicative of ROS-associated mutagenic processes (Figure 5, “GI-ROS”).</w:t>
       </w:r>
     </w:p>
     <w:p>
       <w:pPr>
         <w:pStyle w:val="Heading2"/>
+        <w:rPr/>
       </w:pPr>
       <w:r>
         <w:rPr>
@@ -1771,12 +1980,22 @@
       </w:r>
     </w:p>
     <w:p>
-      <w:r>
+      <w:pPr>
+        <w:pStyle w:val="Normal"/>
+        <w:rPr/>
+      </w:pPr>
+      <w:r>
+        <w:rPr/>
         <w:t>Interesting – ID_K lagging strand enrichment related to POLE</w:t>
       </w:r>
     </w:p>
     <w:p>
-      <w:r>
+      <w:pPr>
+        <w:pStyle w:val="Normal"/>
+        <w:rPr/>
+      </w:pPr>
+      <w:r>
+        <w:rPr/>
         <w:t xml:space="preserve">We evaluated the interplay between our the 83-type signatures that we identified and several genomic topographical features. Transcription-coupled nucleotide excision repair was known to cause transcription strand asymmetries, </w:t>
       </w:r>
       <w:r>
@@ -1786,6 +2005,7 @@
         <w:t>si</w:t>
       </w:r>
       <w:r>
+        <w:rPr/>
         <w:t>nce DNA bulky adducts on the transcribed strand will be preferentially repaired in the transcription active region across the genome</w:t>
       </w:r>
       <w:r>
@@ -1797,25 +2017,18 @@
       <w:r>
         <w:rPr>
           <w:rFonts w:hint="eastAsia"/>
-          <w:shd w:val="clear" w:color="auto" w:fill="FFFF00"/>
-        </w:rPr>
-        <w:t xml:space="preserve">(add </w:t>
-      </w:r>
-      <w:r>
-        <w:rPr>
-          <w:rFonts w:hint="eastAsia"/>
-          <w:shd w:val="clear" w:color="auto" w:fill="FFFF00"/>
-        </w:rPr>
-        <w:lastRenderedPageBreak/>
-        <w:t>cite)</w:t>
-      </w:r>
-      <w:r>
-        <w:rPr>
-          <w:shd w:val="clear" w:color="auto" w:fill="FFFF00"/>
+          <w:shd w:fill="FFFF00" w:val="clear"/>
+        </w:rPr>
+        <w:t>(add cite)</w:t>
+      </w:r>
+      <w:r>
+        <w:rPr>
+          <w:shd w:fill="FFFF00" w:val="clear"/>
         </w:rPr>
         <w:t xml:space="preserve">. </w:t>
       </w:r>
       <w:r>
+        <w:rPr/>
         <w:t xml:space="preserve">Transcription strand asymmetries were shown in 17 out of 33 83-type signatures (Figures </w:t>
       </w:r>
       <w:r>
@@ -1825,6 +2038,7 @@
         <w:t>6A and S4C</w:t>
       </w:r>
       <w:r>
+        <w:rPr/>
         <w:t xml:space="preserve">, Table </w:t>
       </w:r>
       <w:r>
@@ -1834,10 +2048,12 @@
         <w:t>S4</w:t>
       </w:r>
       <w:r>
+        <w:rPr/>
         <w:t>). Signatures attributed to exogenous mutational processes, such as C_ID3 (tobacco smoking exposure),</w:t>
       </w:r>
-      <w:commentRangeStart w:id="21"/>
-      <w:r>
+      <w:commentRangeStart w:id="4"/>
+      <w:r>
+        <w:rPr/>
         <w:t xml:space="preserve"> C_ID14 (</w:t>
       </w:r>
       <w:r>
@@ -1847,18 +2063,18 @@
         <w:t>SBS93 correlated, likely due to smoking exposure</w:t>
       </w:r>
       <w:r>
+        <w:rPr/>
         <w:t>)</w:t>
       </w:r>
-      <w:commentRangeEnd w:id="21"/>
-      <w:r>
-        <w:rPr>
-          <w:rStyle w:val="CommentReference"/>
-          <w:sz w:val="24"/>
-          <w:szCs w:val="24"/>
-        </w:rPr>
-        <w:commentReference w:id="21"/>
-      </w:r>
-      <w:r>
+      <w:r>
+        <w:rPr/>
+      </w:r>
+      <w:commentRangeEnd w:id="4"/>
+      <w:r>
+        <w:commentReference w:id="4"/>
+      </w:r>
+      <w:r>
+        <w:rPr/>
         <w:t xml:space="preserve"> and C_ID18 colibactin exposure), showed consistent transcription strand bias </w:t>
       </w:r>
       <w:r>
@@ -1868,22 +2084,24 @@
         <w:t>with</w:t>
       </w:r>
       <w:r>
+        <w:rPr/>
         <w:t xml:space="preserve"> mutations enriched in the transcribed strand. Another exogenous mutational signature C_ID13, which is attributed to UV exposure, showed enrichment in the un-transcribed strand. This is due to the damage caused by UV happened on cytosine instead of guanine. In 83-type signatures associated with defective endogenous mutational processes, enriched mutations on the un-transcribed strand was observed for C_ID1 (slippage during DNA replication) and C_ID5 (clock-like signature), while enriched mutations on the transcribed strand was observed for </w:t>
       </w:r>
       <w:r>
         <w:rPr>
           <w:rFonts w:eastAsia="宋体" w:hint="eastAsia"/>
-          <w:shd w:val="clear" w:color="auto" w:fill="FFFF00"/>
+          <w:shd w:fill="FFFF00" w:val="clear"/>
         </w:rPr>
         <w:t>ID_F</w:t>
       </w:r>
       <w:r>
         <w:rPr>
-          <w:shd w:val="clear" w:color="auto" w:fill="FFFF00"/>
+          <w:shd w:fill="FFFF00" w:val="clear"/>
         </w:rPr>
         <w:t xml:space="preserve"> (TOP1-mediated mutagenesis). Interestingly, 3 defective MMR signatures also showed tran</w:t>
       </w:r>
       <w:r>
+        <w:rPr/>
         <w:t xml:space="preserve">scription strand asymmetries in different directions, with two of them (C_ID7 and </w:t>
       </w:r>
       <w:r>
@@ -1893,6 +2111,7 @@
         <w:t>ID_K</w:t>
       </w:r>
       <w:r>
+        <w:rPr/>
         <w:t>) having enriched mutations on the transcribed strand, and one of them (</w:t>
       </w:r>
       <w:r>
@@ -1902,6 +2121,7 @@
         <w:t>ID_N</w:t>
       </w:r>
       <w:r>
+        <w:rPr/>
         <w:t>) having enriched mutations mainly on the un-transcribed strand. Replication strand asymmetries were observed in 12 out of 33 83</w:t>
       </w:r>
       <w:r>
@@ -1911,6 +2131,7 @@
         <w:t>-</w:t>
       </w:r>
       <w:r>
+        <w:rPr/>
         <w:t xml:space="preserve">type signatures (Figure </w:t>
       </w:r>
       <w:r>
@@ -1920,6 +2141,7 @@
         <w:t>6B &amp; S4B</w:t>
       </w:r>
       <w:r>
+        <w:rPr/>
         <w:t xml:space="preserve">, Table </w:t>
       </w:r>
       <w:r>
@@ -1929,6 +2151,7 @@
         <w:t>S4</w:t>
       </w:r>
       <w:r>
+        <w:rPr/>
         <w:t xml:space="preserve">). Similar to transcription strand asymmetries, most signatures attributed to either exogenous mutagenic or defective endogenous mutational processes showed bias towards the replication leading or lagging strand. For example, 3 defective MMR signatures exhibited replication strand bias either </w:t>
       </w:r>
       <w:r>
@@ -1938,6 +2161,7 @@
         <w:t>mainly</w:t>
       </w:r>
       <w:r>
+        <w:rPr/>
         <w:t xml:space="preserve"> on the leading strand (</w:t>
       </w:r>
       <w:r>
@@ -1947,6 +2171,7 @@
         <w:t>ID_K</w:t>
       </w:r>
       <w:r>
+        <w:rPr/>
         <w:t xml:space="preserve">) or on the lagging strand (C_ID7 and </w:t>
       </w:r>
       <w:r>
@@ -1956,11 +2181,17 @@
         <w:t>ID_N</w:t>
       </w:r>
       <w:r>
+        <w:rPr/>
         <w:t>).</w:t>
       </w:r>
     </w:p>
     <w:p>
-      <w:r>
+      <w:pPr>
+        <w:pStyle w:val="Normal"/>
+        <w:rPr/>
+      </w:pPr>
+      <w:r>
+        <w:rPr/>
         <w:t>We also examined the mutation enrichment of 83-type signatures in genic and intergenic regions</w:t>
       </w:r>
       <w:r>
@@ -1970,6 +2201,7 @@
         <w:t xml:space="preserve"> (Figure S4A)</w:t>
       </w:r>
       <w:r>
+        <w:rPr/>
         <w:t>. Most signatures showed mutation bias towards intergenic regions, while 6 signatures showed enrichment in genic regions</w:t>
       </w:r>
       <w:r>
@@ -1979,6 +2211,7 @@
         <w:t xml:space="preserve"> (</w:t>
       </w:r>
       <w:r>
+        <w:rPr/>
         <w:t xml:space="preserve">Figure </w:t>
       </w:r>
       <w:r>
@@ -1988,6 +2221,7 @@
         <w:t>6C)</w:t>
       </w:r>
       <w:r>
+        <w:rPr/>
         <w:t xml:space="preserve">. Among the 6 signatures, 5 of them were associated with defective endogenous mutational processes, including </w:t>
       </w:r>
       <w:r>
@@ -1997,11 +2231,8 @@
         <w:t>C_ID8</w:t>
       </w:r>
       <w:r>
-        <w:t xml:space="preserve"> (Repair of </w:t>
-      </w:r>
-      <w:r>
-        <w:lastRenderedPageBreak/>
-        <w:t xml:space="preserve">DNA double strand breaks by NHEJ), C_ID17(TOP2A K743N mediated mutagenesis), </w:t>
+        <w:rPr/>
+        <w:t xml:space="preserve"> (Repair of DNA double strand breaks by NHEJ), C_ID17(TOP2A K743N mediated mutagenesis), </w:t>
       </w:r>
       <w:r>
         <w:rPr>
@@ -2010,6 +2241,7 @@
         <w:t xml:space="preserve">ID_F </w:t>
       </w:r>
       <w:r>
+        <w:rPr/>
         <w:t xml:space="preserve">(TOP1-mediated mutagenesis) </w:t>
       </w:r>
       <w:r>
@@ -2019,6 +2251,7 @@
         <w:t>a</w:t>
       </w:r>
       <w:r>
+        <w:rPr/>
         <w:t xml:space="preserve">nd ID_L (defective MMR). Another 2 signatures with mutation enriched in genic regions were of unknown etiology (C_ID4, </w:t>
       </w:r>
       <w:r>
@@ -2034,11 +2267,17 @@
         <w:t>E</w:t>
       </w:r>
       <w:r>
+        <w:rPr/>
         <w:t>).</w:t>
       </w:r>
     </w:p>
     <w:p>
-      <w:r>
+      <w:pPr>
+        <w:pStyle w:val="Normal"/>
+        <w:rPr/>
+      </w:pPr>
+      <w:r>
+        <w:rPr/>
         <w:t>The effect of DNA replication timing was also observed in many 83-type signatures</w:t>
       </w:r>
       <w:r>
@@ -2048,6 +2287,7 @@
         <w:t xml:space="preserve"> (Figure 6D &amp; S5</w:t>
       </w:r>
       <w:r>
+        <w:rPr/>
         <w:t>, Table S-topo-2</w:t>
       </w:r>
       <w:r>
@@ -2057,6 +2297,7 @@
         <w:t>)</w:t>
       </w:r>
       <w:r>
+        <w:rPr/>
         <w:t xml:space="preserve">. Most signatures were consistently enriched in late-replicating regions across different cancer types, while only two signatures, C_ID10 and C_ID17 (TOP2A K743N mediated mutagenesis), showed enrichment in early-replicating regions. Four signatures were un-affected by replication timing in the majority of cancers presenting this signature, including C_ID1 (Slippage during DNA replication), C_ID5 (Clock-like signature), C_ID18 (Colibactin exposure), </w:t>
       </w:r>
       <w:r>
@@ -2066,6 +2307,7 @@
         <w:t>and</w:t>
       </w:r>
       <w:r>
+        <w:rPr/>
         <w:t xml:space="preserve"> two defective MMR signatures (ID_7 and ID_K). Interestingly, Several signatures showed cancer-specific enrichment in replication timing, including </w:t>
       </w:r>
       <w:r>
@@ -2075,6 +2317,7 @@
         <w:t>C_ID8</w:t>
       </w:r>
       <w:r>
+        <w:rPr/>
         <w:t xml:space="preserve"> (Repair of DNA double strand breaks by NHEJ) and ID_F (TOP1-mediated mutagenesis) . For example, ID_F showed enriched mutations in late replication regions in bladder cancer, while in skin cancer it showed the opposite trend. For 89-type signatures, we conducted similar analysis without simulation data. The majority of signatures showed enrichment in late-replicating regions, which is consistent with what we observed 83-type signatures (Figure S-topo-ID89, Table S-topo-3). InsDel</w:t>
       </w:r>
       <w:r>
@@ -2084,6 +2327,7 @@
         <w:t>_L</w:t>
       </w:r>
       <w:r>
+        <w:rPr/>
         <w:t xml:space="preserve">, the corresponding signature of </w:t>
       </w:r>
       <w:r>
@@ -2093,69 +2337,83 @@
         <w:t>ID</w:t>
       </w:r>
       <w:r>
+        <w:rPr/>
         <w:t>_L, showed the same stomach cancer specific enrichment in early replication regions, which strengthen the correlation between 83-type and 89-type signatures.</w:t>
       </w:r>
     </w:p>
     <w:p>
       <w:pPr>
         <w:pStyle w:val="Heading2"/>
-      </w:pPr>
-      <w:r>
+        <w:rPr/>
+      </w:pPr>
+      <w:r>
+        <w:rPr/>
         <w:t>New indel type classifications reveal an accurate signature of RNase H2 deficiency</w:t>
       </w:r>
     </w:p>
     <w:p>
-      <w:r>
+      <w:pPr>
+        <w:pStyle w:val="Normal"/>
+        <w:rPr/>
+      </w:pPr>
+      <w:r>
+        <w:rPr/>
         <w:t xml:space="preserve">Cells with RNase H2 deficiency cannot efficiently remove ribonucleotides that had been incorporated into genomic DNA, which sets the stage for topoisomerase-1 (TOP1) associated mutagenesis. This was previously thought to generate indel signature ID4 </w:t>
       </w:r>
-      <w:bookmarkStart w:id="22" w:name="ZOTERO_BREF_xeDB1zkV4c3y"/>
-      <w:r>
-        <w:t xml:space="preserve">(Jin et al. 2024a; </w:t>
-      </w:r>
-      <w:r>
-        <w:lastRenderedPageBreak/>
-        <w:t>Reijns et al. 2022; Koh et al. 2025)</w:t>
-      </w:r>
-      <w:bookmarkEnd w:id="22"/>
-      <w:r>
+      <w:bookmarkStart w:id="17" w:name="ZOTERO_BREF_xeDB1zkV4c3y"/>
+      <w:r>
+        <w:rPr/>
+        <w:t>(Jin et al. 2024a; Reijns et al. 2022; Koh et al. 2025)</w:t>
+      </w:r>
+      <w:bookmarkEnd w:id="17"/>
+      <w:r>
+        <w:rPr/>
         <w:t xml:space="preserve">. However, we detected a new indel signature, InsDel_F, which better corresponds to RNase H2 deficiency experimental data than ID4 </w:t>
       </w:r>
       <w:r>
         <w:rPr>
-          <w:shd w:val="clear" w:color="auto" w:fill="FFFF00"/>
+          <w:shd w:fill="FFFF00" w:val="clear"/>
         </w:rPr>
         <w:t>(Figure or Supplementary Figure Fvs4)</w:t>
       </w:r>
       <w:r>
+        <w:rPr/>
         <w:t xml:space="preserve">. The profile of deletions of </w:t>
       </w:r>
       <w:r>
         <w:rPr>
-          <w:rFonts w:ascii="Liberation Serif" w:eastAsia="Liberation Serif" w:hAnsi="Liberation Serif" w:cs="Liberation Serif"/>
+          <w:rFonts w:eastAsia="Liberation Serif" w:cs="Liberation Serif" w:ascii="Liberation Serif" w:hAnsi="Liberation Serif"/>
         </w:rPr>
         <w:t>≥</w:t>
       </w:r>
       <w:r>
+        <w:rPr/>
         <w:t>2 bases is very different between InsDel_F and ID4: InsDel_F has distinctively high proportions of (i) 2-base deletions with microhomology (almost all TCT → T or TGT → T) and (ii) 2-base deletions from paired 2-base doublets (most often CTCT → CT). InsDel4 has much lower proportions of these two deletion types and also has additional prominent deletion types that are essentially absent in InsDel_F. Theses additional deletion types are mainly deletions of 3 or 4 bases with microhomology and deletions of 3 or 4 bases from paired doublets (e.g. TCTTCT → TCT, GTTTGTTT → GTTT). The spectra in RNase H2 deficient cell lines consist of signatures due to mutational processes intrinsic to the parental cell line combined with high proportions of mutations characteristic of InsDel_F. Like InsDel_F, these cell-line spectra have 2-base deletions with microhomology and2 2-base deletions from paired 2-base doubles while conspicuously lacking the 3- and 4-base deletions present in InsDel4. Similarly, RNase H2 deficient mouse tumors have high proportions of the 2-base deletions characteristic of InsDel_F and again, like InsDel_F, lack the 3 and 4 base deletions present in InsDel4.</w:t>
       </w:r>
     </w:p>
     <w:p>
       <w:pPr>
-        <w:ind w:firstLine="0"/>
-      </w:pPr>
-    </w:p>
-    <w:p>
-      <w:pPr>
-        <w:ind w:firstLine="0"/>
+        <w:pStyle w:val="Normal"/>
+        <w:ind w:hanging="0"/>
+        <w:rPr/>
+      </w:pPr>
+      <w:r>
+        <w:rPr/>
+      </w:r>
+    </w:p>
+    <w:p>
+      <w:pPr>
+        <w:pStyle w:val="Normal"/>
+        <w:ind w:hanging="0"/>
         <w:rPr>
           <w:color w:val="000000"/>
-          <w:shd w:val="clear" w:color="auto" w:fill="FFFF00"/>
+          <w:shd w:fill="FFFF00" w:val="clear"/>
         </w:rPr>
       </w:pPr>
       <w:r>
         <w:rPr>
           <w:color w:val="000000"/>
-          <w:shd w:val="clear" w:color="auto" w:fill="FFFF00"/>
+          <w:shd w:fill="FFFF00" w:val="clear"/>
         </w:rPr>
         <w:t>NOVEL SIGNATURES MAYBE JUST A TABLE</w:t>
       </w:r>
@@ -2163,22 +2421,30 @@
     <w:p>
       <w:pPr>
         <w:pStyle w:val="Heading2"/>
-      </w:pPr>
-      <w:r>
-        <w:lastRenderedPageBreak/>
+        <w:rPr/>
+      </w:pPr>
+      <w:r>
+        <w:rPr/>
         <w:t>Functional and Demographic Associations  &lt;was here, removed to separate doc functional_and_demographic.docx&gt; Are we keeping sex differences?</w:t>
       </w:r>
     </w:p>
     <w:p>
       <w:pPr>
         <w:pStyle w:val="Heading1"/>
-      </w:pPr>
-      <w:r>
+        <w:rPr/>
+      </w:pPr>
+      <w:r>
+        <w:rPr/>
         <w:t>Discussion</w:t>
       </w:r>
     </w:p>
     <w:p>
-      <w:r>
+      <w:pPr>
+        <w:pStyle w:val="Normal"/>
+        <w:rPr/>
+      </w:pPr>
+      <w:r>
+        <w:rPr/>
         <w:t xml:space="preserve">Leveraging a novel nonparametric Bayesian framework, we conducted mutational signature analysis on over </w:t>
       </w:r>
       <w:r>
@@ -2188,11 +2454,17 @@
         <w:t>6,975</w:t>
       </w:r>
       <w:r>
+        <w:rPr/>
         <w:t xml:space="preserve"> whole-genome tumor samples spanning 25 cancer types from the PCAWG and HMF cohorts. As the first study to apply both the 83-type and 89-type taxonomies to such a large dataset, we established a comprehensive catalog of 33 83-type and 41 89-type signatures, alongside a unified mapping system to facilitate cross-referencing of signatures between the two classifications. Notably, we discovered two novel indel signatures (Hx_ID29/ID_F and InsDelx29/InsDel_F) associated with TOP1-TAM, and validated their biological relevance using both CRISPR/Cas9-mediated RNASEH2B knockout cell models and published data from RNaseH2-deficient systems. Additionally, we identified several indel signatures—four 83-type and six 89-type—strongly associated with microsatellite instability (MSI), further elucidating the mutational footprints of defective MMR processes.</w:t>
       </w:r>
     </w:p>
     <w:p>
-      <w:r>
+      <w:pPr>
+        <w:pStyle w:val="Normal"/>
+        <w:rPr/>
+      </w:pPr>
+      <w:r>
+        <w:rPr/>
         <w:t xml:space="preserve">The recently developed 89-type taxonomy by Koh et al. provided a new framework for classifying indels, particularly facilitating finer resolution of 1 bp T insertions and deletions in different contexts, and enabled more nuanced exploration of the genetic consequences of MMR defects. </w:t>
       </w:r>
       <w:r>
@@ -2202,11 +2474,8 @@
         <w:t xml:space="preserve">The study reported a 37 InDel signature database sourced from 4,775 genomes across 7 cancer types. </w:t>
       </w:r>
       <w:r>
-        <w:t xml:space="preserve">However, challenges remain in connecting the nomenclature of 89-type signatures to the established 83-type signatures. For instance, COSMIC ID5 is recognized as a clock-like signature, whereas Koh et al.'s InD5 likely reflects a sequencing artifact. By analyzing a larger and more diverse cancer genome cohort, we not only expanded the existing signature database but also systematically linked and unified the naming conventions of the 83-type and 89-type </w:t>
-      </w:r>
-      <w:r>
-        <w:lastRenderedPageBreak/>
-        <w:t>signatures. This unified framework will support more consistent interpretation and application of indel mutational signatures</w:t>
+        <w:rPr/>
+        <w:t>However, challenges remain in connecting the nomenclature of 89-type signatures to the established 83-type signatures. For instance, COSMIC ID5 is recognized as a clock-like signature, whereas Koh et al.'s InD5 likely reflects a sequencing artifact. By analyzing a larger and more diverse cancer genome cohort, we not only expanded the existing signature database but also systematically linked and unified the naming conventions of the 83-type and 89-type signatures. This unified framework will support more consistent interpretation and application of indel mutational signatures</w:t>
       </w:r>
       <w:r>
         <w:rPr>
@@ -2216,7 +2485,12 @@
       </w:r>
     </w:p>
     <w:p>
-      <w:r>
+      <w:pPr>
+        <w:pStyle w:val="Normal"/>
+        <w:rPr/>
+      </w:pPr>
+      <w:r>
+        <w:rPr/>
         <w:t>The identification of novel mutational signatures often poses challenges in linking them to specific mutational processes, a complexity exacerbated by the diverse mutational landscapes observed across pan-cancer datasets. By integrating additional data into mutational signature analysis, we anticipate uncovering further signatures that more comprehensively characterize genomic mutational processes.</w:t>
       </w:r>
       <w:r>
@@ -2226,6 +2500,7 @@
         <w:t xml:space="preserve"> </w:t>
       </w:r>
       <w:r>
+        <w:rPr/>
         <w:t>Furthermore, we expect the development of mutational signatures as clinical biomarkers to enhance cancer diagnosis and treatment strategies.</w:t>
       </w:r>
       <w:bookmarkEnd w:id="0"/>
@@ -2233,27 +2508,34 @@
     <w:p>
       <w:pPr>
         <w:pStyle w:val="Heading1"/>
-      </w:pPr>
-      <w:r>
+        <w:rPr/>
+      </w:pPr>
+      <w:r>
+        <w:rPr/>
         <w:t>Materials and methods</w:t>
       </w:r>
     </w:p>
     <w:p>
       <w:pPr>
         <w:pStyle w:val="Heading2"/>
-      </w:pPr>
-      <w:r>
+        <w:rPr/>
+      </w:pPr>
+      <w:r>
+        <w:rPr/>
         <w:t>Data sources</w:t>
       </w:r>
     </w:p>
     <w:p>
       <w:pPr>
-        <w:ind w:firstLineChars="200" w:firstLine="480"/>
-      </w:pPr>
-      <w:r>
+        <w:pStyle w:val="Normal"/>
+        <w:ind w:firstLineChars="200"/>
+        <w:rPr/>
+      </w:pPr>
+      <w:r>
+        <w:rPr/>
         <w:t>Somatic indel calls from the ICGC/TCGA (International Cancer Genome Consortium/The Cancer Genome Atlas) Pan-Cancer Analysis of Whole Genomes Consortium and associated clinical characteristics were obtained from the ICGC data portal (</w:t>
       </w:r>
-      <w:hyperlink r:id="rId17">
+      <w:hyperlink r:id="rId8">
         <w:r>
           <w:rPr>
             <w:rStyle w:val="Hyperlink"/>
@@ -2262,15 +2544,17 @@
         </w:r>
       </w:hyperlink>
       <w:r>
+        <w:rPr/>
         <w:t>, which has been retired. The data were downloaded on 9 May, 2024. Hartwig Medical Foundation</w:t>
       </w:r>
       <w:r>
         <w:rPr>
-          <w:rFonts w:eastAsiaTheme="minorEastAsia" w:hint="eastAsia"/>
+          <w:rFonts w:eastAsia="宋体" w:hint="eastAsia" w:eastAsiaTheme="minorEastAsia"/>
         </w:rPr>
         <w:t xml:space="preserve"> (Hartwig)</w:t>
       </w:r>
       <w:r>
+        <w:rPr/>
         <w:t xml:space="preserve"> through standardized procedures and request forms that can be found at https://www.hartwigmedicalfoundation.nl/en/appyling-for-data/</w:t>
       </w:r>
       <w:r>
@@ -2280,15 +2564,17 @@
         <w:t>.</w:t>
       </w:r>
       <w:r>
+        <w:rPr/>
         <w:t xml:space="preserve"> Clinical traits such as cancer type, age and gender of the </w:t>
       </w:r>
       <w:r>
         <w:rPr>
-          <w:rFonts w:eastAsiaTheme="minorEastAsia" w:hint="eastAsia"/>
+          <w:rFonts w:eastAsia="宋体" w:hint="eastAsia" w:eastAsiaTheme="minorEastAsia"/>
         </w:rPr>
         <w:t>Hartwig</w:t>
       </w:r>
       <w:r>
+        <w:rPr/>
         <w:t xml:space="preserve"> genomes were found from supplementary files of </w:t>
       </w:r>
       <w:r>
@@ -2298,6 +2584,7 @@
         <w:t>Priestley et al., 2019.</w:t>
       </w:r>
       <w:r>
+        <w:rPr/>
         <w:t xml:space="preserve"> These data was also provided in Table S</w:t>
       </w:r>
       <w:r>
@@ -2307,6 +2594,7 @@
         <w:t>10 &lt;OF Prieslty&gt;</w:t>
       </w:r>
       <w:r>
+        <w:rPr/>
         <w:t xml:space="preserve">. The COSMIC Cancer Gene Census was used to identify known cancer driver genes </w:t>
       </w:r>
       <w:sdt>
@@ -2315,6 +2603,9 @@
           <w:id w:val="91759893"/>
         </w:sdtPr>
         <w:sdtContent>
+          <w:r>
+            <w:rPr/>
+          </w:r>
           <w:r>
             <w:rPr>
               <w:color w:val="000000"/>
@@ -2328,7 +2619,7 @@
             </w:rPr>
             <w:t xml:space="preserve">, downloaded from </w:t>
           </w:r>
-          <w:hyperlink r:id="rId18">
+          <w:hyperlink r:id="rId9">
             <w:r>
               <w:rPr>
                 <w:rStyle w:val="Hyperlink"/>
@@ -2352,34 +2643,37 @@
         </w:sdtContent>
       </w:sdt>
       <w:r>
+        <w:rPr/>
         <w:t>.</w:t>
       </w:r>
     </w:p>
     <w:p>
       <w:pPr>
         <w:pStyle w:val="Heading2"/>
-      </w:pPr>
-      <w:r>
-        <w:rPr>
-          <w:rFonts w:hint="eastAsia"/>
-        </w:rPr>
-        <w:lastRenderedPageBreak/>
+        <w:rPr/>
+      </w:pPr>
+      <w:r>
+        <w:rPr>
+          <w:rFonts w:hint="eastAsia"/>
+        </w:rPr>
         <w:t xml:space="preserve">De novo </w:t>
       </w:r>
       <w:r>
+        <w:rPr/>
         <w:t>Mutational signature extraction</w:t>
       </w:r>
     </w:p>
     <w:p>
       <w:pPr>
-        <w:ind w:firstLineChars="200" w:firstLine="480"/>
-        <w:rPr>
-          <w:rFonts w:eastAsiaTheme="minorEastAsia"/>
-        </w:rPr>
-      </w:pPr>
-      <w:r>
-        <w:rPr>
-          <w:rFonts w:eastAsiaTheme="minorEastAsia"/>
+        <w:pStyle w:val="Normal"/>
+        <w:ind w:firstLineChars="200"/>
+        <w:rPr>
+          <w:rFonts w:eastAsia="宋体" w:eastAsiaTheme="minorEastAsia"/>
+        </w:rPr>
+      </w:pPr>
+      <w:r>
+        <w:rPr>
+          <w:rFonts w:eastAsia="宋体" w:eastAsiaTheme="minorEastAsia"/>
           <w:i/>
           <w:iCs/>
         </w:rPr>
@@ -2387,88 +2681,70 @@
       </w:r>
       <w:r>
         <w:rPr>
-          <w:rFonts w:eastAsiaTheme="minorEastAsia"/>
+          <w:rFonts w:eastAsia="宋体" w:eastAsiaTheme="minorEastAsia"/>
         </w:rPr>
         <w:t xml:space="preserve"> mutational signature extraction was performed using two complementary tools applied to the 83</w:t>
-      </w:r>
-      <w:r>
-        <w:rPr>
-          <w:rFonts w:eastAsiaTheme="minorEastAsia"/>
-        </w:rPr>
         <w:noBreakHyphen/>
         <w:t>type, 89</w:t>
-      </w:r>
-      <w:r>
-        <w:rPr>
-          <w:rFonts w:eastAsiaTheme="minorEastAsia"/>
-        </w:rPr>
         <w:noBreakHyphen/>
         <w:t>type, and 476</w:t>
-      </w:r>
-      <w:r>
-        <w:rPr>
-          <w:rFonts w:eastAsiaTheme="minorEastAsia"/>
-        </w:rPr>
         <w:noBreakHyphen/>
         <w:t>type mutational spectra.</w:t>
       </w:r>
     </w:p>
     <w:p>
       <w:pPr>
-        <w:ind w:firstLineChars="200" w:firstLine="480"/>
-        <w:rPr>
-          <w:rFonts w:eastAsiaTheme="minorEastAsia"/>
-        </w:rPr>
-      </w:pPr>
-      <w:r>
-        <w:rPr>
-          <w:rFonts w:eastAsiaTheme="minorEastAsia"/>
+        <w:pStyle w:val="Normal"/>
+        <w:ind w:firstLineChars="200"/>
+        <w:rPr>
+          <w:rFonts w:eastAsia="宋体" w:eastAsiaTheme="minorEastAsia"/>
+        </w:rPr>
+      </w:pPr>
+      <w:r>
+        <w:rPr>
+          <w:rFonts w:eastAsia="宋体" w:eastAsiaTheme="minorEastAsia"/>
         </w:rPr>
         <w:t>For the hierarchical Dirichlet process–based approach, mSigHdp (v2.1.2) was used. When analyzing all samples, cancer type was used to define the hierarchical structure of the model. For analyses restricted to individual cancer types or to genomes with high tumor mutational burden, de novo signatures were extracted using two</w:t>
-      </w:r>
-      <w:r>
-        <w:rPr>
-          <w:rFonts w:eastAsiaTheme="minorEastAsia"/>
-        </w:rPr>
         <w:noBreakHyphen/>
         <w:t>layer hierarchical Dirichlet process (HDP) mixture models. In all mSigHdp analyses, the following parameters were applied: seedNumber = 1234, burnin = 1000, burnin.multiplier = 20, post.n = 200, post.space = 100, num.child.process = 20, gamma.alpha = 1, and gamma.beta = 50. For analyses including all samples or genomes with high tumor mutational burden, an additional downsampling step was applied (downsample_threshold = 3000) to reduce computational time.</w:t>
       </w:r>
     </w:p>
     <w:p>
       <w:pPr>
-        <w:ind w:firstLineChars="200" w:firstLine="480"/>
-        <w:rPr>
-          <w:rFonts w:eastAsiaTheme="minorEastAsia"/>
-        </w:rPr>
-      </w:pPr>
-      <w:r>
-        <w:rPr>
-          <w:rFonts w:eastAsiaTheme="minorEastAsia"/>
+        <w:pStyle w:val="Normal"/>
+        <w:ind w:firstLineChars="200"/>
+        <w:rPr>
+          <w:rFonts w:eastAsia="宋体" w:eastAsiaTheme="minorEastAsia"/>
+        </w:rPr>
+      </w:pPr>
+      <w:r>
+        <w:rPr>
+          <w:rFonts w:eastAsia="宋体" w:eastAsiaTheme="minorEastAsia"/>
         </w:rPr>
         <w:t xml:space="preserve">In parallel, de novo mutational signatures were extracted using </w:t>
       </w:r>
       <w:r>
         <w:rPr>
-          <w:rFonts w:eastAsiaTheme="minorEastAsia" w:hint="eastAsia"/>
+          <w:rFonts w:eastAsia="宋体" w:hint="eastAsia" w:eastAsiaTheme="minorEastAsia"/>
         </w:rPr>
         <w:t xml:space="preserve">the Non-negative matrix factorization based approach (NMF), </w:t>
       </w:r>
       <w:r>
         <w:rPr>
-          <w:rFonts w:eastAsiaTheme="minorEastAsia"/>
+          <w:rFonts w:eastAsia="宋体" w:eastAsiaTheme="minorEastAsia"/>
         </w:rPr>
         <w:t>SigProfilerExtractor (v1.1.24). For analyses including all genomes, NMF was performed with the number of signatures evaluated between 10 and 40 (minimum_signatures = 10; maximum_signatures = 40). For analyses restricted to individual cancer types or to genomes with high tumor mutational burden, the number of signatures evaluated ranged from 2 to 20 (minimum_signatures = 2; maximum_signatures = 20). Each factorization was repeated 100 times (nmf_replicates = 100), with all other parameters set to their recommended default values. Signature interpretation was primarily based on the “Optimal Solution” identified by the software, although several rare signatures were identified in alternative solutions (</w:t>
       </w:r>
       <w:r>
         <w:rPr>
-          <w:rFonts w:eastAsiaTheme="minorEastAsia"/>
-          <w:shd w:val="clear" w:color="auto" w:fill="FFFF00"/>
+          <w:rFonts w:eastAsia="宋体" w:eastAsiaTheme="minorEastAsia"/>
+          <w:shd w:fill="FFFF00" w:val="clear"/>
         </w:rPr>
         <w:t>Table S</w:t>
       </w:r>
       <w:r>
         <w:rPr>
-          <w:rFonts w:eastAsiaTheme="minorEastAsia"/>
+          <w:rFonts w:eastAsia="宋体" w:eastAsiaTheme="minorEastAsia"/>
         </w:rPr>
         <w:t>).</w:t>
       </w:r>
@@ -2484,7 +2760,6 @@
         <w:rPr>
           <w:rFonts w:eastAsia="宋体"/>
         </w:rPr>
-        <w:lastRenderedPageBreak/>
         <w:t xml:space="preserve">Match </w:t>
       </w:r>
       <w:r>
@@ -2502,41 +2777,44 @@
     </w:p>
     <w:p>
       <w:pPr>
-        <w:ind w:firstLineChars="200" w:firstLine="480"/>
-        <w:rPr>
-          <w:rFonts w:eastAsiaTheme="minorEastAsia"/>
-        </w:rPr>
-      </w:pPr>
-      <w:r>
-        <w:rPr>
-          <w:rFonts w:eastAsiaTheme="minorEastAsia" w:hint="eastAsia"/>
+        <w:pStyle w:val="Normal"/>
+        <w:ind w:firstLineChars="200"/>
+        <w:rPr>
+          <w:rFonts w:eastAsia="宋体" w:eastAsiaTheme="minorEastAsia"/>
+        </w:rPr>
+      </w:pPr>
+      <w:r>
+        <w:rPr>
+          <w:rFonts w:eastAsia="宋体" w:hint="eastAsia" w:eastAsiaTheme="minorEastAsia"/>
         </w:rPr>
         <w:t xml:space="preserve">For 83-type signatures, the signatures were matched to previously identified COSMIC signatures (v3.5, </w:t>
       </w:r>
-      <w:hyperlink r:id="rId19">
+      <w:hyperlink r:id="rId10">
         <w:r>
           <w:rPr>
             <w:rStyle w:val="Hyperlink"/>
-            <w:rFonts w:eastAsiaTheme="minorEastAsia"/>
+            <w:rFonts w:eastAsia="宋体" w:eastAsiaTheme="minorEastAsia"/>
           </w:rPr>
           <w:t>https://cancer.sanger.ac.uk/signatures/id/</w:t>
         </w:r>
       </w:hyperlink>
       <w:r>
         <w:rPr>
-          <w:rFonts w:eastAsiaTheme="minorEastAsia" w:hint="eastAsia"/>
+          <w:rFonts w:eastAsia="宋体" w:hint="eastAsia" w:eastAsiaTheme="minorEastAsia"/>
         </w:rPr>
         <w:t>). For 89-type signatures, the signatures supported by both mSigHdp and SigProfilerExtractor were matched to the signatures reported in Koh et al. A detailed comparison can be found at Table 1.</w:t>
       </w:r>
     </w:p>
     <w:p>
       <w:pPr>
-        <w:ind w:firstLineChars="200" w:firstLine="480"/>
-        <w:rPr>
-          <w:rFonts w:eastAsiaTheme="minorEastAsia"/>
-        </w:rPr>
-      </w:pPr>
-      <w:r>
+        <w:pStyle w:val="Normal"/>
+        <w:ind w:firstLineChars="200"/>
+        <w:rPr>
+          <w:rFonts w:eastAsia="宋体" w:eastAsiaTheme="minorEastAsia"/>
+        </w:rPr>
+      </w:pPr>
+      <w:r>
+        <w:rPr/>
         <w:t xml:space="preserve">We compared all </w:t>
       </w:r>
       <w:r>
@@ -2547,33 +2825,37 @@
         <w:t>de novo</w:t>
       </w:r>
       <w:r>
+        <w:rPr/>
         <w:t xml:space="preserve"> signatures </w:t>
       </w:r>
       <w:r>
         <w:rPr>
-          <w:rFonts w:eastAsiaTheme="minorEastAsia" w:hint="eastAsia"/>
+          <w:rFonts w:eastAsia="宋体" w:hint="eastAsia" w:eastAsiaTheme="minorEastAsia"/>
         </w:rPr>
         <w:t xml:space="preserve">supported by both mSigHdp and SigProfilerExtractor </w:t>
       </w:r>
       <w:r>
+        <w:rPr/>
         <w:t xml:space="preserve">to </w:t>
       </w:r>
       <w:r>
         <w:rPr>
-          <w:rFonts w:eastAsiaTheme="minorEastAsia" w:hint="eastAsia"/>
+          <w:rFonts w:eastAsia="宋体" w:hint="eastAsia" w:eastAsiaTheme="minorEastAsia"/>
         </w:rPr>
         <w:t>the published</w:t>
       </w:r>
       <w:r>
+        <w:rPr/>
         <w:t xml:space="preserve"> signatures and categorized them into three groups: (1) known signature: if</w:t>
       </w:r>
       <w:r>
         <w:rPr>
-          <w:rFonts w:eastAsiaTheme="minorEastAsia" w:hint="eastAsia"/>
+          <w:rFonts w:eastAsia="宋体" w:hint="eastAsia" w:eastAsiaTheme="minorEastAsia"/>
         </w:rPr>
         <w:t xml:space="preserve"> an extracted</w:t>
       </w:r>
       <w:r>
+        <w:rPr/>
         <w:t xml:space="preserve"> signature has a cosine similarity of ≥ 0.</w:t>
       </w:r>
       <w:r>
@@ -2583,15 +2865,17 @@
         <w:t>85</w:t>
       </w:r>
       <w:r>
+        <w:rPr/>
         <w:t xml:space="preserve"> with a COSMIC signature; (2) merged signatures: if </w:t>
       </w:r>
       <w:r>
         <w:rPr>
-          <w:rFonts w:eastAsiaTheme="minorEastAsia" w:hint="eastAsia"/>
+          <w:rFonts w:eastAsia="宋体" w:hint="eastAsia" w:eastAsiaTheme="minorEastAsia"/>
         </w:rPr>
         <w:t>an extracted</w:t>
       </w:r>
       <w:r>
+        <w:rPr/>
         <w:t xml:space="preserve"> signatures can be reconstructed by at most </w:t>
       </w:r>
       <w:r>
@@ -2601,6 +2885,7 @@
         <w:t>3</w:t>
       </w:r>
       <w:r>
+        <w:rPr/>
         <w:t xml:space="preserve"> COSMIC signatures with a reconstructed similarity of ≥ 0.</w:t>
       </w:r>
       <w:r>
@@ -2610,20 +2895,22 @@
         <w:t>9</w:t>
       </w:r>
       <w:r>
+        <w:rPr/>
         <w:t xml:space="preserve">; (3) novel signatures: the </w:t>
       </w:r>
       <w:r>
         <w:rPr>
-          <w:rFonts w:eastAsiaTheme="minorEastAsia" w:hint="eastAsia"/>
+          <w:rFonts w:eastAsia="宋体" w:hint="eastAsia" w:eastAsiaTheme="minorEastAsia"/>
         </w:rPr>
         <w:t xml:space="preserve">extracted </w:t>
       </w:r>
       <w:r>
+        <w:rPr/>
         <w:t xml:space="preserve">signatures do not fit into the known signatures or the merged signatures. </w:t>
       </w:r>
       <w:r>
         <w:rPr>
-          <w:rFonts w:eastAsiaTheme="minorEastAsia" w:hint="eastAsia"/>
+          <w:rFonts w:eastAsia="宋体" w:hint="eastAsia" w:eastAsiaTheme="minorEastAsia"/>
         </w:rPr>
         <w:t>We focused on (1) and (3) in this study.</w:t>
       </w:r>
@@ -2645,12 +2932,13 @@
     <w:p>
       <w:pPr>
         <w:pStyle w:val="normalfirst"/>
-        <w:ind w:firstLineChars="200" w:firstLine="480"/>
+        <w:ind w:firstLineChars="200"/>
+        <w:rPr/>
       </w:pPr>
       <w:r>
         <w:rPr>
           <w:rFonts w:eastAsia="宋体"/>
-          <w:shd w:val="clear" w:color="auto" w:fill="FFFF00"/>
+          <w:shd w:fill="FFFF00" w:val="clear"/>
         </w:rPr>
         <w:t xml:space="preserve">&lt;MOVED FROM RESULTS&gt; </w:t>
       </w:r>
@@ -2660,7 +2948,7 @@
         </w:rPr>
         <w:t>T</w:t>
       </w:r>
-      <w:commentRangeStart w:id="23"/>
+      <w:commentRangeStart w:id="5"/>
       <w:r>
         <w:rPr>
           <w:rFonts w:eastAsia="宋体"/>
@@ -2710,6 +2998,7 @@
         <w:t xml:space="preserve">This was performed in a two-step computational framework. </w:t>
       </w:r>
       <w:r>
+        <w:rPr/>
         <w:t>First, we applied the find_best_reconstruction_QP function from the SigTools R package (v1.0.7), which performs fast signature attribution via quadratic programming optimization. Second, we refined these initial estimates using the PresenceAttributeSigActivity function from the mSigAct R package</w:t>
       </w:r>
       <w:r>
@@ -2722,82 +3011,70 @@
         <w:rPr>
           <w:rFonts w:eastAsia="宋体"/>
         </w:rPr>
-        <w:lastRenderedPageBreak/>
         <w:t>Final signature assignments were obtained by integrating results from SigProfilerAssignment for low-TMB tumors and mSigAct for high-TMB tumors</w:t>
       </w:r>
-      <w:commentRangeEnd w:id="23"/>
-      <w:r>
-        <w:rPr>
-          <w:rStyle w:val="CommentReference"/>
+      <w:r>
+        <w:rPr>
+          <w:rFonts w:eastAsia="宋体"/>
+        </w:rPr>
+      </w:r>
+      <w:commentRangeEnd w:id="5"/>
+      <w:r>
+        <w:commentReference w:id="5"/>
+      </w:r>
+      <w:r>
+        <w:rPr>
           <w:rFonts w:eastAsia="宋体" w:hint="eastAsia"/>
-          <w:sz w:val="24"/>
-          <w:szCs w:val="24"/>
-        </w:rPr>
-        <w:commentReference w:id="23"/>
-      </w:r>
+        </w:rPr>
+        <w:t>.</w:t>
+      </w:r>
+    </w:p>
+    <w:p>
+      <w:pPr>
+        <w:pStyle w:val="normalfirst"/>
+        <w:ind w:firstLineChars="200"/>
+        <w:rPr/>
+      </w:pPr>
+      <w:commentRangeStart w:id="6"/>
       <w:r>
         <w:rPr>
           <w:rFonts w:eastAsia="宋体" w:hint="eastAsia"/>
-        </w:rPr>
-        <w:t>.</w:t>
-      </w:r>
-    </w:p>
-    <w:p>
-      <w:pPr>
-        <w:pStyle w:val="normalfirst"/>
-        <w:ind w:firstLineChars="200" w:firstLine="480"/>
-      </w:pPr>
-      <w:commentRangeStart w:id="24"/>
-      <w:r>
-        <w:rPr>
-          <w:rFonts w:eastAsia="宋体" w:hint="eastAsia"/>
-          <w:shd w:val="clear" w:color="auto" w:fill="FFFF00"/>
+          <w:shd w:fill="FFFF00" w:val="clear"/>
         </w:rPr>
         <w:t xml:space="preserve">&lt;MO CHECK THIS PARA&gt; </w:t>
       </w:r>
       <w:r>
+        <w:rPr/>
         <w:t>Indel signature activities for the 83</w:t>
-      </w:r>
-      <w:r>
         <w:noBreakHyphen/>
         <w:t>type and 89</w:t>
-      </w:r>
-      <w:r>
         <w:noBreakHyphen/>
         <w:t>type spectra were assigned to each sample using a two</w:t>
-      </w:r>
-      <w:r>
         <w:noBreakHyphen/>
         <w:t>step computational framework. First, we applied the find_best_reconstruction_QP function from the SigTools R package (v1.0.7), which performs fast signature attribution via quadratic programming optimization. Second, we refined these initial estimates using the PresenceAttributeSigActivity function from the mSigAct R package (v1.0.1) with default parameters.</w:t>
       </w:r>
-      <w:commentRangeEnd w:id="24"/>
-      <w:r>
-        <w:rPr>
-          <w:rStyle w:val="CommentReference"/>
-          <w:sz w:val="24"/>
-          <w:szCs w:val="24"/>
-        </w:rPr>
-        <w:commentReference w:id="24"/>
+      <w:commentRangeEnd w:id="6"/>
+      <w:r>
+        <w:commentReference w:id="6"/>
+      </w:r>
+      <w:r>
+        <w:rPr/>
       </w:r>
     </w:p>
     <w:p>
       <w:pPr>
         <w:pStyle w:val="normalfirst"/>
-        <w:ind w:firstLineChars="200" w:firstLine="480"/>
-      </w:pPr>
-      <w:commentRangeStart w:id="25"/>
-      <w:r>
+        <w:ind w:firstLineChars="200"/>
+        <w:rPr/>
+      </w:pPr>
+      <w:commentRangeStart w:id="7"/>
+      <w:r>
+        <w:rPr/>
         <w:t>The 83-type indel spectra are frequently dominated by 1</w:t>
-      </w:r>
-      <w:r>
         <w:noBreakHyphen/>
         <w:t>bp T insertions and deletions at poly</w:t>
-      </w:r>
-      <w:r>
         <w:noBreakHyphen/>
         <w:t>T tracts (≥5 consecutive T’s), which can obscure the contribution of other indel types during signature assignment. To mitigate this interference, we implemented a three</w:t>
-      </w:r>
-      <w:r>
         <w:noBreakHyphen/>
         <w:t>step deconvolution strategy:</w:t>
       </w:r>
@@ -2808,13 +3085,10 @@
         <w:t xml:space="preserve"> </w:t>
       </w:r>
       <w:r>
+        <w:rPr/>
         <w:t>(1) We constructed “ablated” spectra and an “ablated” signature matrix by removing the two poly</w:t>
-      </w:r>
-      <w:r>
         <w:noBreakHyphen/>
         <w:t>T peaks from both the observed spectrum and the reference signatures, explicitly excluding C_ID1 and C_ID2. Signature fitting was then performed on these ablated inputs using the two</w:t>
-      </w:r>
-      <w:r>
         <w:noBreakHyphen/>
         <w:t>step pipeline</w:t>
       </w:r>
@@ -2825,13 +3099,10 @@
         <w:t xml:space="preserve"> described above</w:t>
       </w:r>
       <w:r>
+        <w:rPr/>
         <w:t>, yielding activity estimates for all non</w:t>
-      </w:r>
-      <w:r>
         <w:noBreakHyphen/>
         <w:t>poly</w:t>
-      </w:r>
-      <w:r>
         <w:noBreakHyphen/>
         <w:t>T components</w:t>
       </w:r>
@@ -2842,6 +3113,7 @@
         <w:t xml:space="preserve">; </w:t>
       </w:r>
       <w:r>
+        <w:rPr/>
         <w:t>(2) Using this ablated assignment and the full (unablated) signature matrix, we reconstructed a “predicted spectrum”</w:t>
       </w:r>
       <w:r>
@@ -2851,6 +3123,7 @@
         <w:t xml:space="preserve">; </w:t>
       </w:r>
       <w:r>
+        <w:rPr/>
         <w:t>(3) The residual</w:t>
       </w:r>
       <w:r>
@@ -2860,6 +3133,7 @@
         <w:t xml:space="preserve">, </w:t>
       </w:r>
       <w:r>
+        <w:rPr/>
         <w:t>defined as the difference between the original observed spectrum and the “predicted spectrum”</w:t>
       </w:r>
       <w:r>
@@ -2869,29 +3143,25 @@
         <w:t xml:space="preserve">, </w:t>
       </w:r>
       <w:r>
+        <w:rPr/>
         <w:t>was truncated at zero (i.e., all negative values were set to 0) to enforce non</w:t>
-      </w:r>
-      <w:r>
         <w:noBreakHyphen/>
         <w:t>negative contributions. Only the two poly</w:t>
-      </w:r>
-      <w:r>
         <w:noBreakHyphen/>
         <w:t>T components of this corrected residual were retained and allocated to C_ID1 and C_ID2 in proportion to their relative signature weights.</w:t>
       </w:r>
-      <w:commentRangeEnd w:id="25"/>
-      <w:r>
-        <w:rPr>
-          <w:rStyle w:val="CommentReference"/>
-          <w:sz w:val="24"/>
-          <w:szCs w:val="24"/>
-        </w:rPr>
-        <w:commentReference w:id="25"/>
+      <w:commentRangeEnd w:id="7"/>
+      <w:r>
+        <w:commentReference w:id="7"/>
+      </w:r>
+      <w:r>
+        <w:rPr/>
       </w:r>
     </w:p>
     <w:p>
       <w:pPr>
         <w:pStyle w:val="normalfirst"/>
+        <w:rPr/>
       </w:pPr>
       <w:r>
         <w:rPr>
@@ -2911,13 +3181,13 @@
         <w:rPr>
           <w:rFonts w:eastAsia="宋体"/>
         </w:rPr>
-        <w:lastRenderedPageBreak/>
         <w:t>Simulating synthetic cancer datasets</w:t>
       </w:r>
     </w:p>
     <w:p>
       <w:pPr>
         <w:pStyle w:val="normalfirst"/>
+        <w:rPr/>
       </w:pPr>
       <w:r>
         <w:rPr>
@@ -2926,6 +3196,7 @@
         <w:t>We generated s</w:t>
       </w:r>
       <w:r>
+        <w:rPr/>
         <w:t xml:space="preserve">ynthetic cancer datasets </w:t>
       </w:r>
       <w:r>
@@ -2935,9 +3206,10 @@
         <w:t xml:space="preserve">in 83-type indels </w:t>
       </w:r>
       <w:r>
+        <w:rPr/>
         <w:t>using SigProfilerSimulator (</w:t>
       </w:r>
-      <w:hyperlink r:id="rId20">
+      <w:hyperlink r:id="rId11">
         <w:r>
           <w:rPr>
             <w:rStyle w:val="Hyperlink"/>
@@ -2946,6 +3218,7 @@
         </w:r>
       </w:hyperlink>
       <w:r>
+        <w:rPr/>
         <w:t xml:space="preserve">). </w:t>
       </w:r>
     </w:p>
@@ -2965,17 +3238,24 @@
     </w:p>
     <w:p>
       <w:pPr>
-        <w:ind w:firstLine="0"/>
-      </w:pPr>
-      <w:r>
+        <w:pStyle w:val="Normal"/>
+        <w:ind w:hanging="0"/>
+        <w:rPr/>
+      </w:pPr>
+      <w:r>
+        <w:rPr/>
         <w:t>We followed the method in (</w:t>
       </w:r>
-      <w:hyperlink r:id="rId21">
+      <w:hyperlink r:id="rId12">
         <w:r>
+          <w:rPr>
+            <w:rStyle w:val="Style6"/>
+          </w:rPr>
           <w:t>https://doi.org/10.1016/j.celrep.2023.112930</w:t>
         </w:r>
       </w:hyperlink>
       <w:r>
+        <w:rPr/>
         <w:t xml:space="preserve">). Briefly, somatic indels were called with respect to the + strand of the reference genome and further annotated in regard to the pyrimidine base(s) of the insertion/deletion. Thus, indels with only C or T bases were annotated as + strand mutations; indels with only A or G bases were annotated as – strand mutations. The remaining indels were not included in the analysis. Next, + strand indels in protein coding genes were further subclassified as transcribed (template) if the gene’s sense strand was on the + strand of the genome, or else un-transcribed (sense). The logic was inverted for – strand indels. Indels in bidirectionally transcribed regions were ignored. </w:t>
       </w:r>
     </w:p>
@@ -2994,10 +3274,15 @@
       </w:r>
     </w:p>
     <w:p>
-      <w:r>
+      <w:pPr>
+        <w:pStyle w:val="Normal"/>
+        <w:rPr/>
+      </w:pPr>
+      <w:r>
+        <w:rPr/>
         <w:t>Replication strand was determined by wavelet-smoothed replication-timing signal data that indicated both “valleys” (replication termination zones) and “peaks” (replication initiation zones) (</w:t>
       </w:r>
-      <w:hyperlink r:id="rId22">
+      <w:hyperlink r:id="rId13">
         <w:r>
           <w:rPr>
             <w:rStyle w:val="Hyperlink"/>
@@ -3006,11 +3291,8 @@
         </w:r>
       </w:hyperlink>
       <w:r>
-        <w:t xml:space="preserve">). Valleys and peaks were sorted by the genomic coordinate in ascending order. In regard to + strand of the reference genome, replication timing signals were examined for consecutive stretches of the genome (from valley to peak or form peak to valley), with positive slope corresponded to leading strand regions and negative slope corresponded to lagging strand regions. Then for the - strand of the reference genome, leading regions (- slope) and lagging regions (+slope) were automatically acquired. Similar to the annotation for transcription, indels were first annotated as + or – strand mutations based on the pyrimidine bases. Next, indels were </w:t>
-      </w:r>
-      <w:r>
-        <w:lastRenderedPageBreak/>
-        <w:t>counted as being on leading strand or lagging strand based on their occupancy in a leading or lagging region.</w:t>
+        <w:rPr/>
+        <w:t>). Valleys and peaks were sorted by the genomic coordinate in ascending order. In regard to + strand of the reference genome, replication timing signals were examined for consecutive stretches of the genome (from valley to peak or form peak to valley), with positive slope corresponded to leading strand regions and negative slope corresponded to lagging strand regions. Then for the - strand of the reference genome, leading regions (- slope) and lagging regions (+slope) were automatically acquired. Similar to the annotation for transcription, indels were first annotated as + or – strand mutations based on the pyrimidine bases. Next, indels were counted as being on leading strand or lagging strand based on their occupancy in a leading or lagging region.</w:t>
       </w:r>
     </w:p>
     <w:p>
@@ -3028,7 +3310,12 @@
       </w:r>
     </w:p>
     <w:p>
-      <w:r>
+      <w:pPr>
+        <w:pStyle w:val="Normal"/>
+        <w:rPr/>
+      </w:pPr>
+      <w:r>
+        <w:rPr/>
         <w:t xml:space="preserve">Strand asymmetry analyses were based on the assignment of signature probabilities to each individual indel mutation. Only indels with the probability greater than or equal to 0.50 to a certain </w:t>
       </w:r>
       <w:r>
@@ -3038,6 +3325,7 @@
         <w:t>indel</w:t>
       </w:r>
       <w:r>
+        <w:rPr/>
         <w:t xml:space="preserve"> signature were retained. For each </w:t>
       </w:r>
       <w:r>
@@ -3047,11 +3335,17 @@
         <w:t>indel</w:t>
       </w:r>
       <w:r>
+        <w:rPr/>
         <w:t xml:space="preserve"> signature and for all cancer types having this mutational signature, we retrieved the number of indels on each strand/region. In strand asymmetries analyses, only cancer types with at least 1,000 somatic mutations unambiguously attributed to an individual mutational signature were included.</w:t>
       </w:r>
     </w:p>
     <w:p>
-      <w:r>
+      <w:pPr>
+        <w:pStyle w:val="Normal"/>
+        <w:rPr/>
+      </w:pPr>
+      <w:r>
+        <w:rPr/>
         <w:t>For each strand asymmetry analyses (genic and intergenic region asymmetry</w:t>
       </w:r>
       <w:r>
@@ -3061,6 +3355,7 @@
         <w:t>,</w:t>
       </w:r>
       <w:r>
+        <w:rPr/>
         <w:t xml:space="preserve"> transcription strand asymmetry, replication strand asymmetry)</w:t>
       </w:r>
       <w:r>
@@ -3070,26 +3365,58 @@
         <w:t>,</w:t>
       </w:r>
       <w:r>
+        <w:rPr/>
         <w:t xml:space="preserve"> indel mutations were split into two types and counted (genic vs intergenic mutation, leading strand vs lagging strand mutation, un-transcribed strand vs transcribed strand mutation). The two types were denoted as +/- strand mutations strand mutations in all three cases. The ratio of real somatic indels and the ratio of simulated somatic indels was calculated separately:</w:t>
       </w:r>
     </w:p>
     <w:p>
       <w:pPr>
+        <w:pStyle w:val="Normal"/>
         <w:rPr>
           <w:i/>
         </w:rPr>
       </w:pPr>
-    </w:p>
-    <w:p/>
-    <w:p>
-      <w:r>
+      <w:r>
+        <w:rPr>
+          <w:i/>
+        </w:rPr>
+      </w:r>
+    </w:p>
+    <w:p>
+      <w:pPr>
+        <w:pStyle w:val="Normal"/>
+        <w:rPr/>
+      </w:pPr>
+      <w:r>
+        <w:rPr/>
+      </w:r>
+    </w:p>
+    <w:p>
+      <w:pPr>
+        <w:pStyle w:val="Normal"/>
+        <w:rPr/>
+      </w:pPr>
+      <w:r>
+        <w:rPr/>
         <w:t>Odds ratio between the ratio of real somatic indels and the ratio of simulated somatic indels was calculated:</w:t>
       </w:r>
     </w:p>
-    <w:p/>
-    <w:p>
-      <w:r>
-        <w:lastRenderedPageBreak/>
+    <w:p>
+      <w:pPr>
+        <w:pStyle w:val="Normal"/>
+        <w:rPr/>
+      </w:pPr>
+      <w:r>
+        <w:rPr/>
+      </w:r>
+    </w:p>
+    <w:p>
+      <w:pPr>
+        <w:pStyle w:val="Normal"/>
+        <w:rPr/>
+      </w:pPr>
+      <w:r>
+        <w:rPr/>
         <w:t>p values were calculated for the odds ratio using Fisher’s exact test. Only strand asymmetries with p value &gt; 0.05 were considered showing strand asymmetries.</w:t>
       </w:r>
     </w:p>
@@ -3108,10 +3435,15 @@
       </w:r>
     </w:p>
     <w:p>
-      <w:r>
+      <w:pPr>
+        <w:pStyle w:val="Normal"/>
+        <w:rPr/>
+      </w:pPr>
+      <w:r>
+        <w:rPr/>
         <w:t>Replication timing data were obtained from (</w:t>
       </w:r>
-      <w:hyperlink r:id="rId23">
+      <w:hyperlink r:id="rId14">
         <w:r>
           <w:rPr>
             <w:rStyle w:val="Hyperlink"/>
@@ -3120,6 +3452,7 @@
         </w:r>
       </w:hyperlink>
       <w:r>
+        <w:rPr/>
         <w:t xml:space="preserve">) The replication time signals were sorted in a descending order and subsequently divided into deciles. Somatic indels were counted within the corresponding deciles based on their overlap with the replication domains in the examined deciles. As with other analyses, for each individual </w:t>
       </w:r>
       <w:r>
@@ -3129,11 +3462,17 @@
         <w:t>indel</w:t>
       </w:r>
       <w:r>
+        <w:rPr/>
         <w:t xml:space="preserve"> signature, the reported replication timing analyses included only cancer types with at least 1,000 somatic mutations unambiguously attributed to it.</w:t>
       </w:r>
     </w:p>
     <w:p>
-      <w:r>
+      <w:pPr>
+        <w:pStyle w:val="Normal"/>
+        <w:rPr/>
+      </w:pPr>
+      <w:r>
+        <w:rPr/>
         <w:t>Replication timing mutation counts were generated for both real and simulated somatic indels. To classify whether the replication timing mutation density was increasing, flat, or decreasing, two linear regression models were fitted to the values of the real somatic indels count R(X</w:t>
       </w:r>
       <w:r>
@@ -3143,6 +3482,7 @@
         <w:t>1</w:t>
       </w:r>
       <w:r>
+        <w:rPr/>
         <w:t>, X</w:t>
       </w:r>
       <w:r>
@@ -3152,6 +3492,7 @@
         <w:t>2</w:t>
       </w:r>
       <w:r>
+        <w:rPr/>
         <w:t>, X</w:t>
       </w:r>
       <w:r>
@@ -3161,6 +3502,7 @@
         <w:t>3</w:t>
       </w:r>
       <w:r>
+        <w:rPr/>
         <w:t>, … X</w:t>
       </w:r>
       <w:r>
@@ -3170,6 +3512,7 @@
         <w:t>10</w:t>
       </w:r>
       <w:r>
+        <w:rPr/>
         <w:t>) and the values of simulated somatic indel counts S(X</w:t>
       </w:r>
       <w:r>
@@ -3179,6 +3522,7 @@
         <w:t>1</w:t>
       </w:r>
       <w:r>
+        <w:rPr/>
         <w:t>, X</w:t>
       </w:r>
       <w:r>
@@ -3188,6 +3532,7 @@
         <w:t>2</w:t>
       </w:r>
       <w:r>
+        <w:rPr/>
         <w:t>, X</w:t>
       </w:r>
       <w:r>
@@ -3197,6 +3542,7 @@
         <w:t>3</w:t>
       </w:r>
       <w:r>
+        <w:rPr/>
         <w:t>, … X</w:t>
       </w:r>
       <w:r>
@@ -3206,154 +3552,190 @@
         <w:t>10</w:t>
       </w:r>
       <w:r>
+        <w:rPr/>
         <w:t>), respectively.</w:t>
       </w:r>
     </w:p>
     <w:p>
       <w:pPr>
-        <w:rPr>
-          <w:shd w:val="clear" w:color="auto" w:fill="FFFF00"/>
-        </w:rPr>
-      </w:pPr>
-      <w:r>
-        <w:rPr>
-          <w:shd w:val="clear" w:color="auto" w:fill="FFFF00"/>
+        <w:pStyle w:val="Normal"/>
+        <w:rPr>
+          <w:shd w:fill="FFFF00" w:val="clear"/>
+        </w:rPr>
+      </w:pPr>
+      <w:r>
+        <w:rPr>
+          <w:shd w:fill="FFFF00" w:val="clear"/>
         </w:rPr>
         <w:t>&lt;MISSING EQUATIONS HERE&gt;</w:t>
       </w:r>
     </w:p>
-    <w:p/>
-    <w:p>
-      <w:r>
+    <w:p>
+      <w:pPr>
+        <w:pStyle w:val="Normal"/>
+        <w:rPr/>
+      </w:pPr>
+      <w:r>
+        <w:rPr/>
+      </w:r>
+    </w:p>
+    <w:p>
+      <w:pPr>
+        <w:pStyle w:val="Normal"/>
+        <w:rPr/>
+      </w:pPr>
+      <w:r>
+        <w:rPr/>
         <w:t>In the above formula, replication timing denotes a vector c(1,2,3 … 10).</w:t>
       </w:r>
     </w:p>
     <w:p>
-      <w:r>
+      <w:pPr>
+        <w:pStyle w:val="Normal"/>
+        <w:rPr/>
+      </w:pPr>
+      <w:r>
+        <w:rPr/>
         <w:t xml:space="preserve">The replication timing trend for </w:t>
       </w:r>
       <w:r>
         <w:rPr>
-          <w:rFonts w:eastAsiaTheme="minorEastAsia" w:hint="eastAsia"/>
+          <w:rFonts w:eastAsia="宋体" w:hint="eastAsia" w:eastAsiaTheme="minorEastAsia"/>
         </w:rPr>
         <w:t xml:space="preserve">an 83-type </w:t>
       </w:r>
       <w:r>
+        <w:rPr/>
         <w:t xml:space="preserve">signature was determined for both real and simulated data. An </w:t>
       </w:r>
       <w:r>
         <w:rPr>
-          <w:rFonts w:eastAsiaTheme="minorEastAsia" w:hint="eastAsia"/>
+          <w:rFonts w:eastAsia="宋体" w:hint="eastAsia" w:eastAsiaTheme="minorEastAsia"/>
         </w:rPr>
         <w:t>indel</w:t>
       </w:r>
       <w:r>
-        <w:t xml:space="preserve"> signature was considered to be generally unaffected by replication timing if the slope m was not statistically significant from a flat line. Otherwise, with the slope m statistically significant from a flat line, an ID signature was considered to be increasing from </w:t>
-      </w:r>
-      <w:r>
-        <w:lastRenderedPageBreak/>
-        <w:t xml:space="preserve">early to late replicating regions if the slope m &gt; 0, and was considered to be decreasing from early to late replicating regions if the slope m &lt; 0. </w:t>
-      </w:r>
-    </w:p>
-    <w:p>
-      <w:pPr>
+        <w:rPr/>
+        <w:t xml:space="preserve"> signature was considered to be generally unaffected by replication timing if the slope m was not statistically significant from a flat line. Otherwise, with the slope m statistically significant from a flat line, an ID signature was considered to be increasing from early to late replicating regions if the slope m &gt; 0, and was considered to be decreasing from early to late replicating regions if the slope m &lt; 0. </w:t>
+      </w:r>
+    </w:p>
+    <w:p>
+      <w:pPr>
+        <w:pStyle w:val="Normal"/>
         <w:rPr>
           <w:rFonts w:eastAsia="宋体"/>
         </w:rPr>
       </w:pPr>
       <w:r>
+        <w:rPr/>
         <w:t xml:space="preserve">If the trends of a certain </w:t>
       </w:r>
       <w:r>
         <w:rPr>
-          <w:rFonts w:eastAsiaTheme="minorEastAsia" w:hint="eastAsia"/>
+          <w:rFonts w:eastAsia="宋体" w:hint="eastAsia" w:eastAsiaTheme="minorEastAsia"/>
         </w:rPr>
         <w:t>83-type</w:t>
       </w:r>
       <w:r>
+        <w:rPr/>
         <w:t xml:space="preserve"> signature for the two dataset (real and simulated data) were different, the relative trend for real data comparing the simulated data was the final trend for the </w:t>
       </w:r>
       <w:r>
         <w:rPr>
-          <w:rFonts w:eastAsiaTheme="minorEastAsia" w:hint="eastAsia"/>
+          <w:rFonts w:eastAsia="宋体" w:hint="eastAsia" w:eastAsiaTheme="minorEastAsia"/>
         </w:rPr>
         <w:t>83-type</w:t>
       </w:r>
       <w:r>
+        <w:rPr/>
         <w:t xml:space="preserve"> signature. Otherwise, if the trends of a certain </w:t>
       </w:r>
       <w:r>
         <w:rPr>
-          <w:rFonts w:eastAsiaTheme="minorEastAsia" w:hint="eastAsia"/>
+          <w:rFonts w:eastAsia="宋体" w:hint="eastAsia" w:eastAsiaTheme="minorEastAsia"/>
         </w:rPr>
         <w:t>83-type</w:t>
       </w:r>
       <w:r>
+        <w:rPr/>
         <w:t xml:space="preserve"> signature for the two dataset were the same, a third multiple linear regression model was fitted. </w:t>
       </w:r>
     </w:p>
     <w:p>
       <w:pPr>
+        <w:pStyle w:val="Normal"/>
         <w:rPr>
           <w:rFonts w:eastAsia="宋体"/>
         </w:rPr>
       </w:pPr>
-    </w:p>
-    <w:p>
-      <w:pPr>
+      <w:r>
         <w:rPr>
           <w:rFonts w:eastAsia="宋体"/>
         </w:rPr>
-      </w:pPr>
-      <w:r>
+      </w:r>
+    </w:p>
+    <w:p>
+      <w:pPr>
+        <w:pStyle w:val="Normal"/>
+        <w:rPr>
+          <w:rFonts w:eastAsia="宋体"/>
+        </w:rPr>
+      </w:pPr>
+      <w:r>
+        <w:rPr/>
         <w:t xml:space="preserve">Similarly, the final trend of an </w:t>
       </w:r>
       <w:r>
         <w:rPr>
-          <w:rFonts w:eastAsiaTheme="minorEastAsia" w:hint="eastAsia"/>
+          <w:rFonts w:eastAsia="宋体" w:hint="eastAsia" w:eastAsiaTheme="minorEastAsia"/>
         </w:rPr>
         <w:t>83-type</w:t>
       </w:r>
       <w:r>
+        <w:rPr/>
         <w:t xml:space="preserve"> signature were determined by the significance of the coefficient of replication timing. If it is not significant, an </w:t>
       </w:r>
       <w:r>
         <w:rPr>
-          <w:rFonts w:eastAsiaTheme="minorEastAsia" w:hint="eastAsia"/>
+          <w:rFonts w:eastAsia="宋体" w:hint="eastAsia" w:eastAsiaTheme="minorEastAsia"/>
         </w:rPr>
         <w:t>83-type</w:t>
       </w:r>
       <w:r>
+        <w:rPr/>
         <w:t xml:space="preserve"> signature was considered to be generally unaffected by replication timing. Otherwise, if the coefficient of replication timing &gt; 0, an </w:t>
       </w:r>
       <w:r>
         <w:rPr>
-          <w:rFonts w:eastAsiaTheme="minorEastAsia" w:hint="eastAsia"/>
+          <w:rFonts w:eastAsia="宋体" w:hint="eastAsia" w:eastAsiaTheme="minorEastAsia"/>
         </w:rPr>
         <w:t>83-type</w:t>
       </w:r>
       <w:r>
+        <w:rPr/>
         <w:t xml:space="preserve"> signature was considered to be increasing from early to late replicating regions; if the coefficient of replication timing &lt; 0, an </w:t>
       </w:r>
       <w:r>
         <w:rPr>
-          <w:rFonts w:eastAsiaTheme="minorEastAsia" w:hint="eastAsia"/>
+          <w:rFonts w:eastAsia="宋体" w:hint="eastAsia" w:eastAsiaTheme="minorEastAsia"/>
         </w:rPr>
         <w:t>83-type</w:t>
       </w:r>
       <w:r>
+        <w:rPr/>
         <w:t xml:space="preserve"> signature was considered to be decreasing from early to late replicating regions.</w:t>
       </w:r>
     </w:p>
     <w:p>
       <w:pPr>
-        <w:rPr>
-          <w:rFonts w:eastAsiaTheme="minorEastAsia"/>
-        </w:rPr>
-      </w:pPr>
-      <w:r>
-        <w:rPr>
-          <w:rFonts w:eastAsiaTheme="minorEastAsia"/>
+        <w:pStyle w:val="Normal"/>
+        <w:rPr>
+          <w:rFonts w:eastAsia="宋体" w:eastAsiaTheme="minorEastAsia"/>
+        </w:rPr>
+      </w:pPr>
+      <w:r>
+        <w:rPr>
+          <w:rFonts w:eastAsia="宋体" w:eastAsiaTheme="minorEastAsia"/>
         </w:rPr>
         <w:t>For an 89-type signature, the replication timing trend was determined by real data only. A linear regression model was fitted for real mutation counts within the corresponding replication timing deciles. Same as 83-type signatures, the significance of the model and the value of the slope m determined the increasing, decreasing, flat trends.</w:t>
       </w:r>
@@ -3392,30 +3774,52 @@
     </w:p>
     <w:p>
       <w:pPr>
+        <w:pStyle w:val="Normal"/>
         <w:rPr>
           <w:color w:val="000000"/>
         </w:rPr>
       </w:pPr>
       <w:r>
+        <w:rPr/>
         <w:t>For PCAWG genomes, the MSI</w:t>
       </w:r>
       <w:r>
         <w:rPr>
-          <w:rFonts w:eastAsiaTheme="minorEastAsia" w:hint="eastAsia"/>
+          <w:rFonts w:eastAsia="宋体" w:hint="eastAsia" w:eastAsiaTheme="minorEastAsia"/>
         </w:rPr>
         <w:t xml:space="preserve"> (microsatellite instability)</w:t>
       </w:r>
       <w:r>
+        <w:rPr/>
         <w:t xml:space="preserve"> status was evaluated by the PCAWG working group and obtained from the synapse repository (</w:t>
       </w:r>
-      <w:hyperlink r:id="rId24" w:anchor="!Synapse:syn8016399" w:history="1">
-        <w:r>
-          <w:rPr>
-            <w:rStyle w:val="Hyperlink"/>
-          </w:rPr>
-          <w:t>https://www.synapse.org/#!Synapse:syn8016399</w:t>
-        </w:r>
-      </w:hyperlink>
+      <w:r>
+        <w:fldChar w:fldCharType="begin"/>
+      </w:r>
+      <w:r>
+        <w:rPr>
+          <w:rStyle w:val="Hyperlink"/>
+        </w:rPr>
+        <w:instrText xml:space="preserve"> HYPERLINK "https://www.synapse.org/" \l "!Synapse:syn8016399"</w:instrText>
+      </w:r>
+      <w:r>
+        <w:rPr>
+          <w:rStyle w:val="Hyperlink"/>
+        </w:rPr>
+        <w:fldChar w:fldCharType="separate"/>
+      </w:r>
+      <w:r>
+        <w:rPr>
+          <w:rStyle w:val="Hyperlink"/>
+        </w:rPr>
+        <w:t>https://www.synapse.org/#!Synapse:syn8016399</w:t>
+      </w:r>
+      <w:r>
+        <w:rPr>
+          <w:rStyle w:val="Hyperlink"/>
+        </w:rPr>
+        <w:fldChar w:fldCharType="end"/>
+      </w:r>
       <w:r>
         <w:rPr>
           <w:rFonts w:hint="eastAsia"/>
@@ -3423,15 +3827,17 @@
         <w:t>, the data was downloaded on May 2022</w:t>
       </w:r>
       <w:r>
+        <w:rPr/>
         <w:t xml:space="preserve">). For </w:t>
       </w:r>
       <w:r>
         <w:rPr>
-          <w:rFonts w:eastAsiaTheme="minorEastAsia" w:hint="eastAsia"/>
+          <w:rFonts w:eastAsia="宋体" w:hint="eastAsia" w:eastAsiaTheme="minorEastAsia"/>
         </w:rPr>
         <w:t>Hartwig</w:t>
       </w:r>
       <w:r>
+        <w:rPr/>
         <w:t xml:space="preserve"> genomes, the MSI status was downloaded from the supplementary data of </w:t>
       </w:r>
       <w:sdt>
@@ -3440,6 +3846,9 @@
           <w:id w:val="-143669242"/>
         </w:sdtPr>
         <w:sdtContent>
+          <w:r>
+            <w:rPr/>
+          </w:r>
           <w:r>
             <w:rPr>
               <w:color w:val="000000"/>
@@ -3483,7 +3892,12 @@
       </w:r>
     </w:p>
     <w:p>
-      <w:r>
+      <w:pPr>
+        <w:pStyle w:val="Normal"/>
+        <w:rPr/>
+      </w:pPr>
+      <w:r>
+        <w:rPr/>
         <w:t xml:space="preserve">To analyze a specific signature and indel type of interest, we first identified the </w:t>
       </w:r>
       <w:r>
@@ -3493,6 +3907,7 @@
         <w:t>5</w:t>
       </w:r>
       <w:r>
+        <w:rPr/>
         <w:t xml:space="preserve"> genomes with the highest </w:t>
       </w:r>
       <w:r>
@@ -3502,6 +3917,7 @@
         <w:t xml:space="preserve">contribution of the </w:t>
       </w:r>
       <w:r>
+        <w:rPr/>
         <w:t>corresponding signature</w:t>
       </w:r>
       <w:r>
@@ -3511,6 +3927,7 @@
         <w:t xml:space="preserve"> activity</w:t>
       </w:r>
       <w:r>
+        <w:rPr/>
         <w:t>. From these genomes, we extracted all indels of the relevant type. We then examined the nucleotide sequence within a 21-base pair window centered on each indel site (±10 nucleotides from the indel position). For each position within this window, we calculated the frequency of each nucleotide (A, T, C, and G).</w:t>
       </w:r>
       <w:r>
@@ -3520,6 +3937,7 @@
         <w:t xml:space="preserve"> The logo was plotted based on the frequency matrix by </w:t>
       </w:r>
       <w:r>
+        <w:rPr/>
         <w:t>seqLogo</w:t>
       </w:r>
       <w:r>
@@ -3529,6 +3947,7 @@
         <w:t xml:space="preserve"> function of </w:t>
       </w:r>
       <w:r>
+        <w:rPr/>
         <w:t>seqLogo</w:t>
       </w:r>
       <w:r>
@@ -3541,11 +3960,16 @@
     <w:p>
       <w:pPr>
         <w:pStyle w:val="Heading1"/>
-      </w:pPr>
+        <w:rPr/>
+      </w:pPr>
+      <w:r>
+        <w:rPr/>
+      </w:r>
     </w:p>
     <w:p>
       <w:pPr>
         <w:pStyle w:val="Heading1"/>
+        <w:rPr/>
       </w:pPr>
       <w:r>
         <w:rPr>
@@ -3640,6 +4064,7 @@
         <w:t xml:space="preserve"> and Technology Bureau (</w:t>
       </w:r>
       <w:r>
+        <w:rPr/>
         <w:t>2025A04J4304</w:t>
       </w:r>
       <w:r>
@@ -3649,15 +4074,17 @@
         <w:t xml:space="preserve">), </w:t>
       </w:r>
       <w:r>
+        <w:rPr/>
         <w:t xml:space="preserve">Shenzhen Science and Technology Innovation Program </w:t>
       </w:r>
       <w:r>
         <w:rPr>
-          <w:rFonts w:ascii="宋体" w:eastAsia="宋体" w:hAnsi="宋体" w:cs="宋体" w:hint="eastAsia"/>
+          <w:rFonts w:eastAsia="宋体" w:cs="宋体" w:hint="eastAsia" w:ascii="宋体" w:hAnsi="宋体"/>
         </w:rPr>
         <w:t>(</w:t>
       </w:r>
       <w:r>
+        <w:rPr/>
         <w:t>JCYJ20250604174809012</w:t>
       </w:r>
       <w:r>
@@ -3683,18 +4110,19 @@
     <w:p>
       <w:pPr>
         <w:pStyle w:val="Heading1"/>
-      </w:pPr>
-      <w:r>
-        <w:rPr>
-          <w:rFonts w:hint="eastAsia"/>
-        </w:rPr>
-        <w:lastRenderedPageBreak/>
+        <w:rPr/>
+      </w:pPr>
+      <w:r>
+        <w:rPr>
+          <w:rFonts w:hint="eastAsia"/>
+        </w:rPr>
         <w:t>Author contributions</w:t>
       </w:r>
     </w:p>
     <w:p>
       <w:pPr>
         <w:pStyle w:val="normalfirst"/>
+        <w:rPr/>
       </w:pPr>
       <w:r>
         <w:rPr>
@@ -3703,23 +4131,28 @@
         <w:t xml:space="preserve">M.L. and S.G.R. conceived the project and designed the analyses. M.L. and S.G.R. designed computational analysis. M.L., Q.Z. and Y.Y. performed mutational signature extraction, attribution and characterization computational analysis. M.H. and R.Y. characterized the topography of 83-type mutational signatures. R.S. performed the AUROC analysis. </w:t>
       </w:r>
       <w:r>
+        <w:rPr/>
         <w:t>Data interpretation and manuscript write-up were carried out by M.L., M.H., and S.G.R., with contributions from all other authors. All authors reviewed and approved the final manuscript.</w:t>
       </w:r>
     </w:p>
     <w:p>
       <w:pPr>
         <w:pStyle w:val="Heading1"/>
-      </w:pPr>
-      <w:r>
+        <w:rPr/>
+      </w:pPr>
+      <w:r>
+        <w:rPr/>
         <w:t>Reference</w:t>
       </w:r>
     </w:p>
     <w:p>
       <w:pPr>
         <w:pStyle w:val="Bibliography1"/>
-      </w:pPr>
-      <w:bookmarkStart w:id="26" w:name="ZOTERO_BREF_LiVs887hgA47"/>
-      <w:r>
+        <w:rPr/>
+      </w:pPr>
+      <w:bookmarkStart w:id="18" w:name="ZOTERO_BREF_LiVs887hgA47"/>
+      <w:r>
+        <w:rPr/>
         <w:t xml:space="preserve">Alexandrov, Ludmil B., Young Seok Ju, Kerstin Haase, et al. 2016. ‘Mutational Signatures Associated with Tobacco Smoking in Human Cancer’. </w:t>
       </w:r>
       <w:r>
@@ -3729,14 +4162,17 @@
         <w:t>Science</w:t>
       </w:r>
       <w:r>
+        <w:rPr/>
         <w:t xml:space="preserve"> 354 (6312): 618–22. https://doi.org/10.1126/science.aag0299.</w:t>
       </w:r>
     </w:p>
     <w:p>
       <w:pPr>
         <w:pStyle w:val="Bibliography1"/>
-      </w:pPr>
-      <w:r>
+        <w:rPr/>
+      </w:pPr>
+      <w:r>
+        <w:rPr/>
         <w:t xml:space="preserve">Alexandrov, Ludmil B., Jaegil Kim, Nicholas J. Haradhvala, et al. 2020. ‘The Repertoire of Mutational Signatures in Human Cancer’. </w:t>
       </w:r>
       <w:r>
@@ -3746,14 +4182,17 @@
         <w:t>Nature</w:t>
       </w:r>
       <w:r>
+        <w:rPr/>
         <w:t xml:space="preserve"> 578 (7793): 94–101. https://doi.org/10.1038/s41586-020-1943-3.</w:t>
       </w:r>
     </w:p>
     <w:p>
       <w:pPr>
         <w:pStyle w:val="Bibliography1"/>
-      </w:pPr>
-      <w:r>
+        <w:rPr/>
+      </w:pPr>
+      <w:r>
+        <w:rPr/>
         <w:t xml:space="preserve">Alexandrov, Ludmil B., Serena Nik-zainal, David C. Wedge, and Samuel A. J. R. Aparicio. 2014. </w:t>
       </w:r>
       <w:r>
@@ -3763,14 +4202,17 @@
         <w:t>Signatures of Mutational Processes in Human Cancer</w:t>
       </w:r>
       <w:r>
+        <w:rPr/>
         <w:t>. 500 (7463): 415–21. https://doi.org/10.1038/nature12477.Signatures.</w:t>
       </w:r>
     </w:p>
     <w:p>
       <w:pPr>
         <w:pStyle w:val="Bibliography1"/>
-      </w:pPr>
-      <w:r>
+        <w:rPr/>
+      </w:pPr>
+      <w:r>
+        <w:rPr/>
         <w:t xml:space="preserve">Boot, Arnoud, Mi Ni Huang, Alvin W. T. Ng, et al. 2018. ‘In-Depth Characterization of the Cisplatin Mutational Signature in Human Cell Lines and in Esophageal and Liver Tumors’. </w:t>
       </w:r>
       <w:r>
@@ -3780,15 +4222,17 @@
         <w:t>Genome Research</w:t>
       </w:r>
       <w:r>
+        <w:rPr/>
         <w:t xml:space="preserve"> 28 (5): 654–65. https://doi.org/10.1101/gr.230219.117.</w:t>
       </w:r>
     </w:p>
     <w:p>
       <w:pPr>
         <w:pStyle w:val="Bibliography1"/>
-      </w:pPr>
-      <w:r>
-        <w:lastRenderedPageBreak/>
+        <w:rPr/>
+      </w:pPr>
+      <w:r>
+        <w:rPr/>
         <w:t xml:space="preserve">Boot, Arnoud, Mo Liu, Nicole Stantial, et al. 2022. ‘Recurrent Mutations in Topoisomerase IIα Cause a Previously Undescribed Mutator Phenotype in Human Cancers’. </w:t>
       </w:r>
       <w:r>
@@ -3798,14 +4242,17 @@
         <w:t>Proceedings of the National Academy of Sciences</w:t>
       </w:r>
       <w:r>
+        <w:rPr/>
         <w:t xml:space="preserve"> 119 (4): e2114024119. https://doi.org/10.1073/pnas.2114024119.</w:t>
       </w:r>
     </w:p>
     <w:p>
       <w:pPr>
         <w:pStyle w:val="Bibliography1"/>
-      </w:pPr>
-      <w:r>
+        <w:rPr/>
+      </w:pPr>
+      <w:r>
+        <w:rPr/>
         <w:t xml:space="preserve">Boot, Arnoud, Alvin W. T. Ng, Fui Teen Chong, et al. 2020. ‘Characterization of Colibactin-Associated Mutational Signature in an Asian Oral Squamous Cell Carcinoma and in Other Mucosal Tumor Types’. </w:t>
       </w:r>
       <w:r>
@@ -3815,14 +4262,17 @@
         <w:t>Genome Research</w:t>
       </w:r>
       <w:r>
+        <w:rPr/>
         <w:t xml:space="preserve"> 30 (6): 803–13. https://doi.org/10.1101/gr.255620.119.</w:t>
       </w:r>
     </w:p>
     <w:p>
       <w:pPr>
         <w:pStyle w:val="Bibliography1"/>
-      </w:pPr>
-      <w:r>
+        <w:rPr/>
+      </w:pPr>
+      <w:r>
+        <w:rPr/>
         <w:t xml:space="preserve">Caipa Garcia, Angela L., Jill E. Kucab, Halh Al-Serori, et al. 2024. ‘Tissue Organoid Cultures Metabolize Dietary Carcinogens Proficiently and Are Effective Models for DNA Adduct Formation’. </w:t>
       </w:r>
       <w:r>
@@ -3832,14 +4282,17 @@
         <w:t>Chemical Research in Toxicology</w:t>
       </w:r>
       <w:r>
+        <w:rPr/>
         <w:t xml:space="preserve"> 37 (2): 234–47. https://doi.org/10.1021/acs.chemrestox.3c00255.</w:t>
       </w:r>
     </w:p>
     <w:p>
       <w:pPr>
         <w:pStyle w:val="Bibliography1"/>
-      </w:pPr>
-      <w:r>
+        <w:rPr/>
+      </w:pPr>
+      <w:r>
+        <w:rPr/>
         <w:t xml:space="preserve">Chen, Lei, Chong Zhang, Ruidong Xue, et al. 2024. ‘Deep Whole-Genome Analysis of 494 Hepatocellular Carcinomas’. </w:t>
       </w:r>
       <w:r>
@@ -3849,14 +4302,17 @@
         <w:t>Nature</w:t>
       </w:r>
       <w:r>
+        <w:rPr/>
         <w:t>, ahead of print, March 21. https://doi.org/10.1038/s41586-024-07054-3.</w:t>
       </w:r>
     </w:p>
     <w:p>
       <w:pPr>
         <w:pStyle w:val="Bibliography1"/>
-      </w:pPr>
-      <w:r>
+        <w:rPr/>
+      </w:pPr>
+      <w:r>
+        <w:rPr/>
         <w:t xml:space="preserve">Degasperi, Andrea, Xueqing Zou, Tauanne Dias Amarante, et al. 2022. ‘Substitution Mutational Signatures in Whole-Genome–Sequenced Cancers in the UK Population’. </w:t>
       </w:r>
       <w:r>
@@ -3866,14 +4322,17 @@
         <w:t>Science</w:t>
       </w:r>
       <w:r>
+        <w:rPr/>
         <w:t xml:space="preserve"> 376 (6591). https://doi.org/10.1126/science.abl9283.</w:t>
       </w:r>
     </w:p>
     <w:p>
       <w:pPr>
         <w:pStyle w:val="Bibliography1"/>
-      </w:pPr>
-      <w:r>
+        <w:rPr/>
+      </w:pPr>
+      <w:r>
+        <w:rPr/>
         <w:t xml:space="preserve">Dziubańska-Kusibab, Paulina J., Hilmar Berger, Federica Battistini, et al. 2020. ‘Colibactin DNA-Damage Signature Indicates Mutational Impact in Colorectal Cancer’. </w:t>
       </w:r>
       <w:r>
@@ -3883,15 +4342,17 @@
         <w:t>Nature Medicine</w:t>
       </w:r>
       <w:r>
+        <w:rPr/>
         <w:t xml:space="preserve"> 26 (7): 1063–69. https://doi.org/10.1038/s41591-020-0908-2.</w:t>
       </w:r>
     </w:p>
     <w:p>
       <w:pPr>
         <w:pStyle w:val="Bibliography1"/>
-      </w:pPr>
-      <w:r>
-        <w:lastRenderedPageBreak/>
+        <w:rPr/>
+      </w:pPr>
+      <w:r>
+        <w:rPr/>
         <w:t xml:space="preserve">Hoang, Margaret L., Chung-Hsin Chen, Viktoriya S. Sidorenko, et al. 2013. ‘Mutational Signature of Aristolochic Acid Exposure as Revealed by Whole-Exome Sequencing’. </w:t>
       </w:r>
       <w:r>
@@ -3901,14 +4362,17 @@
         <w:t>Science Translational Medicine</w:t>
       </w:r>
       <w:r>
+        <w:rPr/>
         <w:t xml:space="preserve"> 5 (197). https://doi.org/10.1126/scitranslmed.3006200.</w:t>
       </w:r>
     </w:p>
     <w:p>
       <w:pPr>
         <w:pStyle w:val="Bibliography1"/>
-      </w:pPr>
-      <w:r>
+        <w:rPr/>
+      </w:pPr>
+      <w:r>
+        <w:rPr/>
         <w:t xml:space="preserve">Huang, Mi Ni, Willie Yu, Wei Wei Teoh, et al. 2017. ‘Genome-Scale Mutational Signatures of Aflatoxin in Cells, Mice, and Human Tumors’. </w:t>
       </w:r>
       <w:r>
@@ -3918,14 +4382,17 @@
         <w:t>Genome Research</w:t>
       </w:r>
       <w:r>
+        <w:rPr/>
         <w:t xml:space="preserve"> 27 (9): 1475–86. https://doi.org/10.1101/gr.220038.116.</w:t>
       </w:r>
     </w:p>
     <w:p>
       <w:pPr>
         <w:pStyle w:val="Bibliography1"/>
-      </w:pPr>
-      <w:r>
+        <w:rPr/>
+      </w:pPr>
+      <w:r>
+        <w:rPr/>
         <w:t xml:space="preserve">Huang, Mini, John R. McPherson, Ioana Cutcutache, Bin Tean Teh, Patrick Tan, and Steven G. Rozen. 2015. ‘MSIseq: Software for Assessing Microsatellite Instability from Catalogs of Somatic Mutations’. </w:t>
       </w:r>
       <w:r>
@@ -3935,14 +4402,17 @@
         <w:t>Scientific Reports</w:t>
       </w:r>
       <w:r>
+        <w:rPr/>
         <w:t xml:space="preserve"> 5 (1): 13321. https://doi.org/10.1038/srep13321.</w:t>
       </w:r>
     </w:p>
     <w:p>
       <w:pPr>
         <w:pStyle w:val="Bibliography1"/>
-      </w:pPr>
-      <w:r>
+        <w:rPr/>
+      </w:pPr>
+      <w:r>
+        <w:rPr/>
         <w:t xml:space="preserve">Islam, S. M. Ashiqul, Marcos Díaz-Gay, Yang Wu, et al. 2022. ‘Uncovering Novel Mutational Signatures by de Novo Extraction with SigProfilerExtractor’. </w:t>
       </w:r>
       <w:r>
@@ -3952,14 +4422,17 @@
         <w:t>Cell Genomics</w:t>
       </w:r>
       <w:r>
+        <w:rPr/>
         <w:t xml:space="preserve"> 2 (11). https://doi.org/10.1016/j.xgen.2022.100179.</w:t>
       </w:r>
     </w:p>
     <w:p>
       <w:pPr>
         <w:pStyle w:val="Bibliography1"/>
-      </w:pPr>
-      <w:r>
+        <w:rPr/>
+      </w:pPr>
+      <w:r>
+        <w:rPr/>
         <w:t xml:space="preserve">Jin, Hu, Doga C. Gulhan, Benedikt Geiger, et al. 2024. ‘Accurate and Sensitive Mutational Signature Analysis with MuSiCal’. </w:t>
       </w:r>
       <w:r>
@@ -3969,14 +4442,17 @@
         <w:t>Nature Genetics</w:t>
       </w:r>
       <w:r>
+        <w:rPr/>
         <w:t xml:space="preserve"> 56 (3): 541–52. https://doi.org/10.1038/s41588-024-01659-0.</w:t>
       </w:r>
     </w:p>
     <w:p>
       <w:pPr>
         <w:pStyle w:val="Bibliography1"/>
-      </w:pPr>
-      <w:r>
+        <w:rPr/>
+      </w:pPr>
+      <w:r>
+        <w:rPr/>
         <w:t xml:space="preserve">Koh, Gene Ching Chiek, Arjun Scott Nanda, Giuseppe Rinaldi, et al. 2025a. ‘A Redefined InDel Taxonomy Provides Insights into Mutational Signatures’. </w:t>
       </w:r>
       <w:r>
@@ -3986,14 +4462,17 @@
         <w:t>Nature Genetics</w:t>
       </w:r>
       <w:r>
+        <w:rPr/>
         <w:t>, ahead of print, April 10. https://doi.org/10.1038/s41588-025-02152-y.</w:t>
       </w:r>
     </w:p>
     <w:p>
       <w:pPr>
         <w:pStyle w:val="Bibliography1"/>
-      </w:pPr>
-      <w:r>
+        <w:rPr/>
+      </w:pPr>
+      <w:r>
+        <w:rPr/>
         <w:t xml:space="preserve">Koh, Gene Ching Chiek, Arjun Scott Nanda, Giuseppe Rinaldi, et al. 2025b. ‘A Redefined InDel Taxonomy Provides Insights into Mutational Signatures’. </w:t>
       </w:r>
       <w:r>
@@ -4003,15 +4482,17 @@
         <w:t>Nature Genetics</w:t>
       </w:r>
       <w:r>
+        <w:rPr/>
         <w:t>, ahead of print, April 10. https://doi.org/10.1038/s41588-025-02152-y.</w:t>
       </w:r>
     </w:p>
     <w:p>
       <w:pPr>
         <w:pStyle w:val="Bibliography1"/>
-      </w:pPr>
-      <w:r>
-        <w:lastRenderedPageBreak/>
+        <w:rPr/>
+      </w:pPr>
+      <w:r>
+        <w:rPr/>
         <w:t xml:space="preserve">Kucab, Jill E., Xueqing Zou, Sandro Morganella, et al. 2019. ‘A Compendium of Mutational Signatures of Environmental Agents’. </w:t>
       </w:r>
       <w:r>
@@ -4021,14 +4502,17 @@
         <w:t>Cell</w:t>
       </w:r>
       <w:r>
+        <w:rPr/>
         <w:t xml:space="preserve"> 177 (4): 821-836.e16. https://doi.org/10.1016/j.cell.2019.03.001.</w:t>
       </w:r>
     </w:p>
     <w:p>
       <w:pPr>
         <w:pStyle w:val="Bibliography1"/>
-      </w:pPr>
-      <w:r>
+        <w:rPr/>
+      </w:pPr>
+      <w:r>
+        <w:rPr/>
         <w:t xml:space="preserve">Liu, Mo, Yang Wu, Nanhai Jiang, Arnoud Boot, and Steven G. Rozen. 2023. ‘mSigHdp: Hierarchical Dirichlet Process Mixture Modeling for Mutational Signature Discovery’. </w:t>
       </w:r>
       <w:r>
@@ -4038,14 +4522,17 @@
         <w:t>NAR Genomics and Bioinformatics</w:t>
       </w:r>
       <w:r>
+        <w:rPr/>
         <w:t xml:space="preserve"> 5 (1): lqad005. https://doi.org/10.1093/nargab/lqad005.</w:t>
       </w:r>
     </w:p>
     <w:p>
       <w:pPr>
         <w:pStyle w:val="Bibliography1"/>
-      </w:pPr>
-      <w:r>
+        <w:rPr/>
+      </w:pPr>
+      <w:r>
+        <w:rPr/>
         <w:t xml:space="preserve">Ng, Alvin W. T., Song Ling Poon, Mi Ni Huang, et al. 2017. </w:t>
       </w:r>
       <w:r>
@@ -4055,14 +4542,17 @@
         <w:t>Aristolochic Acids and Their Derivatives Are Widely Implicated in Liver Cancers in Taiwan and throughout Asia</w:t>
       </w:r>
       <w:r>
+        <w:rPr/>
         <w:t>. https://www.science.org.</w:t>
       </w:r>
     </w:p>
     <w:p>
       <w:pPr>
         <w:pStyle w:val="Bibliography1"/>
-      </w:pPr>
-      <w:r>
+        <w:rPr/>
+      </w:pPr>
+      <w:r>
+        <w:rPr/>
         <w:t xml:space="preserve">Nik-Zainal, Serena, Ludmil B. Alexandrov, David C. Wedge, et al. 2012. ‘Mutational Processes Molding the Genomes of 21 Breast Cancers’. </w:t>
       </w:r>
       <w:r>
@@ -4072,14 +4562,17 @@
         <w:t>Cell</w:t>
       </w:r>
       <w:r>
+        <w:rPr/>
         <w:t xml:space="preserve"> 149 (5): 979–93. https://doi.org/10.1016/j.cell.2012.04.024.</w:t>
       </w:r>
     </w:p>
     <w:p>
       <w:pPr>
         <w:pStyle w:val="Bibliography1"/>
-      </w:pPr>
-      <w:r>
+        <w:rPr/>
+      </w:pPr>
+      <w:r>
+        <w:rPr/>
         <w:t xml:space="preserve">Poon, Song Ling, Mi Ni Huang, Yang Choo, et al. 2015. ‘Mutation Signatures Implicate Aristolochic Acid in Bladder Cancer Development’. </w:t>
       </w:r>
       <w:r>
@@ -4089,14 +4582,17 @@
         <w:t>Genome Medicine</w:t>
       </w:r>
       <w:r>
+        <w:rPr/>
         <w:t xml:space="preserve"> 7 (1): 38. https://doi.org/10.1186/s13073-015-0161-3.</w:t>
       </w:r>
     </w:p>
     <w:p>
       <w:pPr>
         <w:pStyle w:val="Bibliography1"/>
-      </w:pPr>
-      <w:r>
+        <w:rPr/>
+      </w:pPr>
+      <w:r>
+        <w:rPr/>
         <w:t xml:space="preserve">Poon, Song Ling, See-Tong Pang, John R. McPherson, et al. 2013. ‘Genome-Wide Mutational Signatures of Aristolochic Acid and Its Application as a Screening Tool’. </w:t>
       </w:r>
       <w:r>
@@ -4106,14 +4602,17 @@
         <w:t>Science Translational Medicine</w:t>
       </w:r>
       <w:r>
+        <w:rPr/>
         <w:t xml:space="preserve"> 5 (197). https://doi.org/10.1126/scitranslmed.3006086.</w:t>
       </w:r>
     </w:p>
     <w:p>
       <w:pPr>
         <w:pStyle w:val="Bibliography1"/>
-      </w:pPr>
-      <w:r>
+        <w:rPr/>
+      </w:pPr>
+      <w:r>
+        <w:rPr/>
         <w:t xml:space="preserve">Reijns, Martin A. M., David A. Parry, Thomas C. Williams, et al. 2022. ‘Signatures of TOP1 Transcription-Associated Mutagenesis in Cancer and Germline’. </w:t>
       </w:r>
       <w:r>
@@ -4123,15 +4622,17 @@
         <w:t>Nature</w:t>
       </w:r>
       <w:r>
+        <w:rPr/>
         <w:t xml:space="preserve"> 602 (7898): 623–31. https://doi.org/10.1038/s41586-022-04403-y.</w:t>
       </w:r>
     </w:p>
     <w:p>
       <w:pPr>
         <w:pStyle w:val="Bibliography1"/>
-      </w:pPr>
-      <w:r>
-        <w:lastRenderedPageBreak/>
+        <w:rPr/>
+      </w:pPr>
+      <w:r>
+        <w:rPr/>
         <w:t xml:space="preserve">Riva, Laura, Arun R. Pandiri, Yun Rose Li, et al. 2020. ‘The Mutational Signature Profile of Known and Suspected Human Carcinogens in Mice’. </w:t>
       </w:r>
       <w:r>
@@ -4141,89 +4642,112 @@
         <w:t>Nature Genetics</w:t>
       </w:r>
       <w:r>
+        <w:rPr/>
         <w:t xml:space="preserve"> 52 (11): 1189–97. https://doi.org/10.1038/s41588-020-0692-4.</w:t>
       </w:r>
-      <w:bookmarkEnd w:id="26"/>
-    </w:p>
-    <w:p/>
+      <w:bookmarkEnd w:id="18"/>
+    </w:p>
+    <w:p>
+      <w:pPr>
+        <w:pStyle w:val="Normal"/>
+        <w:spacing w:before="0" w:after="160"/>
+        <w:rPr/>
+      </w:pPr>
+      <w:r>
+        <w:rPr/>
+      </w:r>
+    </w:p>
     <w:sectPr>
-      <w:footerReference w:type="default" r:id="rId25"/>
-      <w:footerReference w:type="first" r:id="rId26"/>
+      <w:footerReference w:type="even" r:id="rId15"/>
+      <w:footerReference w:type="default" r:id="rId16"/>
+      <w:footerReference w:type="first" r:id="rId17"/>
+      <w:type w:val="nextPage"/>
       <w:pgSz w:w="12240" w:h="15840"/>
-      <w:pgMar w:top="1440" w:right="1440" w:bottom="1440" w:left="1440" w:header="0" w:footer="720" w:gutter="0"/>
-      <w:cols w:space="720"/>
-      <w:formProt w:val="0"/>
-      <w:docGrid w:linePitch="360"/>
+      <w:pgMar w:left="1440" w:right="1440" w:gutter="0" w:header="0" w:top="1440" w:footer="720" w:bottom="1440"/>
+      <w:pgNumType w:fmt="decimal"/>
+      <w:formProt w:val="false"/>
+      <w:textDirection w:val="lrTb"/>
+      <w:docGrid w:type="default" w:linePitch="360" w:charSpace="0"/>
     </w:sectPr>
   </w:body>
 </w:document>
 </file>
 
 <file path=word/comments.xml><?xml version="1.0" encoding="utf-8"?>
-<w:comments xmlns:wpc="http://schemas.microsoft.com/office/word/2010/wordprocessingCanvas" xmlns:cx="http://schemas.microsoft.com/office/drawing/2014/chartex" xmlns:cx1="http://schemas.microsoft.com/office/drawing/2015/9/8/chartex" xmlns:cx2="http://schemas.microsoft.com/office/drawing/2015/10/21/chartex" xmlns:cx3="http://schemas.microsoft.com/office/drawing/2016/5/9/chartex" xmlns:cx4="http://schemas.microsoft.com/office/drawing/2016/5/10/chartex" xmlns:cx5="http://schemas.microsoft.com/office/drawing/2016/5/11/chartex" xmlns:cx6="http://schemas.microsoft.com/office/drawing/2016/5/12/chartex" xmlns:cx7="http://schemas.microsoft.com/office/drawing/2016/5/13/chartex" xmlns:cx8="http://schemas.microsoft.com/office/drawing/2016/5/14/chartex" xmlns:mc="http://schemas.openxmlformats.org/markup-compatibility/2006" xmlns:aink="http://schemas.microsoft.com/office/drawing/2016/ink" xmlns:am3d="http://schemas.microsoft.com/office/drawing/2017/model3d" xmlns:o="urn:schemas-microsoft-com:office:office" xmlns:oel="http://schemas.microsoft.com/office/2019/extlst" xmlns:r="http://schemas.openxmlformats.org/officeDocument/2006/relationships" xmlns:m="http://schemas.openxmlformats.org/officeDocument/2006/math" xmlns:v="urn:schemas-microsoft-com:vml" xmlns:wp14="http://schemas.microsoft.com/office/word/2010/wordprocessingDrawing" xmlns:wp="http://schemas.openxmlformats.org/drawingml/2006/wordprocessingDrawing" xmlns:w10="urn:schemas-microsoft-com:office:word" xmlns:w="http://schemas.openxmlformats.org/wordprocessingml/2006/main" xmlns:w14="http://schemas.microsoft.com/office/word/2010/wordml" xmlns:w15="http://schemas.microsoft.com/office/word/2012/wordml" xmlns:w16cex="http://schemas.microsoft.com/office/word/2018/wordml/cex" xmlns:w16cid="http://schemas.microsoft.com/office/word/2016/wordml/cid" xmlns:w16="http://schemas.microsoft.com/office/word/2018/wordml" xmlns:w16du="http://schemas.microsoft.com/office/word/2023/wordml/word16du" xmlns:w16sdtdh="http://schemas.microsoft.com/office/word/2020/wordml/sdtdatahash" xmlns:w16sdtfl="http://schemas.microsoft.com/office/word/2024/wordml/sdtformatlock" xmlns:w16se="http://schemas.microsoft.com/office/word/2015/wordml/symex" xmlns:wpg="http://schemas.microsoft.com/office/word/2010/wordprocessingGroup" xmlns:wpi="http://schemas.microsoft.com/office/word/2010/wordprocessingInk" xmlns:wne="http://schemas.microsoft.com/office/word/2006/wordml" xmlns:wps="http://schemas.microsoft.com/office/word/2010/wordprocessingShape" mc:Ignorable="w14 w15 w16se w16cid w16 w16cex w16sdtdh w16sdtfl w16du wp14">
-  <w:comment w:id="15" w:author="Mo Liu" w:date="2026-04-10T16:58:00Z" w:initials="ML">
-    <w:p>
-      <w:pPr>
-        <w:pStyle w:val="CommentText"/>
-        <w:ind w:firstLine="0"/>
-      </w:pPr>
-      <w:r>
-        <w:rPr>
-          <w:rStyle w:val="CommentReference"/>
-        </w:rPr>
+<w:comments xmlns:o="urn:schemas-microsoft-com:office:office" xmlns:r="http://schemas.openxmlformats.org/officeDocument/2006/relationships" xmlns:v="urn:schemas-microsoft-com:vml" xmlns:w="http://schemas.openxmlformats.org/wordprocessingml/2006/main" xmlns:w10="urn:schemas-microsoft-com:office:word" xmlns:wp="http://schemas.openxmlformats.org/drawingml/2006/wordprocessingDrawing" xmlns:pic="http://schemas.openxmlformats.org/drawingml/2006/picture" xmlns:wps="http://schemas.microsoft.com/office/word/2010/wordprocessingShape" xmlns:wpg="http://schemas.microsoft.com/office/word/2010/wordprocessingGroup" xmlns:mc="http://schemas.openxmlformats.org/markup-compatibility/2006" xmlns:wp14="http://schemas.microsoft.com/office/word/2010/wordprocessingDrawing" xmlns:w14="http://schemas.microsoft.com/office/word/2010/wordml" xmlns:w15="http://schemas.microsoft.com/office/word/2012/wordml" mc:Ignorable="w14 wp14 w15">
+  <w:comment w:id="0" w:author="Mo Liu" w:date="2026-04-10T16:58:00Z" w:initials="ML">
+    <w:p>
+      <w:pPr>
+        <w:overflowPunct w:val="false"/>
+        <w:spacing w:before="0" w:after="0" w:lineRule="auto" w:line="240"/>
+        <w:rPr/>
+      </w:pPr>
+      <w:r>
         <w:annotationRef/>
       </w:r>
       <w:r>
+        <w:rPr>
+          <w:rFonts w:cs="Noto Sans Arabic UI" w:eastAsia="宋体" w:ascii="Calibri" w:hAnsi="Calibri"/>
+          <w:sz w:val="22"/>
+          <w:szCs w:val="22"/>
+        </w:rPr>
         <w:t>Mo will prepare a sup tables show hdp and sigpro version signatures</w:t>
       </w:r>
     </w:p>
   </w:comment>
-  <w:comment w:id="18" w:author="Mo Liu" w:date="2026-04-10T19:52:00Z" w:initials="ML">
-    <w:p>
-      <w:pPr>
-        <w:pStyle w:val="CommentText"/>
-        <w:ind w:firstLine="0"/>
-      </w:pPr>
-      <w:r>
-        <w:rPr>
-          <w:rStyle w:val="CommentReference"/>
-        </w:rPr>
+  <w:comment w:id="1" w:author="Mo Liu" w:date="2026-04-10T19:52:00Z" w:initials="ML">
+    <w:p>
+      <w:pPr>
+        <w:overflowPunct w:val="false"/>
+        <w:spacing w:before="0" w:after="0" w:lineRule="auto" w:line="240"/>
+        <w:rPr/>
+      </w:pPr>
+      <w:r>
         <w:annotationRef/>
       </w:r>
       <w:r>
+        <w:rPr>
+          <w:rFonts w:cs="Noto Sans Arabic UI" w:eastAsia="宋体" w:ascii="Calibri" w:hAnsi="Calibri"/>
+          <w:sz w:val="22"/>
+          <w:szCs w:val="22"/>
+        </w:rPr>
         <w:t>Mo will work on this</w:t>
       </w:r>
     </w:p>
   </w:comment>
-  <w:comment w:id="19" w:author="Mo Liu" w:date="2026-04-10T19:53:00Z" w:initials="ML">
-    <w:p>
-      <w:pPr>
-        <w:pStyle w:val="CommentText"/>
-        <w:ind w:firstLine="0"/>
-      </w:pPr>
-      <w:r>
-        <w:rPr>
-          <w:rStyle w:val="CommentReference"/>
-        </w:rPr>
+  <w:comment w:id="2" w:author="Mo Liu" w:date="2026-04-10T19:53:00Z" w:initials="ML">
+    <w:p>
+      <w:pPr>
+        <w:overflowPunct w:val="false"/>
+        <w:spacing w:before="0" w:after="0" w:lineRule="auto" w:line="240"/>
+        <w:rPr/>
+      </w:pPr>
+      <w:r>
         <w:annotationRef/>
       </w:r>
       <w:r>
+        <w:rPr>
+          <w:rFonts w:cs="Noto Sans Arabic UI" w:eastAsia="宋体" w:ascii="Calibri" w:hAnsi="Calibri"/>
+          <w:sz w:val="22"/>
+          <w:szCs w:val="22"/>
+        </w:rPr>
         <w:t>Mo to do a clock-like analysis for all signatures</w:t>
       </w:r>
     </w:p>
   </w:comment>
-  <w:comment w:id="20" w:author="Mo Liu" w:date="2026-03-24T10:49:00Z" w:initials="ML">
-    <w:p>
-      <w:pPr>
-        <w:overflowPunct w:val="0"/>
-        <w:spacing w:after="0" w:line="240" w:lineRule="auto"/>
+  <w:comment w:id="3" w:author="Mo Liu" w:date="2026-03-24T10:49:00Z" w:initials="ML">
+    <w:p>
+      <w:pPr>
+        <w:overflowPunct w:val="true"/>
+        <w:spacing w:lineRule="auto" w:line="240" w:before="0" w:after="0"/>
+        <w:rPr/>
       </w:pPr>
       <w:r>
         <w:annotationRef/>
       </w:r>
       <w:r>
         <w:rPr>
-          <w:rFonts w:ascii="Liberation Serif" w:eastAsia="宋体" w:hAnsi="Liberation Serif" w:cs="Noto Sans Arabic UI"/>
+          <w:rFonts w:eastAsia="宋体" w:cs="Noto Sans Arabic UI" w:ascii="Liberation Serif" w:hAnsi="Liberation Serif"/>
           <w:sz w:val="22"/>
           <w:szCs w:val="22"/>
           <w:lang w:eastAsia="en-US" w:bidi="en-US"/>
@@ -4232,18 +4756,19 @@
       </w:r>
     </w:p>
   </w:comment>
-  <w:comment w:id="21" w:author="Mo Liu" w:date="2026-04-03T21:55:00Z" w:initials="ML">
-    <w:p>
-      <w:pPr>
-        <w:overflowPunct w:val="0"/>
-        <w:spacing w:after="0" w:line="240" w:lineRule="auto"/>
+  <w:comment w:id="4" w:author="Mo Liu" w:date="2026-04-03T21:55:00Z" w:initials="ML">
+    <w:p>
+      <w:pPr>
+        <w:overflowPunct w:val="true"/>
+        <w:spacing w:lineRule="auto" w:line="240" w:before="0" w:after="0"/>
+        <w:rPr/>
       </w:pPr>
       <w:r>
         <w:annotationRef/>
       </w:r>
       <w:r>
         <w:rPr>
-          <w:rFonts w:ascii="Calibri" w:eastAsia="宋体" w:hAnsi="Calibri" w:cs="Noto Sans Arabic UI"/>
+          <w:rFonts w:eastAsia="宋体" w:cs="Noto Sans Arabic UI" w:ascii="Calibri" w:hAnsi="Calibri"/>
           <w:sz w:val="22"/>
           <w:szCs w:val="22"/>
         </w:rPr>
@@ -4251,17 +4776,19 @@
       </w:r>
     </w:p>
   </w:comment>
-  <w:comment w:id="23" w:author="Mo Liu" w:date="2026-04-07T16:26:00Z" w:initials="ML">
-    <w:p>
-      <w:pPr>
-        <w:spacing w:after="0" w:line="240" w:lineRule="auto"/>
+  <w:comment w:id="5" w:author="Mo Liu" w:date="2026-04-07T16:26:00Z" w:initials="ML">
+    <w:p>
+      <w:pPr>
+        <w:overflowPunct w:val="false"/>
+        <w:spacing w:before="0" w:after="0" w:lineRule="auto" w:line="240"/>
+        <w:rPr/>
       </w:pPr>
       <w:r>
         <w:annotationRef/>
       </w:r>
       <w:r>
         <w:rPr>
-          <w:rFonts w:ascii="Calibri" w:eastAsia="宋体" w:hAnsi="Calibri" w:cs="Noto Sans Arabic UI"/>
+          <w:rFonts w:eastAsia="宋体" w:cs="Noto Sans Arabic UI" w:ascii="Calibri" w:hAnsi="Calibri"/>
           <w:sz w:val="22"/>
           <w:szCs w:val="22"/>
         </w:rPr>
@@ -4269,17 +4796,19 @@
       </w:r>
     </w:p>
   </w:comment>
-  <w:comment w:id="24" w:author="Mo Liu" w:date="2026-04-07T16:19:00Z" w:initials="ML">
-    <w:p>
-      <w:pPr>
-        <w:spacing w:after="0" w:line="240" w:lineRule="auto"/>
+  <w:comment w:id="6" w:author="Mo Liu" w:date="2026-04-07T16:19:00Z" w:initials="ML">
+    <w:p>
+      <w:pPr>
+        <w:overflowPunct w:val="false"/>
+        <w:spacing w:before="0" w:after="0" w:lineRule="auto" w:line="240"/>
+        <w:rPr/>
       </w:pPr>
       <w:r>
         <w:annotationRef/>
       </w:r>
       <w:r>
         <w:rPr>
-          <w:rFonts w:ascii="Calibri" w:eastAsia="宋体" w:hAnsi="Calibri" w:cs="Noto Sans Arabic UI"/>
+          <w:rFonts w:eastAsia="宋体" w:cs="Noto Sans Arabic UI" w:ascii="Calibri" w:hAnsi="Calibri"/>
           <w:sz w:val="22"/>
           <w:szCs w:val="22"/>
         </w:rPr>
@@ -4287,17 +4816,19 @@
       </w:r>
     </w:p>
   </w:comment>
-  <w:comment w:id="25" w:author="Mo Liu" w:date="2026-04-07T16:27:00Z" w:initials="ML">
-    <w:p>
-      <w:pPr>
-        <w:spacing w:after="0" w:line="240" w:lineRule="auto"/>
+  <w:comment w:id="7" w:author="Mo Liu" w:date="2026-04-07T16:27:00Z" w:initials="ML">
+    <w:p>
+      <w:pPr>
+        <w:overflowPunct w:val="false"/>
+        <w:spacing w:before="0" w:after="0" w:lineRule="auto" w:line="240"/>
+        <w:rPr/>
       </w:pPr>
       <w:r>
         <w:annotationRef/>
       </w:r>
       <w:r>
         <w:rPr>
-          <w:rFonts w:ascii="Calibri" w:eastAsia="宋体" w:hAnsi="Calibri" w:cs="Noto Sans Arabic UI"/>
+          <w:rFonts w:eastAsia="宋体" w:cs="Noto Sans Arabic UI" w:ascii="Calibri" w:hAnsi="Calibri"/>
           <w:sz w:val="22"/>
           <w:szCs w:val="22"/>
         </w:rPr>
@@ -4308,165 +4839,110 @@
 </w:comments>
 </file>
 
-<file path=word/commentsExtended.xml><?xml version="1.0" encoding="utf-8"?>
-<w15:commentsEx xmlns:wpc="http://schemas.microsoft.com/office/word/2010/wordprocessingCanvas" xmlns:cx="http://schemas.microsoft.com/office/drawing/2014/chartex" xmlns:cx1="http://schemas.microsoft.com/office/drawing/2015/9/8/chartex" xmlns:cx2="http://schemas.microsoft.com/office/drawing/2015/10/21/chartex" xmlns:cx3="http://schemas.microsoft.com/office/drawing/2016/5/9/chartex" xmlns:cx4="http://schemas.microsoft.com/office/drawing/2016/5/10/chartex" xmlns:cx5="http://schemas.microsoft.com/office/drawing/2016/5/11/chartex" xmlns:cx6="http://schemas.microsoft.com/office/drawing/2016/5/12/chartex" xmlns:cx7="http://schemas.microsoft.com/office/drawing/2016/5/13/chartex" xmlns:cx8="http://schemas.microsoft.com/office/drawing/2016/5/14/chartex" xmlns:mc="http://schemas.openxmlformats.org/markup-compatibility/2006" xmlns:aink="http://schemas.microsoft.com/office/drawing/2016/ink" xmlns:am3d="http://schemas.microsoft.com/office/drawing/2017/model3d" xmlns:o="urn:schemas-microsoft-com:office:office" xmlns:oel="http://schemas.microsoft.com/office/2019/extlst" xmlns:r="http://schemas.openxmlformats.org/officeDocument/2006/relationships" xmlns:m="http://schemas.openxmlformats.org/officeDocument/2006/math" xmlns:v="urn:schemas-microsoft-com:vml" xmlns:wp14="http://schemas.microsoft.com/office/word/2010/wordprocessingDrawing" xmlns:wp="http://schemas.openxmlformats.org/drawingml/2006/wordprocessingDrawing" xmlns:w10="urn:schemas-microsoft-com:office:word" xmlns:w="http://schemas.openxmlformats.org/wordprocessingml/2006/main" xmlns:w14="http://schemas.microsoft.com/office/word/2010/wordml" xmlns:w15="http://schemas.microsoft.com/office/word/2012/wordml" xmlns:w16cex="http://schemas.microsoft.com/office/word/2018/wordml/cex" xmlns:w16cid="http://schemas.microsoft.com/office/word/2016/wordml/cid" xmlns:w16="http://schemas.microsoft.com/office/word/2018/wordml" xmlns:w16du="http://schemas.microsoft.com/office/word/2023/wordml/word16du" xmlns:w16sdtdh="http://schemas.microsoft.com/office/word/2020/wordml/sdtdatahash" xmlns:w16sdtfl="http://schemas.microsoft.com/office/word/2024/wordml/sdtformatlock" xmlns:w16se="http://schemas.microsoft.com/office/word/2015/wordml/symex" xmlns:wpg="http://schemas.microsoft.com/office/word/2010/wordprocessingGroup" xmlns:wpi="http://schemas.microsoft.com/office/word/2010/wordprocessingInk" xmlns:wne="http://schemas.microsoft.com/office/word/2006/wordml" xmlns:wps="http://schemas.microsoft.com/office/word/2010/wordprocessingShape" mc:Ignorable="w14 w15 w16se w16cid w16 w16cex w16sdtdh w16sdtfl w16du wp14">
-  <w15:commentEx w15:paraId="55655389" w15:done="0"/>
-  <w15:commentEx w15:paraId="3716C50A" w15:done="0"/>
-  <w15:commentEx w15:paraId="4DABB6BB" w15:done="0"/>
-  <w15:commentEx w15:paraId="307B5635" w15:done="0"/>
-  <w15:commentEx w15:paraId="06A707BF" w15:done="0"/>
-  <w15:commentEx w15:paraId="50E0F1B8" w15:done="0"/>
-  <w15:commentEx w15:paraId="60A5F6AF" w15:done="0"/>
-  <w15:commentEx w15:paraId="59F5856B" w15:done="0"/>
-</w15:commentsEx>
-</file>
-
-<file path=word/commentsExtensible.xml><?xml version="1.0" encoding="utf-8"?>
-<w16cex:commentsExtensible xmlns:wpc="http://schemas.microsoft.com/office/word/2010/wordprocessingCanvas" xmlns:cx="http://schemas.microsoft.com/office/drawing/2014/chartex" xmlns:cx1="http://schemas.microsoft.com/office/drawing/2015/9/8/chartex" xmlns:cx2="http://schemas.microsoft.com/office/drawing/2015/10/21/chartex" xmlns:cx3="http://schemas.microsoft.com/office/drawing/2016/5/9/chartex" xmlns:cx4="http://schemas.microsoft.com/office/drawing/2016/5/10/chartex" xmlns:cx5="http://schemas.microsoft.com/office/drawing/2016/5/11/chartex" xmlns:cx6="http://schemas.microsoft.com/office/drawing/2016/5/12/chartex" xmlns:cx7="http://schemas.microsoft.com/office/drawing/2016/5/13/chartex" xmlns:cx8="http://schemas.microsoft.com/office/drawing/2016/5/14/chartex" xmlns:cr="http://schemas.microsoft.com/office/comments/2020/reactions" xmlns:mc="http://schemas.openxmlformats.org/markup-compatibility/2006" xmlns:aink="http://schemas.microsoft.com/office/drawing/2016/ink" xmlns:am3d="http://schemas.microsoft.com/office/drawing/2017/model3d" xmlns:o="urn:schemas-microsoft-com:office:office" xmlns:oel="http://schemas.microsoft.com/office/2019/extlst" xmlns:r="http://schemas.openxmlformats.org/officeDocument/2006/relationships" xmlns:m="http://schemas.openxmlformats.org/officeDocument/2006/math" xmlns:v="urn:schemas-microsoft-com:vml" xmlns:wp14="http://schemas.microsoft.com/office/word/2010/wordprocessingDrawing" xmlns:wp="http://schemas.openxmlformats.org/drawingml/2006/wordprocessingDrawing" xmlns:w10="urn:schemas-microsoft-com:office:word" xmlns:w="http://schemas.openxmlformats.org/wordprocessingml/2006/main" xmlns:w14="http://schemas.microsoft.com/office/word/2010/wordml" xmlns:w15="http://schemas.microsoft.com/office/word/2012/wordml" xmlns:w16cex="http://schemas.microsoft.com/office/word/2018/wordml/cex" xmlns:w16cid="http://schemas.microsoft.com/office/word/2016/wordml/cid" xmlns:w16="http://schemas.microsoft.com/office/word/2018/wordml" xmlns:w16du="http://schemas.microsoft.com/office/word/2023/wordml/word16du" xmlns:w16sdtdh="http://schemas.microsoft.com/office/word/2020/wordml/sdtdatahash" xmlns:w16sdtfl="http://schemas.microsoft.com/office/word/2024/wordml/sdtformatlock" xmlns:w16se="http://schemas.microsoft.com/office/word/2015/wordml/symex" xmlns:wpg="http://schemas.microsoft.com/office/word/2010/wordprocessingGroup" xmlns:wpi="http://schemas.microsoft.com/office/word/2010/wordprocessingInk" xmlns:wne="http://schemas.microsoft.com/office/word/2006/wordml" xmlns:wps="http://schemas.microsoft.com/office/word/2010/wordprocessingShape" mc:Ignorable="w14 w15 w16se w16cid w16 w16cex w16sdtdh w16sdtfl cr w16du wp14">
-  <w16cex:commentExtensible w16cex:durableId="4C90883E" w16cex:dateUtc="2026-04-10T08:58:00Z"/>
-  <w16cex:commentExtensible w16cex:durableId="14A5EA27" w16cex:dateUtc="2026-04-10T11:52:00Z"/>
-  <w16cex:commentExtensible w16cex:durableId="2BB33DEB" w16cex:dateUtc="2026-04-10T11:53:00Z"/>
-</w16cex:commentsExtensible>
-</file>
-
-<file path=word/commentsIds.xml><?xml version="1.0" encoding="utf-8"?>
-<w16cid:commentsIds xmlns:wpc="http://schemas.microsoft.com/office/word/2010/wordprocessingCanvas" xmlns:cx="http://schemas.microsoft.com/office/drawing/2014/chartex" xmlns:cx1="http://schemas.microsoft.com/office/drawing/2015/9/8/chartex" xmlns:cx2="http://schemas.microsoft.com/office/drawing/2015/10/21/chartex" xmlns:cx3="http://schemas.microsoft.com/office/drawing/2016/5/9/chartex" xmlns:cx4="http://schemas.microsoft.com/office/drawing/2016/5/10/chartex" xmlns:cx5="http://schemas.microsoft.com/office/drawing/2016/5/11/chartex" xmlns:cx6="http://schemas.microsoft.com/office/drawing/2016/5/12/chartex" xmlns:cx7="http://schemas.microsoft.com/office/drawing/2016/5/13/chartex" xmlns:cx8="http://schemas.microsoft.com/office/drawing/2016/5/14/chartex" xmlns:mc="http://schemas.openxmlformats.org/markup-compatibility/2006" xmlns:aink="http://schemas.microsoft.com/office/drawing/2016/ink" xmlns:am3d="http://schemas.microsoft.com/office/drawing/2017/model3d" xmlns:o="urn:schemas-microsoft-com:office:office" xmlns:oel="http://schemas.microsoft.com/office/2019/extlst" xmlns:r="http://schemas.openxmlformats.org/officeDocument/2006/relationships" xmlns:m="http://schemas.openxmlformats.org/officeDocument/2006/math" xmlns:v="urn:schemas-microsoft-com:vml" xmlns:wp14="http://schemas.microsoft.com/office/word/2010/wordprocessingDrawing" xmlns:wp="http://schemas.openxmlformats.org/drawingml/2006/wordprocessingDrawing" xmlns:w10="urn:schemas-microsoft-com:office:word" xmlns:w="http://schemas.openxmlformats.org/wordprocessingml/2006/main" xmlns:w14="http://schemas.microsoft.com/office/word/2010/wordml" xmlns:w15="http://schemas.microsoft.com/office/word/2012/wordml" xmlns:w16cex="http://schemas.microsoft.com/office/word/2018/wordml/cex" xmlns:w16cid="http://schemas.microsoft.com/office/word/2016/wordml/cid" xmlns:w16="http://schemas.microsoft.com/office/word/2018/wordml" xmlns:w16du="http://schemas.microsoft.com/office/word/2023/wordml/word16du" xmlns:w16sdtdh="http://schemas.microsoft.com/office/word/2020/wordml/sdtdatahash" xmlns:w16sdtfl="http://schemas.microsoft.com/office/word/2024/wordml/sdtformatlock" xmlns:w16se="http://schemas.microsoft.com/office/word/2015/wordml/symex" xmlns:wpg="http://schemas.microsoft.com/office/word/2010/wordprocessingGroup" xmlns:wpi="http://schemas.microsoft.com/office/word/2010/wordprocessingInk" xmlns:wne="http://schemas.microsoft.com/office/word/2006/wordml" xmlns:wps="http://schemas.microsoft.com/office/word/2010/wordprocessingShape" mc:Ignorable="w14 w15 w16se w16cid w16 w16cex w16sdtdh w16sdtfl w16du wp14">
-  <w16cid:commentId w16cid:paraId="55655389" w16cid:durableId="4C90883E"/>
-  <w16cid:commentId w16cid:paraId="3716C50A" w16cid:durableId="14A5EA27"/>
-  <w16cid:commentId w16cid:paraId="4DABB6BB" w16cid:durableId="2BB33DEB"/>
-  <w16cid:commentId w16cid:paraId="307B5635" w16cid:durableId="0232A0F8"/>
-  <w16cid:commentId w16cid:paraId="06A707BF" w16cid:durableId="1269E9C8"/>
-  <w16cid:commentId w16cid:paraId="50E0F1B8" w16cid:durableId="11165405"/>
-  <w16cid:commentId w16cid:paraId="60A5F6AF" w16cid:durableId="5D9500DB"/>
-  <w16cid:commentId w16cid:paraId="59F5856B" w16cid:durableId="16E5042E"/>
-</w16cid:commentsIds>
-</file>
-
-<file path=word/endnotes.xml><?xml version="1.0" encoding="utf-8"?>
-<w:endnotes xmlns:wpc="http://schemas.microsoft.com/office/word/2010/wordprocessingCanvas" xmlns:cx="http://schemas.microsoft.com/office/drawing/2014/chartex" xmlns:cx1="http://schemas.microsoft.com/office/drawing/2015/9/8/chartex" xmlns:cx2="http://schemas.microsoft.com/office/drawing/2015/10/21/chartex" xmlns:cx3="http://schemas.microsoft.com/office/drawing/2016/5/9/chartex" xmlns:cx4="http://schemas.microsoft.com/office/drawing/2016/5/10/chartex" xmlns:cx5="http://schemas.microsoft.com/office/drawing/2016/5/11/chartex" xmlns:cx6="http://schemas.microsoft.com/office/drawing/2016/5/12/chartex" xmlns:cx7="http://schemas.microsoft.com/office/drawing/2016/5/13/chartex" xmlns:cx8="http://schemas.microsoft.com/office/drawing/2016/5/14/chartex" xmlns:mc="http://schemas.openxmlformats.org/markup-compatibility/2006" xmlns:aink="http://schemas.microsoft.com/office/drawing/2016/ink" xmlns:am3d="http://schemas.microsoft.com/office/drawing/2017/model3d" xmlns:o="urn:schemas-microsoft-com:office:office" xmlns:oel="http://schemas.microsoft.com/office/2019/extlst" xmlns:r="http://schemas.openxmlformats.org/officeDocument/2006/relationships" xmlns:m="http://schemas.openxmlformats.org/officeDocument/2006/math" xmlns:v="urn:schemas-microsoft-com:vml" xmlns:wp14="http://schemas.microsoft.com/office/word/2010/wordprocessingDrawing" xmlns:wp="http://schemas.openxmlformats.org/drawingml/2006/wordprocessingDrawing" xmlns:w10="urn:schemas-microsoft-com:office:word" xmlns:w="http://schemas.openxmlformats.org/wordprocessingml/2006/main" xmlns:w14="http://schemas.microsoft.com/office/word/2010/wordml" xmlns:w15="http://schemas.microsoft.com/office/word/2012/wordml" xmlns:w16cex="http://schemas.microsoft.com/office/word/2018/wordml/cex" xmlns:w16cid="http://schemas.microsoft.com/office/word/2016/wordml/cid" xmlns:w16="http://schemas.microsoft.com/office/word/2018/wordml" xmlns:w16du="http://schemas.microsoft.com/office/word/2023/wordml/word16du" xmlns:w16sdtdh="http://schemas.microsoft.com/office/word/2020/wordml/sdtdatahash" xmlns:w16sdtfl="http://schemas.microsoft.com/office/word/2024/wordml/sdtformatlock" xmlns:w16se="http://schemas.microsoft.com/office/word/2015/wordml/symex" xmlns:wpg="http://schemas.microsoft.com/office/word/2010/wordprocessingGroup" xmlns:wpi="http://schemas.microsoft.com/office/word/2010/wordprocessingInk" xmlns:wne="http://schemas.microsoft.com/office/word/2006/wordml" xmlns:wps="http://schemas.microsoft.com/office/word/2010/wordprocessingShape" mc:Ignorable="w14 w15 w16se w16cid w16 w16cex w16sdtdh w16sdtfl w16du wp14">
-  <w:endnote w:type="separator" w:id="-1">
-    <w:p>
-      <w:pPr>
-        <w:spacing w:after="0" w:line="240" w:lineRule="auto"/>
-      </w:pPr>
-      <w:r>
-        <w:separator/>
-      </w:r>
-    </w:p>
-  </w:endnote>
-  <w:endnote w:type="continuationSeparator" w:id="0">
-    <w:p>
-      <w:pPr>
-        <w:spacing w:after="0" w:line="240" w:lineRule="auto"/>
-      </w:pPr>
-      <w:r>
-        <w:continuationSeparator/>
-      </w:r>
-    </w:p>
-  </w:endnote>
-</w:endnotes>
-</file>
-
 <file path=word/footer1.xml><?xml version="1.0" encoding="utf-8"?>
-<w:ftr xmlns:wpc="http://schemas.microsoft.com/office/word/2010/wordprocessingCanvas" xmlns:cx="http://schemas.microsoft.com/office/drawing/2014/chartex" xmlns:cx1="http://schemas.microsoft.com/office/drawing/2015/9/8/chartex" xmlns:cx2="http://schemas.microsoft.com/office/drawing/2015/10/21/chartex" xmlns:cx3="http://schemas.microsoft.com/office/drawing/2016/5/9/chartex" xmlns:cx4="http://schemas.microsoft.com/office/drawing/2016/5/10/chartex" xmlns:cx5="http://schemas.microsoft.com/office/drawing/2016/5/11/chartex" xmlns:cx6="http://schemas.microsoft.com/office/drawing/2016/5/12/chartex" xmlns:cx7="http://schemas.microsoft.com/office/drawing/2016/5/13/chartex" xmlns:cx8="http://schemas.microsoft.com/office/drawing/2016/5/14/chartex" xmlns:mc="http://schemas.openxmlformats.org/markup-compatibility/2006" xmlns:aink="http://schemas.microsoft.com/office/drawing/2016/ink" xmlns:am3d="http://schemas.microsoft.com/office/drawing/2017/model3d" xmlns:o="urn:schemas-microsoft-com:office:office" xmlns:oel="http://schemas.microsoft.com/office/2019/extlst" xmlns:r="http://schemas.openxmlformats.org/officeDocument/2006/relationships" xmlns:m="http://schemas.openxmlformats.org/officeDocument/2006/math" xmlns:v="urn:schemas-microsoft-com:vml" xmlns:wp14="http://schemas.microsoft.com/office/word/2010/wordprocessingDrawing" xmlns:wp="http://schemas.openxmlformats.org/drawingml/2006/wordprocessingDrawing" xmlns:w10="urn:schemas-microsoft-com:office:word" xmlns:w="http://schemas.openxmlformats.org/wordprocessingml/2006/main" xmlns:w14="http://schemas.microsoft.com/office/word/2010/wordml" xmlns:w15="http://schemas.microsoft.com/office/word/2012/wordml" xmlns:w16cex="http://schemas.microsoft.com/office/word/2018/wordml/cex" xmlns:w16cid="http://schemas.microsoft.com/office/word/2016/wordml/cid" xmlns:w16="http://schemas.microsoft.com/office/word/2018/wordml" xmlns:w16du="http://schemas.microsoft.com/office/word/2023/wordml/word16du" xmlns:w16sdtdh="http://schemas.microsoft.com/office/word/2020/wordml/sdtdatahash" xmlns:w16sdtfl="http://schemas.microsoft.com/office/word/2024/wordml/sdtformatlock" xmlns:w16se="http://schemas.microsoft.com/office/word/2015/wordml/symex" xmlns:wpg="http://schemas.microsoft.com/office/word/2010/wordprocessingGroup" xmlns:wpi="http://schemas.microsoft.com/office/word/2010/wordprocessingInk" xmlns:wne="http://schemas.microsoft.com/office/word/2006/wordml" xmlns:wps="http://schemas.microsoft.com/office/word/2010/wordprocessingShape" mc:Ignorable="w14 w15 w16se w16cid w16 w16cex w16sdtdh w16sdtfl w16du wp14">
+<w:ftr xmlns:o="urn:schemas-microsoft-com:office:office" xmlns:r="http://schemas.openxmlformats.org/officeDocument/2006/relationships" xmlns:v="urn:schemas-microsoft-com:vml" xmlns:w="http://schemas.openxmlformats.org/wordprocessingml/2006/main" xmlns:w10="urn:schemas-microsoft-com:office:word" xmlns:wp="http://schemas.openxmlformats.org/drawingml/2006/wordprocessingDrawing" xmlns:pic="http://schemas.openxmlformats.org/drawingml/2006/picture" xmlns:wps="http://schemas.microsoft.com/office/word/2010/wordprocessingShape" xmlns:wpg="http://schemas.microsoft.com/office/word/2010/wordprocessingGroup" xmlns:mc="http://schemas.openxmlformats.org/markup-compatibility/2006" xmlns:wp14="http://schemas.microsoft.com/office/word/2010/wordprocessingDrawing" xmlns:w14="http://schemas.microsoft.com/office/word/2010/wordml" xmlns:w15="http://schemas.microsoft.com/office/word/2012/wordml" mc:Ignorable="w14 wp14 w15">
   <w:p>
     <w:pPr>
       <w:pStyle w:val="Footer"/>
-      <w:jc w:val="right"/>
+      <w:snapToGrid w:val="false"/>
+      <w:spacing w:lineRule="auto" w:line="240" w:before="0" w:after="160"/>
+      <w:rPr/>
     </w:pPr>
     <w:r>
+      <w:rPr/>
+    </w:r>
+  </w:p>
+</w:ftr>
+</file>
+
+<file path=word/footer2.xml><?xml version="1.0" encoding="utf-8"?>
+<w:ftr xmlns:o="urn:schemas-microsoft-com:office:office" xmlns:r="http://schemas.openxmlformats.org/officeDocument/2006/relationships" xmlns:v="urn:schemas-microsoft-com:vml" xmlns:w="http://schemas.openxmlformats.org/wordprocessingml/2006/main" xmlns:w10="urn:schemas-microsoft-com:office:word" xmlns:wp="http://schemas.openxmlformats.org/drawingml/2006/wordprocessingDrawing" xmlns:pic="http://schemas.openxmlformats.org/drawingml/2006/picture" xmlns:wps="http://schemas.microsoft.com/office/word/2010/wordprocessingShape" xmlns:wpg="http://schemas.microsoft.com/office/word/2010/wordprocessingGroup" xmlns:mc="http://schemas.openxmlformats.org/markup-compatibility/2006" xmlns:wp14="http://schemas.microsoft.com/office/word/2010/wordprocessingDrawing" xmlns:w14="http://schemas.microsoft.com/office/word/2010/wordml" xmlns:w15="http://schemas.microsoft.com/office/word/2012/wordml" mc:Ignorable="w14 wp14 w15">
+  <w:p>
+    <w:pPr>
+      <w:pStyle w:val="Footer"/>
+      <w:spacing w:before="0" w:after="160"/>
+      <w:jc w:val="end"/>
+      <w:rPr/>
+    </w:pPr>
+    <w:r>
+      <w:rPr/>
       <w:t xml:space="preserve">Page </w:t>
     </w:r>
     <w:r>
+      <w:rPr/>
       <w:fldChar w:fldCharType="begin"/>
     </w:r>
     <w:r>
+      <w:rPr/>
       <w:instrText xml:space="preserve"> PAGE </w:instrText>
     </w:r>
     <w:r>
+      <w:rPr/>
       <w:fldChar w:fldCharType="separate"/>
     </w:r>
     <w:r>
+      <w:rPr/>
       <w:t>0</w:t>
     </w:r>
     <w:r>
+      <w:rPr/>
       <w:fldChar w:fldCharType="end"/>
     </w:r>
   </w:p>
 </w:ftr>
 </file>
 
-<file path=word/footer2.xml><?xml version="1.0" encoding="utf-8"?>
-<w:ftr xmlns:wpc="http://schemas.microsoft.com/office/word/2010/wordprocessingCanvas" xmlns:cx="http://schemas.microsoft.com/office/drawing/2014/chartex" xmlns:cx1="http://schemas.microsoft.com/office/drawing/2015/9/8/chartex" xmlns:cx2="http://schemas.microsoft.com/office/drawing/2015/10/21/chartex" xmlns:cx3="http://schemas.microsoft.com/office/drawing/2016/5/9/chartex" xmlns:cx4="http://schemas.microsoft.com/office/drawing/2016/5/10/chartex" xmlns:cx5="http://schemas.microsoft.com/office/drawing/2016/5/11/chartex" xmlns:cx6="http://schemas.microsoft.com/office/drawing/2016/5/12/chartex" xmlns:cx7="http://schemas.microsoft.com/office/drawing/2016/5/13/chartex" xmlns:cx8="http://schemas.microsoft.com/office/drawing/2016/5/14/chartex" xmlns:mc="http://schemas.openxmlformats.org/markup-compatibility/2006" xmlns:aink="http://schemas.microsoft.com/office/drawing/2016/ink" xmlns:am3d="http://schemas.microsoft.com/office/drawing/2017/model3d" xmlns:o="urn:schemas-microsoft-com:office:office" xmlns:oel="http://schemas.microsoft.com/office/2019/extlst" xmlns:r="http://schemas.openxmlformats.org/officeDocument/2006/relationships" xmlns:m="http://schemas.openxmlformats.org/officeDocument/2006/math" xmlns:v="urn:schemas-microsoft-com:vml" xmlns:wp14="http://schemas.microsoft.com/office/word/2010/wordprocessingDrawing" xmlns:wp="http://schemas.openxmlformats.org/drawingml/2006/wordprocessingDrawing" xmlns:w10="urn:schemas-microsoft-com:office:word" xmlns:w="http://schemas.openxmlformats.org/wordprocessingml/2006/main" xmlns:w14="http://schemas.microsoft.com/office/word/2010/wordml" xmlns:w15="http://schemas.microsoft.com/office/word/2012/wordml" xmlns:w16cex="http://schemas.microsoft.com/office/word/2018/wordml/cex" xmlns:w16cid="http://schemas.microsoft.com/office/word/2016/wordml/cid" xmlns:w16="http://schemas.microsoft.com/office/word/2018/wordml" xmlns:w16du="http://schemas.microsoft.com/office/word/2023/wordml/word16du" xmlns:w16sdtdh="http://schemas.microsoft.com/office/word/2020/wordml/sdtdatahash" xmlns:w16sdtfl="http://schemas.microsoft.com/office/word/2024/wordml/sdtformatlock" xmlns:w16se="http://schemas.microsoft.com/office/word/2015/wordml/symex" xmlns:wpg="http://schemas.microsoft.com/office/word/2010/wordprocessingGroup" xmlns:wpi="http://schemas.microsoft.com/office/word/2010/wordprocessingInk" xmlns:wne="http://schemas.microsoft.com/office/word/2006/wordml" xmlns:wps="http://schemas.microsoft.com/office/word/2010/wordprocessingShape" mc:Ignorable="w14 w15 w16se w16cid w16 w16cex w16sdtdh w16sdtfl w16du wp14">
+<file path=word/footer3.xml><?xml version="1.0" encoding="utf-8"?>
+<w:ftr xmlns:o="urn:schemas-microsoft-com:office:office" xmlns:r="http://schemas.openxmlformats.org/officeDocument/2006/relationships" xmlns:v="urn:schemas-microsoft-com:vml" xmlns:w="http://schemas.openxmlformats.org/wordprocessingml/2006/main" xmlns:w10="urn:schemas-microsoft-com:office:word" xmlns:wp="http://schemas.openxmlformats.org/drawingml/2006/wordprocessingDrawing" xmlns:pic="http://schemas.openxmlformats.org/drawingml/2006/picture" xmlns:wps="http://schemas.microsoft.com/office/word/2010/wordprocessingShape" xmlns:wpg="http://schemas.microsoft.com/office/word/2010/wordprocessingGroup" xmlns:mc="http://schemas.openxmlformats.org/markup-compatibility/2006" xmlns:wp14="http://schemas.microsoft.com/office/word/2010/wordprocessingDrawing" xmlns:w14="http://schemas.microsoft.com/office/word/2010/wordml" xmlns:w15="http://schemas.microsoft.com/office/word/2012/wordml" mc:Ignorable="w14 wp14 w15">
   <w:p>
     <w:pPr>
       <w:pStyle w:val="Footer"/>
-      <w:jc w:val="right"/>
+      <w:spacing w:before="0" w:after="160"/>
+      <w:jc w:val="end"/>
+      <w:rPr/>
     </w:pPr>
     <w:r>
+      <w:rPr/>
       <w:t xml:space="preserve">Page </w:t>
     </w:r>
     <w:r>
+      <w:rPr/>
       <w:fldChar w:fldCharType="begin"/>
     </w:r>
     <w:r>
+      <w:rPr/>
       <w:instrText xml:space="preserve"> PAGE </w:instrText>
     </w:r>
     <w:r>
+      <w:rPr/>
       <w:fldChar w:fldCharType="separate"/>
     </w:r>
     <w:r>
+      <w:rPr/>
       <w:t>0</w:t>
     </w:r>
     <w:r>
+      <w:rPr/>
       <w:fldChar w:fldCharType="end"/>
     </w:r>
   </w:p>
 </w:ftr>
 </file>
 
-<file path=word/footnotes.xml><?xml version="1.0" encoding="utf-8"?>
-<w:footnotes xmlns:wpc="http://schemas.microsoft.com/office/word/2010/wordprocessingCanvas" xmlns:cx="http://schemas.microsoft.com/office/drawing/2014/chartex" xmlns:cx1="http://schemas.microsoft.com/office/drawing/2015/9/8/chartex" xmlns:cx2="http://schemas.microsoft.com/office/drawing/2015/10/21/chartex" xmlns:cx3="http://schemas.microsoft.com/office/drawing/2016/5/9/chartex" xmlns:cx4="http://schemas.microsoft.com/office/drawing/2016/5/10/chartex" xmlns:cx5="http://schemas.microsoft.com/office/drawing/2016/5/11/chartex" xmlns:cx6="http://schemas.microsoft.com/office/drawing/2016/5/12/chartex" xmlns:cx7="http://schemas.microsoft.com/office/drawing/2016/5/13/chartex" xmlns:cx8="http://schemas.microsoft.com/office/drawing/2016/5/14/chartex" xmlns:mc="http://schemas.openxmlformats.org/markup-compatibility/2006" xmlns:aink="http://schemas.microsoft.com/office/drawing/2016/ink" xmlns:am3d="http://schemas.microsoft.com/office/drawing/2017/model3d" xmlns:o="urn:schemas-microsoft-com:office:office" xmlns:oel="http://schemas.microsoft.com/office/2019/extlst" xmlns:r="http://schemas.openxmlformats.org/officeDocument/2006/relationships" xmlns:m="http://schemas.openxmlformats.org/officeDocument/2006/math" xmlns:v="urn:schemas-microsoft-com:vml" xmlns:wp14="http://schemas.microsoft.com/office/word/2010/wordprocessingDrawing" xmlns:wp="http://schemas.openxmlformats.org/drawingml/2006/wordprocessingDrawing" xmlns:w10="urn:schemas-microsoft-com:office:word" xmlns:w="http://schemas.openxmlformats.org/wordprocessingml/2006/main" xmlns:w14="http://schemas.microsoft.com/office/word/2010/wordml" xmlns:w15="http://schemas.microsoft.com/office/word/2012/wordml" xmlns:w16cex="http://schemas.microsoft.com/office/word/2018/wordml/cex" xmlns:w16cid="http://schemas.microsoft.com/office/word/2016/wordml/cid" xmlns:w16="http://schemas.microsoft.com/office/word/2018/wordml" xmlns:w16du="http://schemas.microsoft.com/office/word/2023/wordml/word16du" xmlns:w16sdtdh="http://schemas.microsoft.com/office/word/2020/wordml/sdtdatahash" xmlns:w16sdtfl="http://schemas.microsoft.com/office/word/2024/wordml/sdtformatlock" xmlns:w16se="http://schemas.microsoft.com/office/word/2015/wordml/symex" xmlns:wpg="http://schemas.microsoft.com/office/word/2010/wordprocessingGroup" xmlns:wpi="http://schemas.microsoft.com/office/word/2010/wordprocessingInk" xmlns:wne="http://schemas.microsoft.com/office/word/2006/wordml" xmlns:wps="http://schemas.microsoft.com/office/word/2010/wordprocessingShape" mc:Ignorable="w14 w15 w16se w16cid w16 w16cex w16sdtdh w16sdtfl w16du wp14">
-  <w:footnote w:type="separator" w:id="-1">
-    <w:p>
-      <w:pPr>
-        <w:spacing w:after="0" w:line="240" w:lineRule="auto"/>
-      </w:pPr>
-      <w:r>
-        <w:separator/>
-      </w:r>
-    </w:p>
-  </w:footnote>
-  <w:footnote w:type="continuationSeparator" w:id="0">
-    <w:p>
-      <w:pPr>
-        <w:spacing w:after="0" w:line="240" w:lineRule="auto"/>
-      </w:pPr>
-      <w:r>
-        <w:continuationSeparator/>
-      </w:r>
-    </w:p>
-  </w:footnote>
-</w:footnotes>
-</file>
-
 <file path=word/numbering.xml><?xml version="1.0" encoding="utf-8"?>
-<w:numbering xmlns:wpc="http://schemas.microsoft.com/office/word/2010/wordprocessingCanvas" xmlns:cx="http://schemas.microsoft.com/office/drawing/2014/chartex" xmlns:cx1="http://schemas.microsoft.com/office/drawing/2015/9/8/chartex" xmlns:cx2="http://schemas.microsoft.com/office/drawing/2015/10/21/chartex" xmlns:cx3="http://schemas.microsoft.com/office/drawing/2016/5/9/chartex" xmlns:cx4="http://schemas.microsoft.com/office/drawing/2016/5/10/chartex" xmlns:cx5="http://schemas.microsoft.com/office/drawing/2016/5/11/chartex" xmlns:cx6="http://schemas.microsoft.com/office/drawing/2016/5/12/chartex" xmlns:cx7="http://schemas.microsoft.com/office/drawing/2016/5/13/chartex" xmlns:cx8="http://schemas.microsoft.com/office/drawing/2016/5/14/chartex" xmlns:mc="http://schemas.openxmlformats.org/markup-compatibility/2006" xmlns:aink="http://schemas.microsoft.com/office/drawing/2016/ink" xmlns:am3d="http://schemas.microsoft.com/office/drawing/2017/model3d" xmlns:o="urn:schemas-microsoft-com:office:office" xmlns:oel="http://schemas.microsoft.com/office/2019/extlst" xmlns:r="http://schemas.openxmlformats.org/officeDocument/2006/relationships" xmlns:m="http://schemas.openxmlformats.org/officeDocument/2006/math" xmlns:v="urn:schemas-microsoft-com:vml" xmlns:wp14="http://schemas.microsoft.com/office/word/2010/wordprocessingDrawing" xmlns:wp="http://schemas.openxmlformats.org/drawingml/2006/wordprocessingDrawing" xmlns:w10="urn:schemas-microsoft-com:office:word" xmlns:w="http://schemas.openxmlformats.org/wordprocessingml/2006/main" xmlns:w14="http://schemas.microsoft.com/office/word/2010/wordml" xmlns:w15="http://schemas.microsoft.com/office/word/2012/wordml" xmlns:w16cex="http://schemas.microsoft.com/office/word/2018/wordml/cex" xmlns:w16cid="http://schemas.microsoft.com/office/word/2016/wordml/cid" xmlns:w16="http://schemas.microsoft.com/office/word/2018/wordml" xmlns:w16du="http://schemas.microsoft.com/office/word/2023/wordml/word16du" xmlns:w16sdtdh="http://schemas.microsoft.com/office/word/2020/wordml/sdtdatahash" xmlns:w16sdtfl="http://schemas.microsoft.com/office/word/2024/wordml/sdtformatlock" xmlns:w16se="http://schemas.microsoft.com/office/word/2015/wordml/symex" xmlns:wpg="http://schemas.microsoft.com/office/word/2010/wordprocessingGroup" xmlns:wpi="http://schemas.microsoft.com/office/word/2010/wordprocessingInk" xmlns:wne="http://schemas.microsoft.com/office/word/2006/wordml" xmlns:wps="http://schemas.microsoft.com/office/word/2010/wordprocessingShape" mc:Ignorable="w14 w15 w16se w16cid w16 w16cex w16sdtdh w16sdtfl w16du wp14">
-  <w:abstractNum w:abstractNumId="0" w15:restartNumberingAfterBreak="0">
-    <w:nsid w:val="13763FC5"/>
-    <w:multiLevelType w:val="multilevel"/>
-    <w:tmpl w:val="3FB69776"/>
+<w:numbering xmlns:w="http://schemas.openxmlformats.org/wordprocessingml/2006/main" xmlns:o="urn:schemas-microsoft-com:office:office" xmlns:r="http://schemas.openxmlformats.org/officeDocument/2006/relationships" xmlns:v="urn:schemas-microsoft-com:vml" xmlns:mc="http://schemas.openxmlformats.org/markup-compatibility/2006" xmlns:w14="http://schemas.microsoft.com/office/word/2010/wordml" mc:Ignorable="w14">
+  <w:abstractNum w:abstractNumId="1">
     <w:lvl w:ilvl="0">
       <w:start w:val="1"/>
       <w:numFmt w:val="none"/>
       <w:suff w:val="nothing"/>
       <w:lvlText w:val=""/>
-      <w:lvlJc w:val="left"/>
+      <w:lvlJc w:val="start"/>
       <w:pPr>
         <w:tabs>
           <w:tab w:val="num" w:pos="0"/>
         </w:tabs>
-        <w:ind w:left="0" w:firstLine="0"/>
+        <w:ind w:start="0" w:hanging="0"/>
       </w:pPr>
     </w:lvl>
     <w:lvl w:ilvl="1">
@@ -4474,26 +4950,25 @@
       <w:numFmt w:val="none"/>
       <w:suff w:val="nothing"/>
       <w:lvlText w:val=""/>
-      <w:lvlJc w:val="left"/>
+      <w:lvlJc w:val="start"/>
       <w:pPr>
         <w:tabs>
           <w:tab w:val="num" w:pos="0"/>
         </w:tabs>
-        <w:ind w:left="0" w:firstLine="0"/>
+        <w:ind w:start="0" w:hanging="0"/>
       </w:pPr>
     </w:lvl>
     <w:lvl w:ilvl="2">
       <w:start w:val="1"/>
       <w:numFmt w:val="none"/>
-      <w:pStyle w:val="Heading3"/>
       <w:suff w:val="nothing"/>
       <w:lvlText w:val=""/>
-      <w:lvlJc w:val="left"/>
+      <w:lvlJc w:val="start"/>
       <w:pPr>
         <w:tabs>
           <w:tab w:val="num" w:pos="0"/>
         </w:tabs>
-        <w:ind w:left="0" w:firstLine="0"/>
+        <w:ind w:start="0" w:hanging="0"/>
       </w:pPr>
     </w:lvl>
     <w:lvl w:ilvl="3">
@@ -4501,12 +4976,12 @@
       <w:numFmt w:val="none"/>
       <w:suff w:val="nothing"/>
       <w:lvlText w:val=""/>
-      <w:lvlJc w:val="left"/>
+      <w:lvlJc w:val="start"/>
       <w:pPr>
         <w:tabs>
           <w:tab w:val="num" w:pos="0"/>
         </w:tabs>
-        <w:ind w:left="0" w:firstLine="0"/>
+        <w:ind w:start="0" w:hanging="0"/>
       </w:pPr>
     </w:lvl>
     <w:lvl w:ilvl="4">
@@ -4514,12 +4989,12 @@
       <w:numFmt w:val="none"/>
       <w:suff w:val="nothing"/>
       <w:lvlText w:val=""/>
-      <w:lvlJc w:val="left"/>
+      <w:lvlJc w:val="start"/>
       <w:pPr>
         <w:tabs>
           <w:tab w:val="num" w:pos="0"/>
         </w:tabs>
-        <w:ind w:left="0" w:firstLine="0"/>
+        <w:ind w:start="0" w:hanging="0"/>
       </w:pPr>
     </w:lvl>
     <w:lvl w:ilvl="5">
@@ -4527,12 +5002,12 @@
       <w:numFmt w:val="none"/>
       <w:suff w:val="nothing"/>
       <w:lvlText w:val=""/>
-      <w:lvlJc w:val="left"/>
+      <w:lvlJc w:val="start"/>
       <w:pPr>
         <w:tabs>
           <w:tab w:val="num" w:pos="0"/>
         </w:tabs>
-        <w:ind w:left="0" w:firstLine="0"/>
+        <w:ind w:start="0" w:hanging="0"/>
       </w:pPr>
     </w:lvl>
     <w:lvl w:ilvl="6">
@@ -4540,12 +5015,12 @@
       <w:numFmt w:val="none"/>
       <w:suff w:val="nothing"/>
       <w:lvlText w:val=""/>
-      <w:lvlJc w:val="left"/>
+      <w:lvlJc w:val="start"/>
       <w:pPr>
         <w:tabs>
           <w:tab w:val="num" w:pos="0"/>
         </w:tabs>
-        <w:ind w:left="0" w:firstLine="0"/>
+        <w:ind w:start="0" w:hanging="0"/>
       </w:pPr>
     </w:lvl>
     <w:lvl w:ilvl="7">
@@ -4553,12 +5028,12 @@
       <w:numFmt w:val="none"/>
       <w:suff w:val="nothing"/>
       <w:lvlText w:val=""/>
-      <w:lvlJc w:val="left"/>
+      <w:lvlJc w:val="start"/>
       <w:pPr>
         <w:tabs>
           <w:tab w:val="num" w:pos="0"/>
         </w:tabs>
-        <w:ind w:left="0" w:firstLine="0"/>
+        <w:ind w:start="0" w:hanging="0"/>
       </w:pPr>
     </w:lvl>
     <w:lvl w:ilvl="8">
@@ -4566,160 +5041,158 @@
       <w:numFmt w:val="none"/>
       <w:suff w:val="nothing"/>
       <w:lvlText w:val=""/>
-      <w:lvlJc w:val="left"/>
+      <w:lvlJc w:val="start"/>
       <w:pPr>
         <w:tabs>
           <w:tab w:val="num" w:pos="0"/>
         </w:tabs>
-        <w:ind w:left="0" w:firstLine="0"/>
+        <w:ind w:start="0" w:hanging="0"/>
       </w:pPr>
     </w:lvl>
   </w:abstractNum>
-  <w:abstractNum w:abstractNumId="1" w15:restartNumberingAfterBreak="0">
-    <w:nsid w:val="4DF74DA8"/>
-    <w:multiLevelType w:val="multilevel"/>
-    <w:tmpl w:val="BEF09BDA"/>
+  <w:abstractNum w:abstractNumId="2">
     <w:lvl w:ilvl="0">
       <w:start w:val="1"/>
       <w:numFmt w:val="none"/>
       <w:suff w:val="nothing"/>
       <w:lvlText w:val=""/>
-      <w:lvlJc w:val="left"/>
+      <w:lvlJc w:val="start"/>
       <w:pPr>
         <w:tabs>
           <w:tab w:val="num" w:pos="0"/>
         </w:tabs>
-        <w:ind w:left="0" w:firstLine="0"/>
-      </w:pPr>
+        <w:ind w:start="0" w:hanging="0"/>
+      </w:pPr>
+      <w:rPr/>
     </w:lvl>
     <w:lvl w:ilvl="1">
       <w:start w:val="1"/>
       <w:numFmt w:val="none"/>
       <w:suff w:val="nothing"/>
       <w:lvlText w:val=""/>
-      <w:lvlJc w:val="left"/>
+      <w:lvlJc w:val="start"/>
       <w:pPr>
         <w:tabs>
           <w:tab w:val="num" w:pos="0"/>
         </w:tabs>
-        <w:ind w:left="0" w:firstLine="0"/>
-      </w:pPr>
+        <w:ind w:start="0" w:hanging="0"/>
+      </w:pPr>
+      <w:rPr/>
     </w:lvl>
     <w:lvl w:ilvl="2">
       <w:start w:val="1"/>
       <w:numFmt w:val="none"/>
       <w:suff w:val="nothing"/>
       <w:lvlText w:val=""/>
-      <w:lvlJc w:val="left"/>
+      <w:lvlJc w:val="start"/>
       <w:pPr>
         <w:tabs>
           <w:tab w:val="num" w:pos="0"/>
         </w:tabs>
-        <w:ind w:left="0" w:firstLine="0"/>
-      </w:pPr>
+        <w:ind w:start="0" w:hanging="0"/>
+      </w:pPr>
+      <w:rPr/>
     </w:lvl>
     <w:lvl w:ilvl="3">
       <w:start w:val="1"/>
       <w:numFmt w:val="none"/>
       <w:suff w:val="nothing"/>
       <w:lvlText w:val=""/>
-      <w:lvlJc w:val="left"/>
+      <w:lvlJc w:val="start"/>
       <w:pPr>
         <w:tabs>
           <w:tab w:val="num" w:pos="0"/>
         </w:tabs>
-        <w:ind w:left="0" w:firstLine="0"/>
-      </w:pPr>
+        <w:ind w:start="0" w:hanging="0"/>
+      </w:pPr>
+      <w:rPr/>
     </w:lvl>
     <w:lvl w:ilvl="4">
       <w:start w:val="1"/>
       <w:numFmt w:val="none"/>
       <w:suff w:val="nothing"/>
       <w:lvlText w:val=""/>
-      <w:lvlJc w:val="left"/>
+      <w:lvlJc w:val="start"/>
       <w:pPr>
         <w:tabs>
           <w:tab w:val="num" w:pos="0"/>
         </w:tabs>
-        <w:ind w:left="0" w:firstLine="0"/>
-      </w:pPr>
+        <w:ind w:start="0" w:hanging="0"/>
+      </w:pPr>
+      <w:rPr/>
     </w:lvl>
     <w:lvl w:ilvl="5">
       <w:start w:val="1"/>
       <w:numFmt w:val="none"/>
       <w:suff w:val="nothing"/>
       <w:lvlText w:val=""/>
-      <w:lvlJc w:val="left"/>
+      <w:lvlJc w:val="start"/>
       <w:pPr>
         <w:tabs>
           <w:tab w:val="num" w:pos="0"/>
         </w:tabs>
-        <w:ind w:left="0" w:firstLine="0"/>
-      </w:pPr>
+        <w:ind w:start="0" w:hanging="0"/>
+      </w:pPr>
+      <w:rPr/>
     </w:lvl>
     <w:lvl w:ilvl="6">
       <w:start w:val="1"/>
       <w:numFmt w:val="none"/>
       <w:suff w:val="nothing"/>
       <w:lvlText w:val=""/>
-      <w:lvlJc w:val="left"/>
+      <w:lvlJc w:val="start"/>
       <w:pPr>
         <w:tabs>
           <w:tab w:val="num" w:pos="0"/>
         </w:tabs>
-        <w:ind w:left="0" w:firstLine="0"/>
-      </w:pPr>
+        <w:ind w:start="0" w:hanging="0"/>
+      </w:pPr>
+      <w:rPr/>
     </w:lvl>
     <w:lvl w:ilvl="7">
       <w:start w:val="1"/>
       <w:numFmt w:val="none"/>
       <w:suff w:val="nothing"/>
       <w:lvlText w:val=""/>
-      <w:lvlJc w:val="left"/>
+      <w:lvlJc w:val="start"/>
       <w:pPr>
         <w:tabs>
           <w:tab w:val="num" w:pos="0"/>
         </w:tabs>
-        <w:ind w:left="0" w:firstLine="0"/>
-      </w:pPr>
+        <w:ind w:start="0" w:hanging="0"/>
+      </w:pPr>
+      <w:rPr/>
     </w:lvl>
     <w:lvl w:ilvl="8">
       <w:start w:val="1"/>
       <w:numFmt w:val="none"/>
       <w:suff w:val="nothing"/>
       <w:lvlText w:val=""/>
-      <w:lvlJc w:val="left"/>
+      <w:lvlJc w:val="start"/>
       <w:pPr>
         <w:tabs>
           <w:tab w:val="num" w:pos="0"/>
         </w:tabs>
-        <w:ind w:left="0" w:firstLine="0"/>
-      </w:pPr>
+        <w:ind w:start="0" w:hanging="0"/>
+      </w:pPr>
+      <w:rPr/>
     </w:lvl>
   </w:abstractNum>
-  <w:num w:numId="1" w16cid:durableId="1487429294">
+  <w:num w:numId="1">
     <w:abstractNumId w:val="1"/>
   </w:num>
-  <w:num w:numId="2" w16cid:durableId="178006605">
-    <w:abstractNumId w:val="0"/>
+  <w:num w:numId="2">
+    <w:abstractNumId w:val="2"/>
   </w:num>
 </w:numbering>
 </file>
 
-<file path=word/people.xml><?xml version="1.0" encoding="utf-8"?>
-<w15:people xmlns:wpc="http://schemas.microsoft.com/office/word/2010/wordprocessingCanvas" xmlns:cx="http://schemas.microsoft.com/office/drawing/2014/chartex" xmlns:cx1="http://schemas.microsoft.com/office/drawing/2015/9/8/chartex" xmlns:cx2="http://schemas.microsoft.com/office/drawing/2015/10/21/chartex" xmlns:cx3="http://schemas.microsoft.com/office/drawing/2016/5/9/chartex" xmlns:cx4="http://schemas.microsoft.com/office/drawing/2016/5/10/chartex" xmlns:cx5="http://schemas.microsoft.com/office/drawing/2016/5/11/chartex" xmlns:cx6="http://schemas.microsoft.com/office/drawing/2016/5/12/chartex" xmlns:cx7="http://schemas.microsoft.com/office/drawing/2016/5/13/chartex" xmlns:cx8="http://schemas.microsoft.com/office/drawing/2016/5/14/chartex" xmlns:mc="http://schemas.openxmlformats.org/markup-compatibility/2006" xmlns:aink="http://schemas.microsoft.com/office/drawing/2016/ink" xmlns:am3d="http://schemas.microsoft.com/office/drawing/2017/model3d" xmlns:o="urn:schemas-microsoft-com:office:office" xmlns:oel="http://schemas.microsoft.com/office/2019/extlst" xmlns:r="http://schemas.openxmlformats.org/officeDocument/2006/relationships" xmlns:m="http://schemas.openxmlformats.org/officeDocument/2006/math" xmlns:v="urn:schemas-microsoft-com:vml" xmlns:wp14="http://schemas.microsoft.com/office/word/2010/wordprocessingDrawing" xmlns:wp="http://schemas.openxmlformats.org/drawingml/2006/wordprocessingDrawing" xmlns:w10="urn:schemas-microsoft-com:office:word" xmlns:w="http://schemas.openxmlformats.org/wordprocessingml/2006/main" xmlns:w14="http://schemas.microsoft.com/office/word/2010/wordml" xmlns:w15="http://schemas.microsoft.com/office/word/2012/wordml" xmlns:w16cex="http://schemas.microsoft.com/office/word/2018/wordml/cex" xmlns:w16cid="http://schemas.microsoft.com/office/word/2016/wordml/cid" xmlns:w16="http://schemas.microsoft.com/office/word/2018/wordml" xmlns:w16du="http://schemas.microsoft.com/office/word/2023/wordml/word16du" xmlns:w16sdtdh="http://schemas.microsoft.com/office/word/2020/wordml/sdtdatahash" xmlns:w16sdtfl="http://schemas.microsoft.com/office/word/2024/wordml/sdtformatlock" xmlns:w16se="http://schemas.microsoft.com/office/word/2015/wordml/symex" xmlns:wpg="http://schemas.microsoft.com/office/word/2010/wordprocessingGroup" xmlns:wpi="http://schemas.microsoft.com/office/word/2010/wordprocessingInk" xmlns:wne="http://schemas.microsoft.com/office/word/2006/wordml" xmlns:wps="http://schemas.microsoft.com/office/word/2010/wordprocessingShape" mc:Ignorable="w14 w15 w16se w16cid w16 w16cex w16sdtdh w16sdtfl w16du wp14">
-  <w15:person w15:author="Mo Liu">
-    <w15:presenceInfo w15:providerId="Windows Live" w15:userId="e9c7212a1ac174da"/>
-  </w15:person>
-</w15:people>
-</file>
-
 <file path=word/styles.xml><?xml version="1.0" encoding="utf-8"?>
-<w:styles xmlns:mc="http://schemas.openxmlformats.org/markup-compatibility/2006" xmlns:r="http://schemas.openxmlformats.org/officeDocument/2006/relationships" xmlns:w="http://schemas.openxmlformats.org/wordprocessingml/2006/main" xmlns:w14="http://schemas.microsoft.com/office/word/2010/wordml" xmlns:w15="http://schemas.microsoft.com/office/word/2012/wordml" xmlns:w16cex="http://schemas.microsoft.com/office/word/2018/wordml/cex" xmlns:w16cid="http://schemas.microsoft.com/office/word/2016/wordml/cid" xmlns:w16="http://schemas.microsoft.com/office/word/2018/wordml" xmlns:w16du="http://schemas.microsoft.com/office/word/2023/wordml/word16du" xmlns:w16sdtdh="http://schemas.microsoft.com/office/word/2020/wordml/sdtdatahash" xmlns:w16sdtfl="http://schemas.microsoft.com/office/word/2024/wordml/sdtformatlock" xmlns:w16se="http://schemas.microsoft.com/office/word/2015/wordml/symex" mc:Ignorable="w14 w15 w16se w16cid w16 w16cex w16sdtdh w16sdtfl w16du">
+<w:styles xmlns:w="http://schemas.openxmlformats.org/wordprocessingml/2006/main" xmlns:w14="http://schemas.microsoft.com/office/word/2010/wordml" xmlns:mc="http://schemas.openxmlformats.org/markup-compatibility/2006" mc:Ignorable="w14">
   <w:docDefaults>
     <w:rPrDefault>
       <w:rPr>
-        <w:rFonts w:ascii="Calibri" w:eastAsia="宋体" w:hAnsi="Calibri" w:cs="Noto Sans Arabic UI"/>
+        <w:rFonts w:ascii="Calibri" w:hAnsi="Calibri" w:eastAsia="宋体" w:cs="Noto Sans Arabic UI"/>
         <w:sz w:val="22"/>
         <w:szCs w:val="22"/>
         <w:lang w:val="en-US" w:eastAsia="zh-CN" w:bidi="ar-SA"/>
@@ -4727,21 +5200,21 @@
     </w:rPrDefault>
     <w:pPrDefault>
       <w:pPr>
-        <w:suppressAutoHyphens/>
+        <w:suppressAutoHyphens w:val="true"/>
       </w:pPr>
     </w:pPrDefault>
   </w:docDefaults>
   <w:latentStyles w:defLockedState="0" w:defUIPriority="99" w:defSemiHidden="0" w:defUnhideWhenUsed="0" w:defQFormat="0" w:count="376">
     <w:lsdException w:name="Normal" w:uiPriority="0" w:qFormat="1"/>
     <w:lsdException w:name="heading 1" w:uiPriority="9" w:qFormat="1"/>
-    <w:lsdException w:name="heading 2" w:semiHidden="1" w:uiPriority="9" w:unhideWhenUsed="1" w:qFormat="1"/>
-    <w:lsdException w:name="heading 3" w:semiHidden="1" w:uiPriority="9" w:unhideWhenUsed="1" w:qFormat="1"/>
-    <w:lsdException w:name="heading 4" w:semiHidden="1" w:uiPriority="9" w:unhideWhenUsed="1" w:qFormat="1"/>
-    <w:lsdException w:name="heading 5" w:semiHidden="1" w:uiPriority="9" w:unhideWhenUsed="1" w:qFormat="1"/>
-    <w:lsdException w:name="heading 6" w:semiHidden="1" w:uiPriority="9" w:unhideWhenUsed="1" w:qFormat="1"/>
-    <w:lsdException w:name="heading 7" w:semiHidden="1" w:uiPriority="9" w:unhideWhenUsed="1" w:qFormat="1"/>
-    <w:lsdException w:name="heading 8" w:semiHidden="1" w:uiPriority="9" w:unhideWhenUsed="1" w:qFormat="1"/>
-    <w:lsdException w:name="heading 9" w:semiHidden="1" w:uiPriority="9" w:unhideWhenUsed="1" w:qFormat="1"/>
+    <w:lsdException w:name="heading 2" w:uiPriority="9" w:semiHidden="1" w:unhideWhenUsed="1" w:qFormat="1"/>
+    <w:lsdException w:name="heading 3" w:uiPriority="9" w:semiHidden="1" w:unhideWhenUsed="1" w:qFormat="1"/>
+    <w:lsdException w:name="heading 4" w:uiPriority="9" w:semiHidden="1" w:unhideWhenUsed="1" w:qFormat="1"/>
+    <w:lsdException w:name="heading 5" w:uiPriority="9" w:semiHidden="1" w:unhideWhenUsed="1" w:qFormat="1"/>
+    <w:lsdException w:name="heading 6" w:uiPriority="9" w:semiHidden="1" w:unhideWhenUsed="1" w:qFormat="1"/>
+    <w:lsdException w:name="heading 7" w:uiPriority="9" w:semiHidden="1" w:unhideWhenUsed="1" w:qFormat="1"/>
+    <w:lsdException w:name="heading 8" w:uiPriority="9" w:semiHidden="1" w:unhideWhenUsed="1" w:qFormat="1"/>
+    <w:lsdException w:name="heading 9" w:uiPriority="9" w:semiHidden="1" w:unhideWhenUsed="1" w:qFormat="1"/>
     <w:lsdException w:name="index 1" w:semiHidden="1" w:unhideWhenUsed="1"/>
     <w:lsdException w:name="index 2" w:semiHidden="1" w:unhideWhenUsed="1"/>
     <w:lsdException w:name="index 3" w:semiHidden="1" w:unhideWhenUsed="1"/>
@@ -4751,22 +5224,22 @@
     <w:lsdException w:name="index 7" w:semiHidden="1" w:unhideWhenUsed="1"/>
     <w:lsdException w:name="index 8" w:semiHidden="1" w:unhideWhenUsed="1"/>
     <w:lsdException w:name="index 9" w:semiHidden="1" w:unhideWhenUsed="1"/>
-    <w:lsdException w:name="toc 1" w:semiHidden="1" w:uiPriority="39" w:unhideWhenUsed="1"/>
-    <w:lsdException w:name="toc 2" w:semiHidden="1" w:uiPriority="39" w:unhideWhenUsed="1"/>
-    <w:lsdException w:name="toc 3" w:semiHidden="1" w:uiPriority="39" w:unhideWhenUsed="1"/>
-    <w:lsdException w:name="toc 4" w:semiHidden="1" w:uiPriority="39" w:unhideWhenUsed="1"/>
-    <w:lsdException w:name="toc 5" w:semiHidden="1" w:uiPriority="39" w:unhideWhenUsed="1"/>
-    <w:lsdException w:name="toc 6" w:semiHidden="1" w:uiPriority="39" w:unhideWhenUsed="1"/>
-    <w:lsdException w:name="toc 7" w:semiHidden="1" w:uiPriority="39" w:unhideWhenUsed="1"/>
-    <w:lsdException w:name="toc 8" w:semiHidden="1" w:uiPriority="39" w:unhideWhenUsed="1"/>
-    <w:lsdException w:name="toc 9" w:semiHidden="1" w:uiPriority="39" w:unhideWhenUsed="1"/>
+    <w:lsdException w:name="toc 1" w:uiPriority="39" w:semiHidden="1" w:unhideWhenUsed="1"/>
+    <w:lsdException w:name="toc 2" w:uiPriority="39" w:semiHidden="1" w:unhideWhenUsed="1"/>
+    <w:lsdException w:name="toc 3" w:uiPriority="39" w:semiHidden="1" w:unhideWhenUsed="1"/>
+    <w:lsdException w:name="toc 4" w:uiPriority="39" w:semiHidden="1" w:unhideWhenUsed="1"/>
+    <w:lsdException w:name="toc 5" w:uiPriority="39" w:semiHidden="1" w:unhideWhenUsed="1"/>
+    <w:lsdException w:name="toc 6" w:uiPriority="39" w:semiHidden="1" w:unhideWhenUsed="1"/>
+    <w:lsdException w:name="toc 7" w:uiPriority="39" w:semiHidden="1" w:unhideWhenUsed="1"/>
+    <w:lsdException w:name="toc 8" w:uiPriority="39" w:semiHidden="1" w:unhideWhenUsed="1"/>
+    <w:lsdException w:name="toc 9" w:uiPriority="39" w:semiHidden="1" w:unhideWhenUsed="1"/>
     <w:lsdException w:name="Normal Indent" w:semiHidden="1" w:unhideWhenUsed="1"/>
     <w:lsdException w:name="footnote text" w:semiHidden="1" w:unhideWhenUsed="1"/>
     <w:lsdException w:name="annotation text" w:semiHidden="1" w:unhideWhenUsed="1"/>
     <w:lsdException w:name="header" w:semiHidden="1" w:unhideWhenUsed="1"/>
     <w:lsdException w:name="footer" w:semiHidden="1" w:unhideWhenUsed="1"/>
     <w:lsdException w:name="index heading" w:semiHidden="1" w:unhideWhenUsed="1"/>
-    <w:lsdException w:name="caption" w:semiHidden="1" w:uiPriority="35" w:unhideWhenUsed="1" w:qFormat="1"/>
+    <w:lsdException w:name="caption" w:uiPriority="35" w:semiHidden="1" w:unhideWhenUsed="1" w:qFormat="1"/>
     <w:lsdException w:name="table of figures" w:semiHidden="1" w:unhideWhenUsed="1"/>
     <w:lsdException w:name="envelope address" w:semiHidden="1" w:unhideWhenUsed="1"/>
     <w:lsdException w:name="envelope return" w:semiHidden="1" w:unhideWhenUsed="1"/>
@@ -4797,7 +5270,7 @@
     <w:lsdException w:name="Title" w:uiPriority="10" w:qFormat="1"/>
     <w:lsdException w:name="Closing" w:semiHidden="1" w:unhideWhenUsed="1"/>
     <w:lsdException w:name="Signature" w:semiHidden="1" w:unhideWhenUsed="1"/>
-    <w:lsdException w:name="Default Paragraph Font" w:semiHidden="1" w:uiPriority="1" w:unhideWhenUsed="1"/>
+    <w:lsdException w:name="Default Paragraph Font" w:uiPriority="1" w:semiHidden="1" w:unhideWhenUsed="1"/>
     <w:lsdException w:name="Body Text" w:semiHidden="1" w:unhideWhenUsed="1"/>
     <w:lsdException w:name="Body Text Indent" w:semiHidden="1" w:unhideWhenUsed="1"/>
     <w:lsdException w:name="List Continue" w:semiHidden="1" w:unhideWhenUsed="1"/>
@@ -4997,8 +5470,8 @@
     <w:lsdException w:name="Subtle Reference" w:uiPriority="31" w:qFormat="1"/>
     <w:lsdException w:name="Intense Reference" w:uiPriority="32" w:qFormat="1"/>
     <w:lsdException w:name="Book Title" w:uiPriority="33" w:qFormat="1"/>
-    <w:lsdException w:name="Bibliography" w:semiHidden="1" w:uiPriority="37" w:unhideWhenUsed="1"/>
-    <w:lsdException w:name="TOC Heading" w:semiHidden="1" w:uiPriority="39" w:unhideWhenUsed="1" w:qFormat="1"/>
+    <w:lsdException w:name="Bibliography" w:uiPriority="37" w:semiHidden="1" w:unhideWhenUsed="1"/>
+    <w:lsdException w:name="TOC Heading" w:uiPriority="39" w:semiHidden="1" w:unhideWhenUsed="1" w:qFormat="1"/>
     <w:lsdException w:name="Plain Table 1" w:uiPriority="41"/>
     <w:lsdException w:name="Plain Table 2" w:uiPriority="42"/>
     <w:lsdException w:name="Plain Table 3" w:uiPriority="43"/>
@@ -5109,17 +5582,24 @@
     <w:lsdException w:name="Unresolved Mention" w:semiHidden="1" w:unhideWhenUsed="1"/>
     <w:lsdException w:name="Smart Link" w:semiHidden="1" w:unhideWhenUsed="1"/>
   </w:latentStyles>
-  <w:style w:type="paragraph" w:default="1" w:styleId="Normal">
+  <w:style w:type="paragraph" w:styleId="Normal" w:default="1">
     <w:name w:val="Normal"/>
     <w:qFormat/>
     <w:pPr>
-      <w:spacing w:after="160" w:line="480" w:lineRule="auto"/>
+      <w:widowControl/>
+      <w:suppressAutoHyphens w:val="true"/>
+      <w:bidi w:val="0"/>
+      <w:spacing w:lineRule="auto" w:line="480" w:before="0" w:after="160"/>
       <w:ind w:firstLine="720"/>
+      <w:jc w:val="start"/>
     </w:pPr>
     <w:rPr>
-      <w:rFonts w:ascii="Times New Roman" w:eastAsia="DejaVu Sans" w:hAnsi="Times New Roman" w:cs="Times New Roman"/>
+      <w:rFonts w:ascii="Times New Roman" w:hAnsi="Times New Roman" w:eastAsia="DejaVu Sans" w:cs="Times New Roman"/>
+      <w:color w:val="auto"/>
+      <w:kern w:val="0"/>
       <w:sz w:val="24"/>
       <w:szCs w:val="24"/>
+      <w:lang w:val="en-US" w:eastAsia="zh-CN" w:bidi="ar-SA"/>
     </w:rPr>
   </w:style>
   <w:style w:type="paragraph" w:styleId="Heading1">
@@ -5130,10 +5610,10 @@
     <w:uiPriority w:val="9"/>
     <w:qFormat/>
     <w:pPr>
-      <w:keepNext/>
+      <w:keepNext w:val="true"/>
       <w:keepLines/>
       <w:spacing w:before="240" w:after="120"/>
-      <w:ind w:firstLine="0"/>
+      <w:ind w:hanging="0"/>
       <w:outlineLvl w:val="0"/>
     </w:pPr>
     <w:rPr>
@@ -5150,10 +5630,10 @@
     <w:unhideWhenUsed/>
     <w:qFormat/>
     <w:pPr>
-      <w:keepNext/>
+      <w:keepNext w:val="true"/>
       <w:keepLines/>
       <w:spacing w:before="40" w:after="0"/>
-      <w:ind w:firstLine="0"/>
+      <w:ind w:hanging="0"/>
       <w:outlineLvl w:val="1"/>
     </w:pPr>
     <w:rPr>
@@ -5161,7 +5641,7 @@
       <w:bCs/>
       <w:i/>
       <w:iCs/>
-      <w:color w:val="000000" w:themeColor="dark1"/>
+      <w:color w:themeColor="dark1" w:val="000000"/>
     </w:rPr>
   </w:style>
   <w:style w:type="paragraph" w:styleId="Heading3">
@@ -5174,7 +5654,7 @@
         <w:ilvl w:val="2"/>
         <w:numId w:val="2"/>
       </w:numPr>
-      <w:spacing w:before="140"/>
+      <w:spacing w:before="140" w:after="120"/>
       <w:outlineLvl w:val="2"/>
     </w:pPr>
     <w:rPr>
@@ -5183,34 +5663,15 @@
       <w:bCs/>
     </w:rPr>
   </w:style>
-  <w:style w:type="character" w:default="1" w:styleId="DefaultParagraphFont">
+  <w:style w:type="character" w:styleId="DefaultParagraphFont" w:default="1">
     <w:name w:val="Default Paragraph Font"/>
     <w:uiPriority w:val="1"/>
     <w:semiHidden/>
     <w:unhideWhenUsed/>
+    <w:qFormat/>
+    <w:rPr/>
   </w:style>
-  <w:style w:type="table" w:default="1" w:styleId="TableNormal">
-    <w:name w:val="Normal Table"/>
-    <w:uiPriority w:val="99"/>
-    <w:semiHidden/>
-    <w:unhideWhenUsed/>
-    <w:tblPr>
-      <w:tblInd w:w="0" w:type="dxa"/>
-      <w:tblCellMar>
-        <w:top w:w="0" w:type="dxa"/>
-        <w:left w:w="108" w:type="dxa"/>
-        <w:bottom w:w="0" w:type="dxa"/>
-        <w:right w:w="108" w:type="dxa"/>
-      </w:tblCellMar>
-    </w:tblPr>
-  </w:style>
-  <w:style w:type="numbering" w:default="1" w:styleId="NoList">
-    <w:name w:val="No List"/>
-    <w:uiPriority w:val="99"/>
-    <w:semiHidden/>
-    <w:unhideWhenUsed/>
-  </w:style>
-  <w:style w:type="character" w:customStyle="1" w:styleId="HeaderChar">
+  <w:style w:type="character" w:styleId="HeaderChar" w:customStyle="1">
     <w:name w:val="Header Char"/>
     <w:basedOn w:val="DefaultParagraphFont"/>
     <w:link w:val="Header"/>
@@ -5220,7 +5681,7 @@
       <w:szCs w:val="18"/>
     </w:rPr>
   </w:style>
-  <w:style w:type="character" w:customStyle="1" w:styleId="FooterChar">
+  <w:style w:type="character" w:styleId="FooterChar" w:customStyle="1">
     <w:name w:val="Footer Char"/>
     <w:basedOn w:val="DefaultParagraphFont"/>
     <w:link w:val="Footer"/>
@@ -5242,7 +5703,7 @@
     <w:name w:val="Hyperlink"/>
     <w:basedOn w:val="DefaultParagraphFont"/>
     <w:rPr>
-      <w:color w:val="0563C1" w:themeColor="hyperlink"/>
+      <w:color w:themeColor="hyperlink" w:val="0563C1"/>
       <w:u w:val="single"/>
     </w:rPr>
   </w:style>
@@ -5252,7 +5713,7 @@
     <w:qFormat/>
     <w:rPr>
       <w:color w:val="605E5C"/>
-      <w:shd w:val="clear" w:color="auto" w:fill="E1DFDD"/>
+      <w:shd w:fill="E1DFDD" w:val="clear"/>
     </w:rPr>
   </w:style>
   <w:style w:type="character" w:styleId="CommentReference">
@@ -5264,23 +5725,24 @@
       <w:szCs w:val="21"/>
     </w:rPr>
   </w:style>
-  <w:style w:type="character" w:customStyle="1" w:styleId="CommentTextChar">
+  <w:style w:type="character" w:styleId="CommentTextChar" w:customStyle="1">
     <w:name w:val="Comment Text Char"/>
     <w:basedOn w:val="DefaultParagraphFont"/>
     <w:link w:val="CommentText"/>
     <w:qFormat/>
+    <w:rPr/>
   </w:style>
-  <w:style w:type="character" w:customStyle="1" w:styleId="CommentSubjectChar">
+  <w:style w:type="character" w:styleId="CommentSubjectChar" w:customStyle="1">
     <w:name w:val="Comment Subject Char"/>
     <w:basedOn w:val="CommentTextChar"/>
-    <w:link w:val="CommentSubject"/>
+    <w:link w:val="annotationsubject"/>
     <w:qFormat/>
     <w:rPr>
       <w:b/>
       <w:bCs/>
     </w:rPr>
   </w:style>
-  <w:style w:type="character" w:customStyle="1" w:styleId="BalloonTextChar">
+  <w:style w:type="character" w:styleId="BalloonTextChar" w:customStyle="1">
     <w:name w:val="Balloon Text Char"/>
     <w:basedOn w:val="DefaultParagraphFont"/>
     <w:link w:val="BalloonText"/>
@@ -5291,7 +5753,7 @@
       <w:szCs w:val="18"/>
     </w:rPr>
   </w:style>
-  <w:style w:type="character" w:customStyle="1" w:styleId="HTMLPreformattedChar">
+  <w:style w:type="character" w:styleId="HTMLPreformattedChar" w:customStyle="1">
     <w:name w:val="HTML Preformatted Char"/>
     <w:basedOn w:val="DefaultParagraphFont"/>
     <w:link w:val="HTMLPreformatted"/>
@@ -5302,13 +5764,13 @@
       <w:szCs w:val="20"/>
     </w:rPr>
   </w:style>
-  <w:style w:type="character" w:customStyle="1" w:styleId="TitleChar">
+  <w:style w:type="character" w:styleId="TitleChar" w:customStyle="1">
     <w:name w:val="Title Char"/>
     <w:basedOn w:val="DefaultParagraphFont"/>
     <w:link w:val="Title"/>
     <w:qFormat/>
     <w:rPr>
-      <w:rFonts w:ascii="Times New Roman" w:eastAsia="DejaVu Sans" w:hAnsi="Times New Roman" w:cs="Times New Roman"/>
+      <w:rFonts w:ascii="Times New Roman" w:hAnsi="Times New Roman" w:eastAsia="DejaVu Sans" w:cs="Times New Roman"/>
       <w:b/>
       <w:bCs/>
       <w:spacing w:val="-10"/>
@@ -5317,13 +5779,13 @@
       <w:szCs w:val="28"/>
     </w:rPr>
   </w:style>
-  <w:style w:type="character" w:customStyle="1" w:styleId="Heading1Char">
+  <w:style w:type="character" w:styleId="Heading1Char" w:customStyle="1">
     <w:name w:val="Heading 1 Char"/>
     <w:basedOn w:val="DefaultParagraphFont"/>
     <w:link w:val="Heading1"/>
     <w:qFormat/>
     <w:rPr>
-      <w:rFonts w:ascii="Times New Roman" w:eastAsia="DejaVu Sans" w:hAnsi="Times New Roman" w:cs="Times New Roman"/>
+      <w:rFonts w:ascii="Times New Roman" w:hAnsi="Times New Roman" w:eastAsia="DejaVu Sans" w:cs="Times New Roman"/>
       <w:b/>
       <w:bCs/>
       <w:sz w:val="24"/>
@@ -5334,11 +5796,11 @@
     <w:name w:val="FollowedHyperlink"/>
     <w:basedOn w:val="DefaultParagraphFont"/>
     <w:rPr>
-      <w:color w:val="954F72" w:themeColor="followedHyperlink"/>
+      <w:color w:themeColor="followedHyperlink" w:val="954F72"/>
       <w:u w:val="single"/>
     </w:rPr>
   </w:style>
-  <w:style w:type="character" w:customStyle="1" w:styleId="normalfirstChar">
+  <w:style w:type="character" w:styleId="normalfirstChar" w:customStyle="1">
     <w:name w:val="normal_first Char"/>
     <w:basedOn w:val="DefaultParagraphFont"/>
     <w:link w:val="normalfirst"/>
@@ -5349,23 +5811,23 @@
       <w:szCs w:val="24"/>
     </w:rPr>
   </w:style>
-  <w:style w:type="character" w:customStyle="1" w:styleId="Heading2Char">
+  <w:style w:type="character" w:styleId="Heading2Char" w:customStyle="1">
     <w:name w:val="Heading 2 Char"/>
     <w:basedOn w:val="DefaultParagraphFont"/>
     <w:link w:val="Heading2"/>
     <w:qFormat/>
     <w:rPr>
-      <w:rFonts w:ascii="Times New Roman" w:eastAsia="DejaVu Sans" w:hAnsi="Times New Roman" w:cs="Times New Roman"/>
+      <w:rFonts w:ascii="Times New Roman" w:hAnsi="Times New Roman" w:eastAsia="DejaVu Sans" w:cs="Times New Roman"/>
       <w:b/>
       <w:bCs/>
       <w:i/>
       <w:iCs/>
-      <w:color w:val="000000" w:themeColor="dark1"/>
+      <w:color w:themeColor="dark1" w:val="000000"/>
       <w:sz w:val="24"/>
       <w:szCs w:val="24"/>
     </w:rPr>
   </w:style>
-  <w:style w:type="character" w:customStyle="1" w:styleId="authorsandaffChar">
+  <w:style w:type="character" w:styleId="authorsandaffChar" w:customStyle="1">
     <w:name w:val="authors_and_aff Char"/>
     <w:basedOn w:val="normalfirstChar"/>
     <w:link w:val="authorsandaff"/>
@@ -5376,27 +5838,28 @@
       <w:szCs w:val="24"/>
     </w:rPr>
   </w:style>
-  <w:style w:type="character" w:customStyle="1" w:styleId="Bulletsuser">
-    <w:name w:val="Bullets (user)"/>
+  <w:style w:type="character" w:styleId="Bullets" w:customStyle="1">
+    <w:name w:val="Bullets"/>
     <w:qFormat/>
     <w:rPr>
-      <w:rFonts w:ascii="OpenSymbol" w:eastAsia="OpenSymbol" w:hAnsi="OpenSymbol" w:cs="OpenSymbol"/>
+      <w:rFonts w:ascii="OpenSymbol" w:hAnsi="OpenSymbol" w:eastAsia="OpenSymbol" w:cs="OpenSymbol"/>
     </w:rPr>
   </w:style>
   <w:style w:type="character" w:styleId="LineNumber">
     <w:name w:val="line number"/>
+    <w:rPr/>
   </w:style>
-  <w:style w:type="paragraph" w:customStyle="1" w:styleId="Heading">
+  <w:style w:type="paragraph" w:styleId="Heading" w:customStyle="1">
     <w:name w:val="Heading"/>
     <w:basedOn w:val="Normal"/>
     <w:next w:val="BodyText"/>
     <w:qFormat/>
     <w:pPr>
-      <w:keepNext/>
+      <w:keepNext w:val="true"/>
       <w:spacing w:before="240" w:after="120"/>
     </w:pPr>
     <w:rPr>
-      <w:rFonts w:ascii="Liberation Sans" w:eastAsia="Noto Sans CJK SC" w:hAnsi="Liberation Sans" w:cs="Noto Sans Devanagari"/>
+      <w:rFonts w:ascii="Liberation Sans" w:hAnsi="Liberation Sans" w:eastAsia="Noto Sans CJK SC" w:cs="Noto Sans Devanagari"/>
       <w:sz w:val="28"/>
       <w:szCs w:val="28"/>
     </w:rPr>
@@ -5405,12 +5868,14 @@
     <w:name w:val="Body Text"/>
     <w:basedOn w:val="Normal"/>
     <w:pPr>
-      <w:spacing w:after="140" w:line="276" w:lineRule="auto"/>
+      <w:spacing w:lineRule="auto" w:line="276" w:before="0" w:after="140"/>
     </w:pPr>
+    <w:rPr/>
   </w:style>
   <w:style w:type="paragraph" w:styleId="List">
     <w:name w:val="List"/>
     <w:basedOn w:val="BodyText"/>
+    <w:pPr/>
     <w:rPr>
       <w:rFonts w:cs="Noto Sans Devanagari"/>
     </w:rPr>
@@ -5429,7 +5894,7 @@
       <w:iCs/>
     </w:rPr>
   </w:style>
-  <w:style w:type="paragraph" w:customStyle="1" w:styleId="Index">
+  <w:style w:type="paragraph" w:styleId="Index" w:customStyle="1">
     <w:name w:val="Index"/>
     <w:basedOn w:val="Normal"/>
     <w:qFormat/>
@@ -5440,10 +5905,12 @@
       <w:rFonts w:cs="Noto Sans Devanagari"/>
     </w:rPr>
   </w:style>
-  <w:style w:type="paragraph" w:customStyle="1" w:styleId="HeaderandFooter">
+  <w:style w:type="paragraph" w:styleId="HeaderandFooter" w:customStyle="1">
     <w:name w:val="Header and Footer"/>
     <w:basedOn w:val="Normal"/>
     <w:qFormat/>
+    <w:pPr/>
+    <w:rPr/>
   </w:style>
   <w:style w:type="paragraph" w:styleId="Header">
     <w:name w:val="header"/>
@@ -5451,11 +5918,12 @@
     <w:link w:val="HeaderChar"/>
     <w:pPr>
       <w:tabs>
-        <w:tab w:val="center" w:pos="4153"/>
-        <w:tab w:val="right" w:pos="8306"/>
+        <w:tab w:val="clear" w:pos="720"/>
+        <w:tab w:val="center" w:pos="4153" w:leader="none"/>
+        <w:tab w:val="right" w:pos="8306" w:leader="none"/>
       </w:tabs>
-      <w:snapToGrid w:val="0"/>
-      <w:spacing w:line="240" w:lineRule="auto"/>
+      <w:snapToGrid w:val="false"/>
+      <w:spacing w:lineRule="auto" w:line="240"/>
       <w:jc w:val="center"/>
     </w:pPr>
     <w:rPr>
@@ -5469,11 +5937,12 @@
     <w:link w:val="FooterChar"/>
     <w:pPr>
       <w:tabs>
-        <w:tab w:val="center" w:pos="4153"/>
-        <w:tab w:val="right" w:pos="8306"/>
+        <w:tab w:val="clear" w:pos="720"/>
+        <w:tab w:val="center" w:pos="4153" w:leader="none"/>
+        <w:tab w:val="right" w:pos="8306" w:leader="none"/>
       </w:tabs>
-      <w:snapToGrid w:val="0"/>
-      <w:spacing w:line="240" w:lineRule="auto"/>
+      <w:snapToGrid w:val="false"/>
+      <w:spacing w:lineRule="auto" w:line="240"/>
     </w:pPr>
     <w:rPr>
       <w:sz w:val="18"/>
@@ -5484,13 +5953,16 @@
     <w:name w:val="annotation text"/>
     <w:basedOn w:val="Normal"/>
     <w:link w:val="CommentTextChar"/>
+    <w:pPr/>
+    <w:rPr/>
   </w:style>
-  <w:style w:type="paragraph" w:styleId="CommentSubject">
+  <w:style w:type="paragraph" w:styleId="annotationsubject">
     <w:name w:val="annotation subject"/>
     <w:basedOn w:val="CommentText"/>
     <w:next w:val="CommentText"/>
     <w:link w:val="CommentSubjectChar"/>
     <w:qFormat/>
+    <w:pPr/>
     <w:rPr>
       <w:b/>
       <w:bCs/>
@@ -5502,7 +5974,7 @@
     <w:link w:val="BalloonTextChar"/>
     <w:qFormat/>
     <w:pPr>
-      <w:spacing w:after="0" w:line="240" w:lineRule="auto"/>
+      <w:spacing w:lineRule="auto" w:line="240" w:before="0" w:after="0"/>
     </w:pPr>
     <w:rPr>
       <w:rFonts w:ascii="Segoe UI" w:hAnsi="Segoe UI" w:cs="Segoe UI"/>
@@ -5513,8 +5985,20 @@
   <w:style w:type="paragraph" w:styleId="Revision">
     <w:name w:val="Revision"/>
     <w:qFormat/>
+    <w:pPr>
+      <w:widowControl/>
+      <w:suppressAutoHyphens w:val="true"/>
+      <w:bidi w:val="0"/>
+      <w:spacing w:before="0" w:after="0"/>
+      <w:jc w:val="start"/>
+    </w:pPr>
     <w:rPr>
-      <w:rFonts w:eastAsia="DejaVu Sans"/>
+      <w:rFonts w:eastAsia="DejaVu Sans" w:ascii="Calibri" w:hAnsi="Calibri" w:cs="Noto Sans Arabic UI"/>
+      <w:color w:val="auto"/>
+      <w:kern w:val="0"/>
+      <w:sz w:val="22"/>
+      <w:szCs w:val="22"/>
+      <w:lang w:val="en-US" w:eastAsia="zh-CN" w:bidi="ar-SA"/>
     </w:rPr>
   </w:style>
   <w:style w:type="paragraph" w:styleId="Bibliography">
@@ -5523,15 +6007,17 @@
     <w:next w:val="Normal"/>
     <w:qFormat/>
     <w:pPr>
-      <w:spacing w:after="240" w:line="240" w:lineRule="auto"/>
-      <w:ind w:left="720" w:hanging="720"/>
+      <w:spacing w:lineRule="auto" w:line="240" w:before="0" w:after="240"/>
+      <w:ind w:hanging="720" w:start="720"/>
     </w:pPr>
+    <w:rPr/>
   </w:style>
   <w:style w:type="paragraph" w:styleId="HTMLPreformatted">
     <w:name w:val="HTML Preformatted"/>
     <w:basedOn w:val="Normal"/>
     <w:link w:val="HTMLPreformattedChar"/>
     <w:qFormat/>
+    <w:pPr/>
     <w:rPr>
       <w:rFonts w:ascii="Courier New" w:hAnsi="Courier New" w:cs="Courier New"/>
       <w:sz w:val="20"/>
@@ -5546,8 +6032,8 @@
     <w:uiPriority w:val="10"/>
     <w:qFormat/>
     <w:pPr>
-      <w:spacing w:after="240" w:line="240" w:lineRule="auto"/>
-      <w:ind w:firstLine="0"/>
+      <w:spacing w:lineRule="auto" w:line="240" w:before="0" w:after="240"/>
+      <w:ind w:hanging="0"/>
       <w:contextualSpacing/>
     </w:pPr>
     <w:rPr>
@@ -5564,50 +6050,55 @@
     <w:basedOn w:val="Normal"/>
     <w:qFormat/>
     <w:pPr>
-      <w:ind w:firstLineChars="200" w:firstLine="200"/>
+      <w:ind w:firstLineChars="200"/>
     </w:pPr>
+    <w:rPr/>
   </w:style>
-  <w:style w:type="paragraph" w:customStyle="1" w:styleId="normalfirst">
+  <w:style w:type="paragraph" w:styleId="normalfirst" w:customStyle="1">
     <w:name w:val="normal_first"/>
     <w:basedOn w:val="Normal"/>
     <w:link w:val="normalfirstChar"/>
     <w:qFormat/>
     <w:pPr>
-      <w:ind w:firstLine="0"/>
+      <w:ind w:hanging="0"/>
     </w:pPr>
+    <w:rPr/>
   </w:style>
-  <w:style w:type="paragraph" w:customStyle="1" w:styleId="authorsandaff">
+  <w:style w:type="paragraph" w:styleId="authorsandaff" w:customStyle="1">
     <w:name w:val="authors_and_aff"/>
     <w:basedOn w:val="normalfirst"/>
     <w:link w:val="authorsandaffChar"/>
     <w:qFormat/>
     <w:pPr>
-      <w:spacing w:after="120" w:line="240" w:lineRule="auto"/>
+      <w:spacing w:lineRule="auto" w:line="240" w:before="0" w:after="120"/>
     </w:pPr>
+    <w:rPr/>
   </w:style>
-  <w:style w:type="paragraph" w:customStyle="1" w:styleId="Comment">
+  <w:style w:type="paragraph" w:styleId="Comment" w:customStyle="1">
     <w:name w:val="Comment"/>
     <w:basedOn w:val="Normal"/>
     <w:qFormat/>
     <w:pPr>
-      <w:spacing w:before="56" w:after="0" w:line="240" w:lineRule="auto"/>
-      <w:ind w:left="57" w:right="57" w:firstLine="0"/>
+      <w:spacing w:lineRule="auto" w:line="240" w:before="56" w:after="0"/>
+      <w:ind w:hanging="0" w:start="57" w:end="57"/>
     </w:pPr>
     <w:rPr>
       <w:sz w:val="20"/>
       <w:szCs w:val="20"/>
     </w:rPr>
   </w:style>
-  <w:style w:type="paragraph" w:customStyle="1" w:styleId="Bibliography1">
+  <w:style w:type="paragraph" w:styleId="Bibliography1" w:customStyle="1">
     <w:name w:val="Bibliography 1"/>
     <w:basedOn w:val="Index"/>
     <w:qFormat/>
     <w:pPr>
       <w:tabs>
-        <w:tab w:val="right" w:leader="dot" w:pos="9360"/>
+        <w:tab w:val="clear" w:pos="720"/>
+        <w:tab w:val="right" w:pos="9360" w:leader="dot"/>
       </w:tabs>
-      <w:ind w:firstLine="0"/>
+      <w:ind w:hanging="0"/>
     </w:pPr>
+    <w:rPr/>
   </w:style>
   <w:style w:type="paragraph" w:styleId="NormalWeb">
     <w:name w:val="Normal (Web)"/>
@@ -5616,13 +6107,36 @@
     <w:semiHidden/>
     <w:unhideWhenUsed/>
     <w:qFormat/>
-    <w:rsid w:val="00D20570"/>
+    <w:rsid w:val="00d20570"/>
+    <w:pPr/>
+    <w:rPr/>
+  </w:style>
+  <w:style w:type="numbering" w:styleId="NoList" w:default="1">
+    <w:name w:val="No List"/>
+    <w:uiPriority w:val="99"/>
+    <w:semiHidden/>
+    <w:unhideWhenUsed/>
+    <w:qFormat/>
+  </w:style>
+  <w:style w:type="table" w:default="1" w:styleId="TableNormal">
+    <w:name w:val="Normal Table"/>
+    <w:uiPriority w:val="99"/>
+    <w:semiHidden/>
+    <w:unhideWhenUsed/>
+    <w:tblPr>
+      <w:tblCellMar>
+        <w:top w:w="0" w:type="dxa"/>
+        <w:left w:w="108" w:type="dxa"/>
+        <w:bottom w:w="0" w:type="dxa"/>
+        <w:right w:w="108" w:type="dxa"/>
+      </w:tblCellMar>
+    </w:tblPr>
   </w:style>
 </w:styles>
 </file>
 
 <file path=word/theme/theme1.xml><?xml version="1.0" encoding="utf-8"?>
-<a:theme xmlns:a="http://schemas.openxmlformats.org/drawingml/2006/main" name="Office Theme">
+<a:theme xmlns:a="http://schemas.openxmlformats.org/drawingml/2006/main" xmlns:r="http://schemas.openxmlformats.org/officeDocument/2006/relationships" name="Office Theme">
   <a:themeElements>
     <a:clrScheme name="Office">
       <a:dk1>
@@ -5664,14 +6178,14 @@
     </a:clrScheme>
     <a:fontScheme name="Office">
       <a:majorFont>
-        <a:latin typeface="Arial"/>
-        <a:ea typeface="黑体"/>
-        <a:cs typeface="DejaVu Sans"/>
+        <a:latin typeface="Arial" pitchFamily="0" charset="1"/>
+        <a:ea typeface="黑体" pitchFamily="0" charset="1"/>
+        <a:cs typeface="DejaVu Sans" pitchFamily="0" charset="1"/>
       </a:majorFont>
       <a:minorFont>
-        <a:latin typeface="Arial"/>
-        <a:ea typeface="宋体"/>
-        <a:cs typeface="DejaVu Sans"/>
+        <a:latin typeface="Arial" pitchFamily="0" charset="1"/>
+        <a:ea typeface="宋体" pitchFamily="0" charset="1"/>
+        <a:cs typeface="DejaVu Sans" pitchFamily="0" charset="1"/>
       </a:minorFont>
     </a:fontScheme>
     <a:fmtScheme>
@@ -5724,7 +6238,5 @@
       </a:bgFillStyleLst>
     </a:fmtScheme>
   </a:themeElements>
-  <a:objectDefaults/>
-  <a:extraClrSchemeLst/>
 </a:theme>
 </file>